--- a/Interview Preparation/Algoquant Fintech Preparation.docx
+++ b/Interview Preparation/Algoquant Fintech Preparation.docx
@@ -13,7 +13,6 @@
           <w:lang w:val="en-US"/>
         </w:rPr>
       </w:pPr>
-      <w:proofErr w:type="spellStart"/>
       <w:r>
         <w:rPr>
           <w:b/>
@@ -22,10 +21,1751 @@
           <w:szCs w:val="36"/>
           <w:lang w:val="en-US"/>
         </w:rPr>
-        <w:t>Algoquant</w:t>
-      </w:r>
-      <w:proofErr w:type="spellEnd"/>
-      <w:r>
+        <w:t>Algoquant Fintech Preparation</w:t>
+      </w:r>
+    </w:p>
+    <w:p>
+      <w:pPr>
+        <w:spacing w:after="0" w:line="20" w:lineRule="atLeast"/>
+        <w:rPr>
+          <w:b/>
+          <w:bCs/>
+          <w:sz w:val="28"/>
+          <w:szCs w:val="28"/>
+        </w:rPr>
+      </w:pPr>
+      <w:r>
+        <w:rPr>
+          <w:rFonts w:ascii="Segoe UI Emoji" w:hAnsi="Segoe UI Emoji" w:cs="Segoe UI Emoji"/>
+          <w:sz w:val="28"/>
+          <w:szCs w:val="28"/>
+        </w:rPr>
+        <w:t>🔹</w:t>
+      </w:r>
+      <w:r>
+        <w:rPr>
+          <w:b/>
+          <w:bCs/>
+          <w:sz w:val="28"/>
+          <w:szCs w:val="28"/>
+        </w:rPr>
+        <w:t xml:space="preserve"> 1. Software Engineer (C++) Role</w:t>
+      </w:r>
+    </w:p>
+    <w:p>
+      <w:pPr>
+        <w:spacing w:after="0" w:line="20" w:lineRule="atLeast"/>
+        <w:rPr>
+          <w:b/>
+          <w:bCs/>
+          <w:sz w:val="22"/>
+          <w:szCs w:val="22"/>
+        </w:rPr>
+      </w:pPr>
+      <w:r>
+        <w:rPr>
+          <w:b/>
+          <w:bCs/>
+          <w:sz w:val="22"/>
+          <w:szCs w:val="22"/>
+        </w:rPr>
+        <w:t>Q1. Explain differences between std::vector and std::list. Which one is better for low-latency trading systems?</w:t>
+      </w:r>
+    </w:p>
+    <w:p>
+      <w:pPr>
+        <w:spacing w:after="0" w:line="20" w:lineRule="atLeast"/>
+        <w:rPr>
+          <w:sz w:val="22"/>
+          <w:szCs w:val="22"/>
+        </w:rPr>
+      </w:pPr>
+      <w:r>
+        <w:rPr>
+          <w:sz w:val="22"/>
+          <w:szCs w:val="22"/>
+        </w:rPr>
+        <w:t>Answer:</w:t>
+      </w:r>
+    </w:p>
+    <w:p>
+      <w:pPr>
+        <w:numPr>
+          <w:ilvl w:val="0"/>
+          <w:numId w:val="1"/>
+        </w:numPr>
+        <w:spacing w:after="0" w:line="20" w:lineRule="atLeast"/>
+        <w:rPr>
+          <w:sz w:val="22"/>
+          <w:szCs w:val="22"/>
+        </w:rPr>
+      </w:pPr>
+      <w:r>
+        <w:rPr>
+          <w:sz w:val="22"/>
+          <w:szCs w:val="22"/>
+        </w:rPr>
+        <w:t>std::vector → contiguous memory, O(1) random access, good cache locality, but costly insert/delete in middle.</w:t>
+      </w:r>
+    </w:p>
+    <w:p>
+      <w:pPr>
+        <w:numPr>
+          <w:ilvl w:val="0"/>
+          <w:numId w:val="1"/>
+        </w:numPr>
+        <w:spacing w:after="0" w:line="20" w:lineRule="atLeast"/>
+        <w:rPr>
+          <w:sz w:val="22"/>
+          <w:szCs w:val="22"/>
+        </w:rPr>
+      </w:pPr>
+      <w:r>
+        <w:rPr>
+          <w:sz w:val="22"/>
+          <w:szCs w:val="22"/>
+        </w:rPr>
+        <w:t>std::list → non-contiguous memory, O(1) insert/delete anywhere, but poor cache locality, high memory overhead.</w:t>
+      </w:r>
+    </w:p>
+    <w:p>
+      <w:pPr>
+        <w:numPr>
+          <w:ilvl w:val="0"/>
+          <w:numId w:val="1"/>
+        </w:numPr>
+        <w:spacing w:after="0" w:line="20" w:lineRule="atLeast"/>
+        <w:rPr>
+          <w:sz w:val="22"/>
+          <w:szCs w:val="22"/>
+        </w:rPr>
+      </w:pPr>
+      <w:r>
+        <w:rPr>
+          <w:sz w:val="22"/>
+          <w:szCs w:val="22"/>
+        </w:rPr>
+        <w:t>In low-latency trading, cache efficiency is critical → std::vector is usually preferred unless frequent inserts/deletes are unavoidable.</w:t>
+      </w:r>
+    </w:p>
+    <w:p>
+      <w:pPr>
+        <w:spacing w:after="0" w:line="20" w:lineRule="atLeast"/>
+        <w:ind w:left="720"/>
+        <w:rPr>
+          <w:sz w:val="22"/>
+          <w:szCs w:val="22"/>
+        </w:rPr>
+      </w:pPr>
+    </w:p>
+    <w:p>
+      <w:pPr>
+        <w:spacing w:after="0" w:line="20" w:lineRule="atLeast"/>
+        <w:rPr>
+          <w:b/>
+          <w:bCs/>
+          <w:sz w:val="22"/>
+          <w:szCs w:val="22"/>
+        </w:rPr>
+      </w:pPr>
+      <w:r>
+        <w:rPr>
+          <w:b/>
+          <w:bCs/>
+          <w:sz w:val="22"/>
+          <w:szCs w:val="22"/>
+        </w:rPr>
+        <w:t xml:space="preserve">Q2. </w:t>
+      </w:r>
+      <w:r>
+        <w:rPr>
+          <w:b/>
+          <w:bCs/>
+          <w:sz w:val="22"/>
+          <w:szCs w:val="22"/>
+        </w:rPr>
+        <w:t>How would you design an ultra-low-latency order book in C++?</w:t>
+      </w:r>
+    </w:p>
+    <w:p>
+      <w:pPr>
+        <w:numPr>
+          <w:ilvl w:val="0"/>
+          <w:numId w:val="2"/>
+        </w:numPr>
+        <w:spacing w:after="0" w:line="20" w:lineRule="atLeast"/>
+        <w:rPr>
+          <w:sz w:val="22"/>
+          <w:szCs w:val="22"/>
+        </w:rPr>
+      </w:pPr>
+      <w:r>
+        <w:rPr>
+          <w:sz w:val="22"/>
+          <w:szCs w:val="22"/>
+        </w:rPr>
+        <w:t>Use lock-free data structures (e.g., circular buffers).</w:t>
+      </w:r>
+    </w:p>
+    <w:p>
+      <w:pPr>
+        <w:numPr>
+          <w:ilvl w:val="0"/>
+          <w:numId w:val="2"/>
+        </w:numPr>
+        <w:spacing w:after="0" w:line="20" w:lineRule="atLeast"/>
+        <w:rPr>
+          <w:sz w:val="22"/>
+          <w:szCs w:val="22"/>
+        </w:rPr>
+      </w:pPr>
+      <w:r>
+        <w:rPr>
+          <w:sz w:val="22"/>
+          <w:szCs w:val="22"/>
+        </w:rPr>
+        <w:t>Minimize heap allocations → use memory pools / custom allocators.</w:t>
+      </w:r>
+    </w:p>
+    <w:p>
+      <w:pPr>
+        <w:numPr>
+          <w:ilvl w:val="0"/>
+          <w:numId w:val="2"/>
+        </w:numPr>
+        <w:spacing w:after="0" w:line="20" w:lineRule="atLeast"/>
+        <w:rPr>
+          <w:sz w:val="22"/>
+          <w:szCs w:val="22"/>
+        </w:rPr>
+      </w:pPr>
+      <w:r>
+        <w:rPr>
+          <w:sz w:val="22"/>
+          <w:szCs w:val="22"/>
+        </w:rPr>
+        <w:t>Use struct of arrays (SoA) instead of array of structs (AoS) for better SIMD/cache performance.</w:t>
+      </w:r>
+    </w:p>
+    <w:p>
+      <w:pPr>
+        <w:numPr>
+          <w:ilvl w:val="0"/>
+          <w:numId w:val="2"/>
+        </w:numPr>
+        <w:spacing w:after="0" w:line="20" w:lineRule="atLeast"/>
+        <w:rPr>
+          <w:sz w:val="22"/>
+          <w:szCs w:val="22"/>
+        </w:rPr>
+      </w:pPr>
+      <w:r>
+        <w:rPr>
+          <w:sz w:val="22"/>
+          <w:szCs w:val="22"/>
+        </w:rPr>
+        <w:t>Pre-allocate space for orders to avoid malloc/new.</w:t>
+      </w:r>
+    </w:p>
+    <w:p>
+      <w:pPr>
+        <w:numPr>
+          <w:ilvl w:val="0"/>
+          <w:numId w:val="2"/>
+        </w:numPr>
+        <w:spacing w:after="0" w:line="20" w:lineRule="atLeast"/>
+        <w:rPr>
+          <w:sz w:val="22"/>
+          <w:szCs w:val="22"/>
+        </w:rPr>
+      </w:pPr>
+      <w:r>
+        <w:rPr>
+          <w:sz w:val="22"/>
+          <w:szCs w:val="22"/>
+        </w:rPr>
+        <w:t>Use fixed precision integers for prices/quantities (instead of floating point).</w:t>
+      </w:r>
+    </w:p>
+    <w:p>
+      <w:pPr>
+        <w:spacing w:after="0" w:line="20" w:lineRule="atLeast"/>
+        <w:ind w:left="720"/>
+        <w:rPr>
+          <w:sz w:val="22"/>
+          <w:szCs w:val="22"/>
+        </w:rPr>
+      </w:pPr>
+    </w:p>
+    <w:p>
+      <w:pPr>
+        <w:spacing w:after="0" w:line="20" w:lineRule="atLeast"/>
+        <w:rPr>
+          <w:b/>
+          <w:bCs/>
+          <w:sz w:val="22"/>
+          <w:szCs w:val="22"/>
+        </w:rPr>
+      </w:pPr>
+      <w:r>
+        <w:rPr>
+          <w:b/>
+          <w:bCs/>
+          <w:sz w:val="22"/>
+          <w:szCs w:val="22"/>
+        </w:rPr>
+        <w:t>Q3</w:t>
+      </w:r>
+      <w:r>
+        <w:rPr>
+          <w:b/>
+          <w:bCs/>
+          <w:sz w:val="22"/>
+          <w:szCs w:val="22"/>
+        </w:rPr>
+        <w:t>. What are common causes of latency in C++ programs and how do you reduce them?</w:t>
+      </w:r>
+    </w:p>
+    <w:p>
+      <w:pPr>
+        <w:numPr>
+          <w:ilvl w:val="0"/>
+          <w:numId w:val="3"/>
+        </w:numPr>
+        <w:spacing w:after="0" w:line="20" w:lineRule="atLeast"/>
+        <w:rPr>
+          <w:sz w:val="22"/>
+          <w:szCs w:val="22"/>
+        </w:rPr>
+      </w:pPr>
+      <w:r>
+        <w:rPr>
+          <w:sz w:val="22"/>
+          <w:szCs w:val="22"/>
+        </w:rPr>
+        <w:t>Cache misses → Use cache-friendly structures.</w:t>
+      </w:r>
+    </w:p>
+    <w:p>
+      <w:pPr>
+        <w:numPr>
+          <w:ilvl w:val="0"/>
+          <w:numId w:val="3"/>
+        </w:numPr>
+        <w:spacing w:after="0" w:line="20" w:lineRule="atLeast"/>
+        <w:rPr>
+          <w:sz w:val="22"/>
+          <w:szCs w:val="22"/>
+        </w:rPr>
+      </w:pPr>
+      <w:r>
+        <w:rPr>
+          <w:sz w:val="22"/>
+          <w:szCs w:val="22"/>
+        </w:rPr>
+        <w:t>Branch misprediction → Avoid deep branching, use bitwise ops.</w:t>
+      </w:r>
+    </w:p>
+    <w:p>
+      <w:pPr>
+        <w:numPr>
+          <w:ilvl w:val="0"/>
+          <w:numId w:val="3"/>
+        </w:numPr>
+        <w:spacing w:after="0" w:line="20" w:lineRule="atLeast"/>
+        <w:rPr>
+          <w:sz w:val="22"/>
+          <w:szCs w:val="22"/>
+        </w:rPr>
+      </w:pPr>
+      <w:r>
+        <w:rPr>
+          <w:sz w:val="22"/>
+          <w:szCs w:val="22"/>
+        </w:rPr>
+        <w:t>Lock contention → Prefer lock-free algorithms.</w:t>
+      </w:r>
+    </w:p>
+    <w:p>
+      <w:pPr>
+        <w:numPr>
+          <w:ilvl w:val="0"/>
+          <w:numId w:val="3"/>
+        </w:numPr>
+        <w:spacing w:after="0" w:line="20" w:lineRule="atLeast"/>
+        <w:rPr>
+          <w:sz w:val="22"/>
+          <w:szCs w:val="22"/>
+        </w:rPr>
+      </w:pPr>
+      <w:r>
+        <w:rPr>
+          <w:sz w:val="22"/>
+          <w:szCs w:val="22"/>
+        </w:rPr>
+        <w:t>Memory allocations → Use object pools.</w:t>
+      </w:r>
+    </w:p>
+    <w:p>
+      <w:pPr>
+        <w:numPr>
+          <w:ilvl w:val="0"/>
+          <w:numId w:val="3"/>
+        </w:numPr>
+        <w:spacing w:after="0" w:line="20" w:lineRule="atLeast"/>
+        <w:rPr>
+          <w:sz w:val="22"/>
+          <w:szCs w:val="22"/>
+        </w:rPr>
+      </w:pPr>
+      <w:r>
+        <w:rPr>
+          <w:sz w:val="22"/>
+          <w:szCs w:val="22"/>
+        </w:rPr>
+        <w:t>System calls → Avoid in hot paths.</w:t>
+      </w:r>
+    </w:p>
+    <w:p>
+      <w:pPr>
+        <w:spacing w:after="0" w:line="20" w:lineRule="atLeast"/>
+        <w:ind w:left="720"/>
+        <w:rPr>
+          <w:sz w:val="22"/>
+          <w:szCs w:val="22"/>
+        </w:rPr>
+      </w:pPr>
+    </w:p>
+    <w:p>
+      <w:pPr>
+        <w:spacing w:after="0" w:line="20" w:lineRule="atLeast"/>
+        <w:rPr>
+          <w:b/>
+          <w:bCs/>
+          <w:sz w:val="22"/>
+          <w:szCs w:val="22"/>
+        </w:rPr>
+      </w:pPr>
+      <w:r>
+        <w:rPr>
+          <w:b/>
+          <w:bCs/>
+          <w:sz w:val="22"/>
+          <w:szCs w:val="22"/>
+        </w:rPr>
+        <w:t xml:space="preserve">Q 4. </w:t>
+      </w:r>
+      <w:r>
+        <w:rPr>
+          <w:b/>
+          <w:bCs/>
+          <w:sz w:val="22"/>
+          <w:szCs w:val="22"/>
+        </w:rPr>
+        <w:t>How do you handle concurrency in C++ (low latency)?</w:t>
+      </w:r>
+    </w:p>
+    <w:p>
+      <w:pPr>
+        <w:numPr>
+          <w:ilvl w:val="0"/>
+          <w:numId w:val="4"/>
+        </w:numPr>
+        <w:spacing w:after="0" w:line="20" w:lineRule="atLeast"/>
+        <w:rPr>
+          <w:sz w:val="22"/>
+          <w:szCs w:val="22"/>
+        </w:rPr>
+      </w:pPr>
+      <w:r>
+        <w:rPr>
+          <w:sz w:val="22"/>
+          <w:szCs w:val="22"/>
+        </w:rPr>
+        <w:t>Use lock-free queues (boost::lockfree::queue, folly::MPMCQueue).</w:t>
+      </w:r>
+    </w:p>
+    <w:p>
+      <w:pPr>
+        <w:numPr>
+          <w:ilvl w:val="0"/>
+          <w:numId w:val="4"/>
+        </w:numPr>
+        <w:spacing w:after="0" w:line="20" w:lineRule="atLeast"/>
+        <w:rPr>
+          <w:sz w:val="22"/>
+          <w:szCs w:val="22"/>
+        </w:rPr>
+      </w:pPr>
+      <w:r>
+        <w:rPr>
+          <w:sz w:val="22"/>
+          <w:szCs w:val="22"/>
+        </w:rPr>
+        <w:t>Use atomic operations with memory orderings.</w:t>
+      </w:r>
+    </w:p>
+    <w:p>
+      <w:pPr>
+        <w:numPr>
+          <w:ilvl w:val="0"/>
+          <w:numId w:val="4"/>
+        </w:numPr>
+        <w:spacing w:after="0" w:line="20" w:lineRule="atLeast"/>
+        <w:rPr>
+          <w:sz w:val="22"/>
+          <w:szCs w:val="22"/>
+        </w:rPr>
+      </w:pPr>
+      <w:r>
+        <w:rPr>
+          <w:sz w:val="22"/>
+          <w:szCs w:val="22"/>
+        </w:rPr>
+        <w:t>NUMA-awareness: bind threads to specific cores.</w:t>
+      </w:r>
+    </w:p>
+    <w:p>
+      <w:pPr>
+        <w:numPr>
+          <w:ilvl w:val="0"/>
+          <w:numId w:val="4"/>
+        </w:numPr>
+        <w:spacing w:after="0" w:line="20" w:lineRule="atLeast"/>
+        <w:rPr>
+          <w:sz w:val="22"/>
+          <w:szCs w:val="22"/>
+        </w:rPr>
+      </w:pPr>
+      <w:r>
+        <w:rPr>
+          <w:sz w:val="22"/>
+          <w:szCs w:val="22"/>
+        </w:rPr>
+        <w:t>Avoid mutex in latency-sensitive paths.</w:t>
+      </w:r>
+    </w:p>
+    <w:p>
+      <w:pPr>
+        <w:spacing w:after="0" w:line="20" w:lineRule="atLeast"/>
+        <w:ind w:left="720"/>
+        <w:rPr>
+          <w:sz w:val="22"/>
+          <w:szCs w:val="22"/>
+        </w:rPr>
+      </w:pPr>
+    </w:p>
+    <w:p>
+      <w:pPr>
+        <w:spacing w:after="0" w:line="20" w:lineRule="atLeast"/>
+        <w:ind w:left="720"/>
+        <w:rPr>
+          <w:sz w:val="22"/>
+          <w:szCs w:val="22"/>
+        </w:rPr>
+      </w:pPr>
+    </w:p>
+    <w:p>
+      <w:pPr>
+        <w:spacing w:after="0" w:line="20" w:lineRule="atLeast"/>
+        <w:rPr>
+          <w:b/>
+          <w:bCs/>
+          <w:sz w:val="28"/>
+          <w:szCs w:val="28"/>
+        </w:rPr>
+      </w:pPr>
+      <w:r>
+        <w:rPr>
+          <w:rFonts w:ascii="Segoe UI Emoji" w:hAnsi="Segoe UI Emoji" w:cs="Segoe UI Emoji"/>
+          <w:sz w:val="28"/>
+          <w:szCs w:val="28"/>
+        </w:rPr>
+        <w:t>🔹</w:t>
+      </w:r>
+      <w:r>
+        <w:rPr>
+          <w:b/>
+          <w:bCs/>
+          <w:sz w:val="28"/>
+          <w:szCs w:val="28"/>
+        </w:rPr>
+        <w:t xml:space="preserve"> </w:t>
+      </w:r>
+      <w:r>
+        <w:rPr>
+          <w:b/>
+          <w:bCs/>
+          <w:sz w:val="28"/>
+          <w:szCs w:val="28"/>
+        </w:rPr>
+        <w:t>2</w:t>
+      </w:r>
+      <w:r>
+        <w:rPr>
+          <w:b/>
+          <w:bCs/>
+          <w:sz w:val="28"/>
+          <w:szCs w:val="28"/>
+        </w:rPr>
+        <w:t>. DevOps Engineer Role</w:t>
+      </w:r>
+    </w:p>
+    <w:p>
+      <w:pPr>
+        <w:spacing w:after="0" w:line="20" w:lineRule="atLeast"/>
+        <w:rPr>
+          <w:b/>
+          <w:bCs/>
+          <w:sz w:val="28"/>
+          <w:szCs w:val="28"/>
+        </w:rPr>
+      </w:pPr>
+    </w:p>
+    <w:p>
+      <w:pPr>
+        <w:spacing w:after="0" w:line="20" w:lineRule="atLeast"/>
+        <w:rPr>
+          <w:b/>
+          <w:bCs/>
+          <w:sz w:val="22"/>
+          <w:szCs w:val="22"/>
+        </w:rPr>
+      </w:pPr>
+      <w:r>
+        <w:rPr>
+          <w:b/>
+          <w:bCs/>
+          <w:sz w:val="22"/>
+          <w:szCs w:val="22"/>
+        </w:rPr>
+        <w:t>Q1. How do you optimize Linux for low latency trading?</w:t>
+      </w:r>
+    </w:p>
+    <w:p>
+      <w:pPr>
+        <w:numPr>
+          <w:ilvl w:val="0"/>
+          <w:numId w:val="5"/>
+        </w:numPr>
+        <w:spacing w:after="0" w:line="20" w:lineRule="atLeast"/>
+        <w:rPr>
+          <w:sz w:val="22"/>
+          <w:szCs w:val="22"/>
+        </w:rPr>
+      </w:pPr>
+      <w:r>
+        <w:rPr>
+          <w:sz w:val="22"/>
+          <w:szCs w:val="22"/>
+        </w:rPr>
+        <w:t>Disable C-states/P-states, turbo boost to keep CPU clocks stable.</w:t>
+      </w:r>
+    </w:p>
+    <w:p>
+      <w:pPr>
+        <w:numPr>
+          <w:ilvl w:val="0"/>
+          <w:numId w:val="5"/>
+        </w:numPr>
+        <w:spacing w:after="0" w:line="20" w:lineRule="atLeast"/>
+        <w:rPr>
+          <w:sz w:val="22"/>
+          <w:szCs w:val="22"/>
+        </w:rPr>
+      </w:pPr>
+      <w:r>
+        <w:rPr>
+          <w:sz w:val="22"/>
+          <w:szCs w:val="22"/>
+        </w:rPr>
+        <w:t>Use CPU pinning to dedicate cores to specific threads.</w:t>
+      </w:r>
+    </w:p>
+    <w:p>
+      <w:pPr>
+        <w:numPr>
+          <w:ilvl w:val="0"/>
+          <w:numId w:val="5"/>
+        </w:numPr>
+        <w:spacing w:after="0" w:line="20" w:lineRule="atLeast"/>
+        <w:rPr>
+          <w:sz w:val="22"/>
+          <w:szCs w:val="22"/>
+        </w:rPr>
+      </w:pPr>
+      <w:r>
+        <w:rPr>
+          <w:sz w:val="22"/>
+          <w:szCs w:val="22"/>
+        </w:rPr>
+        <w:t>Enable hugepages for large memory blocks.</w:t>
+      </w:r>
+    </w:p>
+    <w:p>
+      <w:pPr>
+        <w:numPr>
+          <w:ilvl w:val="0"/>
+          <w:numId w:val="5"/>
+        </w:numPr>
+        <w:spacing w:after="0" w:line="20" w:lineRule="atLeast"/>
+        <w:rPr>
+          <w:sz w:val="22"/>
+          <w:szCs w:val="22"/>
+        </w:rPr>
+      </w:pPr>
+      <w:r>
+        <w:rPr>
+          <w:sz w:val="22"/>
+          <w:szCs w:val="22"/>
+        </w:rPr>
+        <w:t>Use kernel bypass networking (e.g., DPDK, Solarflare Onload).</w:t>
+      </w:r>
+    </w:p>
+    <w:p>
+      <w:pPr>
+        <w:numPr>
+          <w:ilvl w:val="0"/>
+          <w:numId w:val="5"/>
+        </w:numPr>
+        <w:spacing w:after="0" w:line="20" w:lineRule="atLeast"/>
+        <w:rPr>
+          <w:sz w:val="22"/>
+          <w:szCs w:val="22"/>
+        </w:rPr>
+      </w:pPr>
+      <w:r>
+        <w:rPr>
+          <w:sz w:val="22"/>
+          <w:szCs w:val="22"/>
+        </w:rPr>
+        <w:t>Disable hyperthreading if causing jitter.</w:t>
+      </w:r>
+    </w:p>
+    <w:p>
+      <w:pPr>
+        <w:numPr>
+          <w:ilvl w:val="0"/>
+          <w:numId w:val="5"/>
+        </w:numPr>
+        <w:spacing w:after="0" w:line="20" w:lineRule="atLeast"/>
+        <w:rPr>
+          <w:sz w:val="22"/>
+          <w:szCs w:val="22"/>
+        </w:rPr>
+      </w:pPr>
+      <w:r>
+        <w:rPr>
+          <w:sz w:val="22"/>
+          <w:szCs w:val="22"/>
+        </w:rPr>
+        <w:t>Tune NIC IRQ affinity.</w:t>
+      </w:r>
+    </w:p>
+    <w:p>
+      <w:pPr>
+        <w:spacing w:after="0" w:line="20" w:lineRule="atLeast"/>
+        <w:ind w:left="720"/>
+        <w:rPr>
+          <w:sz w:val="22"/>
+          <w:szCs w:val="22"/>
+        </w:rPr>
+      </w:pPr>
+    </w:p>
+    <w:p>
+      <w:pPr>
+        <w:spacing w:after="0" w:line="20" w:lineRule="atLeast"/>
+        <w:rPr>
+          <w:b/>
+          <w:bCs/>
+          <w:sz w:val="22"/>
+          <w:szCs w:val="22"/>
+        </w:rPr>
+      </w:pPr>
+      <w:r>
+        <w:rPr>
+          <w:b/>
+          <w:bCs/>
+          <w:sz w:val="22"/>
+          <w:szCs w:val="22"/>
+        </w:rPr>
+        <w:t xml:space="preserve">Q2. </w:t>
+      </w:r>
+      <w:r>
+        <w:rPr>
+          <w:b/>
+          <w:bCs/>
+          <w:sz w:val="22"/>
+          <w:szCs w:val="22"/>
+        </w:rPr>
+        <w:t>How do you monitor a low-latency trading system?</w:t>
+      </w:r>
+    </w:p>
+    <w:p>
+      <w:pPr>
+        <w:numPr>
+          <w:ilvl w:val="0"/>
+          <w:numId w:val="6"/>
+        </w:numPr>
+        <w:spacing w:after="0" w:line="20" w:lineRule="atLeast"/>
+        <w:rPr>
+          <w:sz w:val="22"/>
+          <w:szCs w:val="22"/>
+        </w:rPr>
+      </w:pPr>
+      <w:r>
+        <w:rPr>
+          <w:sz w:val="22"/>
+          <w:szCs w:val="22"/>
+        </w:rPr>
+        <w:t>Use Prometheus/Grafana for metrics.</w:t>
+      </w:r>
+    </w:p>
+    <w:p>
+      <w:pPr>
+        <w:numPr>
+          <w:ilvl w:val="0"/>
+          <w:numId w:val="6"/>
+        </w:numPr>
+        <w:spacing w:after="0" w:line="20" w:lineRule="atLeast"/>
+        <w:rPr>
+          <w:sz w:val="22"/>
+          <w:szCs w:val="22"/>
+        </w:rPr>
+      </w:pPr>
+      <w:r>
+        <w:rPr>
+          <w:sz w:val="22"/>
+          <w:szCs w:val="22"/>
+        </w:rPr>
+        <w:t>Lightweight custom logging (async, lock-free).</w:t>
+      </w:r>
+    </w:p>
+    <w:p>
+      <w:pPr>
+        <w:numPr>
+          <w:ilvl w:val="0"/>
+          <w:numId w:val="6"/>
+        </w:numPr>
+        <w:spacing w:after="0" w:line="20" w:lineRule="atLeast"/>
+        <w:rPr>
+          <w:sz w:val="22"/>
+          <w:szCs w:val="22"/>
+        </w:rPr>
+      </w:pPr>
+      <w:r>
+        <w:rPr>
+          <w:sz w:val="22"/>
+          <w:szCs w:val="22"/>
+        </w:rPr>
+        <w:t>Latency histograms (p99, p999 latencies).</w:t>
+      </w:r>
+    </w:p>
+    <w:p>
+      <w:pPr>
+        <w:numPr>
+          <w:ilvl w:val="0"/>
+          <w:numId w:val="6"/>
+        </w:numPr>
+        <w:spacing w:after="0" w:line="20" w:lineRule="atLeast"/>
+        <w:rPr>
+          <w:sz w:val="22"/>
+          <w:szCs w:val="22"/>
+        </w:rPr>
+      </w:pPr>
+      <w:r>
+        <w:rPr>
+          <w:sz w:val="22"/>
+          <w:szCs w:val="22"/>
+        </w:rPr>
+        <w:t>Use packet captures for network analysis (tcpdump, Wireshark).</w:t>
+      </w:r>
+    </w:p>
+    <w:p>
+      <w:pPr>
+        <w:numPr>
+          <w:ilvl w:val="0"/>
+          <w:numId w:val="6"/>
+        </w:numPr>
+        <w:spacing w:after="0" w:line="20" w:lineRule="atLeast"/>
+        <w:rPr>
+          <w:sz w:val="22"/>
+          <w:szCs w:val="22"/>
+        </w:rPr>
+      </w:pPr>
+      <w:r>
+        <w:rPr>
+          <w:sz w:val="22"/>
+          <w:szCs w:val="22"/>
+        </w:rPr>
+        <w:t>Zabbix for infrastructure health.</w:t>
+      </w:r>
+    </w:p>
+    <w:p>
+      <w:pPr>
+        <w:spacing w:after="0" w:line="20" w:lineRule="atLeast"/>
+        <w:ind w:left="720"/>
+        <w:rPr>
+          <w:sz w:val="22"/>
+          <w:szCs w:val="22"/>
+        </w:rPr>
+      </w:pPr>
+    </w:p>
+    <w:p>
+      <w:pPr>
+        <w:spacing w:after="0" w:line="20" w:lineRule="atLeast"/>
+        <w:rPr>
+          <w:b/>
+          <w:bCs/>
+          <w:sz w:val="22"/>
+          <w:szCs w:val="22"/>
+        </w:rPr>
+      </w:pPr>
+      <w:r>
+        <w:rPr>
+          <w:b/>
+          <w:bCs/>
+          <w:sz w:val="22"/>
+          <w:szCs w:val="22"/>
+        </w:rPr>
+        <w:t xml:space="preserve">Q3. </w:t>
+      </w:r>
+      <w:r>
+        <w:rPr>
+          <w:b/>
+          <w:bCs/>
+          <w:sz w:val="22"/>
+          <w:szCs w:val="22"/>
+        </w:rPr>
+        <w:t>CI/CD in HFT environments is tricky — how would you design it?</w:t>
+      </w:r>
+    </w:p>
+    <w:p>
+      <w:pPr>
+        <w:numPr>
+          <w:ilvl w:val="0"/>
+          <w:numId w:val="7"/>
+        </w:numPr>
+        <w:spacing w:after="0" w:line="20" w:lineRule="atLeast"/>
+        <w:rPr>
+          <w:sz w:val="22"/>
+          <w:szCs w:val="22"/>
+        </w:rPr>
+      </w:pPr>
+      <w:r>
+        <w:rPr>
+          <w:sz w:val="22"/>
+          <w:szCs w:val="22"/>
+        </w:rPr>
+        <w:t>Minimal downtime deployment (blue-green or canary release).</w:t>
+      </w:r>
+    </w:p>
+    <w:p>
+      <w:pPr>
+        <w:numPr>
+          <w:ilvl w:val="0"/>
+          <w:numId w:val="7"/>
+        </w:numPr>
+        <w:spacing w:after="0" w:line="20" w:lineRule="atLeast"/>
+        <w:rPr>
+          <w:sz w:val="22"/>
+          <w:szCs w:val="22"/>
+        </w:rPr>
+      </w:pPr>
+      <w:r>
+        <w:rPr>
+          <w:sz w:val="22"/>
+          <w:szCs w:val="22"/>
+        </w:rPr>
+        <w:t>Automated builds with Jenkins/GitLab CI.</w:t>
+      </w:r>
+    </w:p>
+    <w:p>
+      <w:pPr>
+        <w:numPr>
+          <w:ilvl w:val="0"/>
+          <w:numId w:val="7"/>
+        </w:numPr>
+        <w:spacing w:after="0" w:line="20" w:lineRule="atLeast"/>
+        <w:rPr>
+          <w:sz w:val="22"/>
+          <w:szCs w:val="22"/>
+        </w:rPr>
+      </w:pPr>
+      <w:r>
+        <w:rPr>
+          <w:sz w:val="22"/>
+          <w:szCs w:val="22"/>
+        </w:rPr>
+        <w:t>Automated testing with simulation backtests before production rollout.</w:t>
+      </w:r>
+    </w:p>
+    <w:p>
+      <w:pPr>
+        <w:numPr>
+          <w:ilvl w:val="0"/>
+          <w:numId w:val="7"/>
+        </w:numPr>
+        <w:spacing w:after="0" w:line="20" w:lineRule="atLeast"/>
+        <w:rPr>
+          <w:sz w:val="22"/>
+          <w:szCs w:val="22"/>
+        </w:rPr>
+      </w:pPr>
+      <w:r>
+        <w:rPr>
+          <w:sz w:val="22"/>
+          <w:szCs w:val="22"/>
+        </w:rPr>
+        <w:lastRenderedPageBreak/>
+        <w:t>Containerization for non-prod environments, but bare metal for prod (due to latency).</w:t>
+      </w:r>
+    </w:p>
+    <w:p>
+      <w:pPr>
+        <w:spacing w:after="0" w:line="20" w:lineRule="atLeast"/>
+        <w:ind w:left="720"/>
+        <w:rPr>
+          <w:sz w:val="22"/>
+          <w:szCs w:val="22"/>
+        </w:rPr>
+      </w:pPr>
+    </w:p>
+    <w:p>
+      <w:pPr>
+        <w:spacing w:after="0" w:line="20" w:lineRule="atLeast"/>
+        <w:rPr>
+          <w:b/>
+          <w:bCs/>
+          <w:sz w:val="28"/>
+          <w:szCs w:val="28"/>
+        </w:rPr>
+      </w:pPr>
+      <w:r>
+        <w:rPr>
+          <w:rFonts w:ascii="Segoe UI Emoji" w:hAnsi="Segoe UI Emoji" w:cs="Segoe UI Emoji"/>
+          <w:b/>
+          <w:bCs/>
+          <w:sz w:val="28"/>
+          <w:szCs w:val="28"/>
+        </w:rPr>
+        <w:t>🔹</w:t>
+      </w:r>
+      <w:r>
+        <w:rPr>
+          <w:b/>
+          <w:bCs/>
+          <w:sz w:val="28"/>
+          <w:szCs w:val="28"/>
+        </w:rPr>
+        <w:t xml:space="preserve"> 3. Quant Developer Intern Role</w:t>
+      </w:r>
+    </w:p>
+    <w:p>
+      <w:pPr>
+        <w:spacing w:after="0" w:line="20" w:lineRule="atLeast"/>
+        <w:rPr>
+          <w:b/>
+          <w:bCs/>
+          <w:sz w:val="22"/>
+          <w:szCs w:val="22"/>
+        </w:rPr>
+      </w:pPr>
+      <w:r>
+        <w:rPr>
+          <w:b/>
+          <w:bCs/>
+          <w:sz w:val="22"/>
+          <w:szCs w:val="22"/>
+        </w:rPr>
+        <w:t>Q1. Explain what backtesting is and why it can be misleading.</w:t>
+      </w:r>
+    </w:p>
+    <w:p>
+      <w:pPr>
+        <w:numPr>
+          <w:ilvl w:val="0"/>
+          <w:numId w:val="8"/>
+        </w:numPr>
+        <w:spacing w:after="0" w:line="20" w:lineRule="atLeast"/>
+        <w:rPr>
+          <w:sz w:val="22"/>
+          <w:szCs w:val="22"/>
+        </w:rPr>
+      </w:pPr>
+      <w:r>
+        <w:rPr>
+          <w:sz w:val="22"/>
+          <w:szCs w:val="22"/>
+        </w:rPr>
+        <w:t>Backtesting → testing strategy on historical data.</w:t>
+      </w:r>
+    </w:p>
+    <w:p>
+      <w:pPr>
+        <w:numPr>
+          <w:ilvl w:val="0"/>
+          <w:numId w:val="8"/>
+        </w:numPr>
+        <w:spacing w:after="0" w:line="20" w:lineRule="atLeast"/>
+        <w:rPr>
+          <w:sz w:val="22"/>
+          <w:szCs w:val="22"/>
+        </w:rPr>
+      </w:pPr>
+      <w:r>
+        <w:rPr>
+          <w:sz w:val="22"/>
+          <w:szCs w:val="22"/>
+        </w:rPr>
+        <w:t>Issues:</w:t>
+      </w:r>
+    </w:p>
+    <w:p>
+      <w:pPr>
+        <w:numPr>
+          <w:ilvl w:val="1"/>
+          <w:numId w:val="8"/>
+        </w:numPr>
+        <w:spacing w:after="0" w:line="20" w:lineRule="atLeast"/>
+        <w:rPr>
+          <w:sz w:val="22"/>
+          <w:szCs w:val="22"/>
+        </w:rPr>
+      </w:pPr>
+      <w:r>
+        <w:rPr>
+          <w:sz w:val="22"/>
+          <w:szCs w:val="22"/>
+        </w:rPr>
+        <w:t>Overfitting → model tuned too much on past data.</w:t>
+      </w:r>
+    </w:p>
+    <w:p>
+      <w:pPr>
+        <w:numPr>
+          <w:ilvl w:val="1"/>
+          <w:numId w:val="8"/>
+        </w:numPr>
+        <w:spacing w:after="0" w:line="20" w:lineRule="atLeast"/>
+        <w:rPr>
+          <w:sz w:val="22"/>
+          <w:szCs w:val="22"/>
+        </w:rPr>
+      </w:pPr>
+      <w:r>
+        <w:rPr>
+          <w:sz w:val="22"/>
+          <w:szCs w:val="22"/>
+        </w:rPr>
+        <w:t>Look-ahead bias → using future info unknowingly.</w:t>
+      </w:r>
+    </w:p>
+    <w:p>
+      <w:pPr>
+        <w:numPr>
+          <w:ilvl w:val="1"/>
+          <w:numId w:val="8"/>
+        </w:numPr>
+        <w:spacing w:after="0" w:line="20" w:lineRule="atLeast"/>
+        <w:rPr>
+          <w:sz w:val="22"/>
+          <w:szCs w:val="22"/>
+        </w:rPr>
+      </w:pPr>
+      <w:r>
+        <w:rPr>
+          <w:sz w:val="22"/>
+          <w:szCs w:val="22"/>
+        </w:rPr>
+        <w:t>Survivorship bias → excluding failed stocks.</w:t>
+      </w:r>
+    </w:p>
+    <w:p>
+      <w:pPr>
+        <w:numPr>
+          <w:ilvl w:val="1"/>
+          <w:numId w:val="8"/>
+        </w:numPr>
+        <w:spacing w:after="0" w:line="20" w:lineRule="atLeast"/>
+        <w:rPr>
+          <w:sz w:val="22"/>
+          <w:szCs w:val="22"/>
+        </w:rPr>
+      </w:pPr>
+      <w:r>
+        <w:rPr>
+          <w:sz w:val="22"/>
+          <w:szCs w:val="22"/>
+        </w:rPr>
+        <w:t>Transaction costs/slippage ignored.</w:t>
+      </w:r>
+    </w:p>
+    <w:p>
+      <w:pPr>
+        <w:numPr>
+          <w:ilvl w:val="0"/>
+          <w:numId w:val="8"/>
+        </w:numPr>
+        <w:spacing w:after="0" w:line="20" w:lineRule="atLeast"/>
+        <w:rPr>
+          <w:sz w:val="22"/>
+          <w:szCs w:val="22"/>
+        </w:rPr>
+      </w:pPr>
+      <w:r>
+        <w:rPr>
+          <w:sz w:val="22"/>
+          <w:szCs w:val="22"/>
+        </w:rPr>
+        <w:t>To mitigate → use out-of-sample testing, walk-forward validation, include realistic costs.</w:t>
+      </w:r>
+    </w:p>
+    <w:p>
+      <w:pPr>
+        <w:spacing w:after="0" w:line="20" w:lineRule="atLeast"/>
+        <w:ind w:left="720"/>
+        <w:rPr>
+          <w:sz w:val="22"/>
+          <w:szCs w:val="22"/>
+        </w:rPr>
+      </w:pPr>
+    </w:p>
+    <w:p>
+      <w:pPr>
+        <w:spacing w:after="0" w:line="20" w:lineRule="atLeast"/>
+        <w:rPr>
+          <w:b/>
+          <w:bCs/>
+          <w:sz w:val="22"/>
+          <w:szCs w:val="22"/>
+        </w:rPr>
+      </w:pPr>
+      <w:r>
+        <w:rPr>
+          <w:b/>
+          <w:bCs/>
+          <w:sz w:val="22"/>
+          <w:szCs w:val="22"/>
+        </w:rPr>
+        <w:t>Q2. How do you clean and preprocess financial tick data?</w:t>
+      </w:r>
+    </w:p>
+    <w:p>
+      <w:pPr>
+        <w:numPr>
+          <w:ilvl w:val="0"/>
+          <w:numId w:val="9"/>
+        </w:numPr>
+        <w:spacing w:after="0" w:line="20" w:lineRule="atLeast"/>
+        <w:rPr>
+          <w:sz w:val="22"/>
+          <w:szCs w:val="22"/>
+        </w:rPr>
+      </w:pPr>
+      <w:r>
+        <w:rPr>
+          <w:sz w:val="22"/>
+          <w:szCs w:val="22"/>
+        </w:rPr>
+        <w:t>Remove bad ticks (outliers, erroneous prices).</w:t>
+      </w:r>
+    </w:p>
+    <w:p>
+      <w:pPr>
+        <w:numPr>
+          <w:ilvl w:val="0"/>
+          <w:numId w:val="9"/>
+        </w:numPr>
+        <w:spacing w:after="0" w:line="20" w:lineRule="atLeast"/>
+        <w:rPr>
+          <w:sz w:val="22"/>
+          <w:szCs w:val="22"/>
+        </w:rPr>
+      </w:pPr>
+      <w:r>
+        <w:rPr>
+          <w:sz w:val="22"/>
+          <w:szCs w:val="22"/>
+        </w:rPr>
+        <w:t>Fill missing timestamps with forward fill.</w:t>
+      </w:r>
+    </w:p>
+    <w:p>
+      <w:pPr>
+        <w:numPr>
+          <w:ilvl w:val="0"/>
+          <w:numId w:val="9"/>
+        </w:numPr>
+        <w:spacing w:after="0" w:line="20" w:lineRule="atLeast"/>
+        <w:rPr>
+          <w:sz w:val="22"/>
+          <w:szCs w:val="22"/>
+        </w:rPr>
+      </w:pPr>
+      <w:r>
+        <w:rPr>
+          <w:sz w:val="22"/>
+          <w:szCs w:val="22"/>
+        </w:rPr>
+        <w:t>Adjust for stock splits/dividends.</w:t>
+      </w:r>
+    </w:p>
+    <w:p>
+      <w:pPr>
+        <w:numPr>
+          <w:ilvl w:val="0"/>
+          <w:numId w:val="9"/>
+        </w:numPr>
+        <w:spacing w:after="0" w:line="20" w:lineRule="atLeast"/>
+        <w:rPr>
+          <w:sz w:val="22"/>
+          <w:szCs w:val="22"/>
+        </w:rPr>
+      </w:pPr>
+      <w:r>
+        <w:rPr>
+          <w:sz w:val="22"/>
+          <w:szCs w:val="22"/>
+        </w:rPr>
+        <w:t>Normalize different feeds to consistent schema.</w:t>
+      </w:r>
+    </w:p>
+    <w:p>
+      <w:pPr>
+        <w:numPr>
+          <w:ilvl w:val="0"/>
+          <w:numId w:val="9"/>
+        </w:numPr>
+        <w:spacing w:after="0" w:line="20" w:lineRule="atLeast"/>
+        <w:rPr>
+          <w:sz w:val="22"/>
+          <w:szCs w:val="22"/>
+        </w:rPr>
+      </w:pPr>
+      <w:r>
+        <w:rPr>
+          <w:sz w:val="22"/>
+          <w:szCs w:val="22"/>
+        </w:rPr>
+        <w:t>Sync multiple feeds (equities/futures) using event time alignment.</w:t>
+      </w:r>
+    </w:p>
+    <w:p>
+      <w:pPr>
+        <w:spacing w:after="0" w:line="20" w:lineRule="atLeast"/>
+        <w:ind w:left="720"/>
+        <w:rPr>
+          <w:sz w:val="22"/>
+          <w:szCs w:val="22"/>
+        </w:rPr>
+      </w:pPr>
+    </w:p>
+    <w:p>
+      <w:pPr>
+        <w:spacing w:after="0" w:line="20" w:lineRule="atLeast"/>
+        <w:rPr>
+          <w:b/>
+          <w:bCs/>
+          <w:sz w:val="22"/>
+          <w:szCs w:val="22"/>
+        </w:rPr>
+      </w:pPr>
+      <w:r>
+        <w:rPr>
+          <w:b/>
+          <w:bCs/>
+          <w:sz w:val="22"/>
+          <w:szCs w:val="22"/>
+        </w:rPr>
+        <w:t>Q3. You are given tick-by-tick data. How would you generate features for a trading strategy?</w:t>
+      </w:r>
+    </w:p>
+    <w:p>
+      <w:pPr>
+        <w:numPr>
+          <w:ilvl w:val="0"/>
+          <w:numId w:val="10"/>
+        </w:numPr>
+        <w:spacing w:after="0" w:line="20" w:lineRule="atLeast"/>
+        <w:rPr>
+          <w:sz w:val="22"/>
+          <w:szCs w:val="22"/>
+        </w:rPr>
+      </w:pPr>
+      <w:r>
+        <w:rPr>
+          <w:sz w:val="22"/>
+          <w:szCs w:val="22"/>
+        </w:rPr>
+        <w:t>Order book imbalance = (BidVol – AskVol) / (BidVol + AskVol).</w:t>
+      </w:r>
+    </w:p>
+    <w:p>
+      <w:pPr>
+        <w:numPr>
+          <w:ilvl w:val="0"/>
+          <w:numId w:val="10"/>
+        </w:numPr>
+        <w:spacing w:after="0" w:line="20" w:lineRule="atLeast"/>
+        <w:rPr>
+          <w:sz w:val="22"/>
+          <w:szCs w:val="22"/>
+        </w:rPr>
+      </w:pPr>
+      <w:r>
+        <w:rPr>
+          <w:sz w:val="22"/>
+          <w:szCs w:val="22"/>
+        </w:rPr>
+        <w:t>Trade volume spikes.</w:t>
+      </w:r>
+    </w:p>
+    <w:p>
+      <w:pPr>
+        <w:numPr>
+          <w:ilvl w:val="0"/>
+          <w:numId w:val="10"/>
+        </w:numPr>
+        <w:spacing w:after="0" w:line="20" w:lineRule="atLeast"/>
+        <w:rPr>
+          <w:sz w:val="22"/>
+          <w:szCs w:val="22"/>
+        </w:rPr>
+      </w:pPr>
+      <w:r>
+        <w:rPr>
+          <w:sz w:val="22"/>
+          <w:szCs w:val="22"/>
+        </w:rPr>
+        <w:t>Short-term volatility estimates (realized variance).</w:t>
+      </w:r>
+    </w:p>
+    <w:p>
+      <w:pPr>
+        <w:numPr>
+          <w:ilvl w:val="0"/>
+          <w:numId w:val="10"/>
+        </w:numPr>
+        <w:spacing w:after="0" w:line="20" w:lineRule="atLeast"/>
+        <w:rPr>
+          <w:sz w:val="22"/>
+          <w:szCs w:val="22"/>
+        </w:rPr>
+      </w:pPr>
+      <w:r>
+        <w:rPr>
+          <w:sz w:val="22"/>
+          <w:szCs w:val="22"/>
+        </w:rPr>
+        <w:t>Momentum indicators (VWAP, moving averages).</w:t>
+      </w:r>
+    </w:p>
+    <w:p>
+      <w:pPr>
+        <w:numPr>
+          <w:ilvl w:val="0"/>
+          <w:numId w:val="10"/>
+        </w:numPr>
+        <w:spacing w:after="0" w:line="20" w:lineRule="atLeast"/>
+        <w:rPr>
+          <w:sz w:val="22"/>
+          <w:szCs w:val="22"/>
+        </w:rPr>
+      </w:pPr>
+      <w:r>
+        <w:rPr>
+          <w:sz w:val="22"/>
+          <w:szCs w:val="22"/>
+        </w:rPr>
+        <w:t>Market microstructure features (spread, depth, order flow imbalance).</w:t>
+      </w:r>
+    </w:p>
+    <w:p>
+      <w:pPr>
+        <w:spacing w:after="0" w:line="20" w:lineRule="atLeast"/>
+        <w:ind w:left="720"/>
+        <w:rPr>
+          <w:sz w:val="22"/>
+          <w:szCs w:val="22"/>
+        </w:rPr>
+      </w:pPr>
+    </w:p>
+    <w:p>
+      <w:pPr>
+        <w:spacing w:after="0" w:line="20" w:lineRule="atLeast"/>
+        <w:rPr>
+          <w:b/>
+          <w:bCs/>
+          <w:sz w:val="22"/>
+          <w:szCs w:val="22"/>
+        </w:rPr>
+      </w:pPr>
+      <w:r>
+        <w:rPr>
+          <w:b/>
+          <w:bCs/>
+          <w:sz w:val="22"/>
+          <w:szCs w:val="22"/>
+        </w:rPr>
+        <w:t>Q4. If you had to evaluate a strategy’s performance, which metrics would you use?</w:t>
+      </w:r>
+    </w:p>
+    <w:p>
+      <w:pPr>
+        <w:numPr>
+          <w:ilvl w:val="0"/>
+          <w:numId w:val="11"/>
+        </w:numPr>
+        <w:spacing w:after="0" w:line="20" w:lineRule="atLeast"/>
+        <w:rPr>
+          <w:sz w:val="22"/>
+          <w:szCs w:val="22"/>
+        </w:rPr>
+      </w:pPr>
+      <w:r>
+        <w:rPr>
+          <w:sz w:val="22"/>
+          <w:szCs w:val="22"/>
+        </w:rPr>
+        <w:t>Sharpe Ratio (risk-adjusted return).</w:t>
+      </w:r>
+    </w:p>
+    <w:p>
+      <w:pPr>
+        <w:numPr>
+          <w:ilvl w:val="0"/>
+          <w:numId w:val="11"/>
+        </w:numPr>
+        <w:spacing w:after="0" w:line="20" w:lineRule="atLeast"/>
+        <w:rPr>
+          <w:sz w:val="22"/>
+          <w:szCs w:val="22"/>
+        </w:rPr>
+      </w:pPr>
+      <w:r>
+        <w:rPr>
+          <w:sz w:val="22"/>
+          <w:szCs w:val="22"/>
+        </w:rPr>
+        <w:t>Sortino Ratio (downside risk).</w:t>
+      </w:r>
+    </w:p>
+    <w:p>
+      <w:pPr>
+        <w:numPr>
+          <w:ilvl w:val="0"/>
+          <w:numId w:val="11"/>
+        </w:numPr>
+        <w:spacing w:after="0" w:line="20" w:lineRule="atLeast"/>
+        <w:rPr>
+          <w:sz w:val="22"/>
+          <w:szCs w:val="22"/>
+        </w:rPr>
+      </w:pPr>
+      <w:r>
+        <w:rPr>
+          <w:sz w:val="22"/>
+          <w:szCs w:val="22"/>
+        </w:rPr>
+        <w:t>Maximum Drawdown.</w:t>
+      </w:r>
+    </w:p>
+    <w:p>
+      <w:pPr>
+        <w:numPr>
+          <w:ilvl w:val="0"/>
+          <w:numId w:val="11"/>
+        </w:numPr>
+        <w:spacing w:after="0" w:line="20" w:lineRule="atLeast"/>
+        <w:rPr>
+          <w:sz w:val="22"/>
+          <w:szCs w:val="22"/>
+        </w:rPr>
+      </w:pPr>
+      <w:r>
+        <w:rPr>
+          <w:sz w:val="22"/>
+          <w:szCs w:val="22"/>
+        </w:rPr>
+        <w:t>Win ratio &amp; average PnL per trade.</w:t>
+      </w:r>
+    </w:p>
+    <w:p>
+      <w:pPr>
+        <w:numPr>
+          <w:ilvl w:val="0"/>
+          <w:numId w:val="11"/>
+        </w:numPr>
+        <w:spacing w:after="0" w:line="20" w:lineRule="atLeast"/>
+        <w:rPr>
+          <w:sz w:val="22"/>
+          <w:szCs w:val="22"/>
+        </w:rPr>
+      </w:pPr>
+      <w:r>
+        <w:rPr>
+          <w:sz w:val="22"/>
+          <w:szCs w:val="22"/>
+        </w:rPr>
+        <w:t>Alpha, Beta (relative to benchmark).</w:t>
+      </w:r>
+    </w:p>
+    <w:p>
+      <w:pPr>
+        <w:numPr>
+          <w:ilvl w:val="0"/>
+          <w:numId w:val="11"/>
+        </w:numPr>
+        <w:spacing w:after="0" w:line="20" w:lineRule="atLeast"/>
+        <w:rPr>
+          <w:sz w:val="22"/>
+          <w:szCs w:val="22"/>
+        </w:rPr>
+      </w:pPr>
+      <w:r>
+        <w:rPr>
+          <w:sz w:val="22"/>
+          <w:szCs w:val="22"/>
+        </w:rPr>
+        <w:t>Latency metrics if high-frequency.</w:t>
+      </w:r>
+    </w:p>
+    <w:p>
+      <w:pPr>
+        <w:spacing w:after="0" w:line="20" w:lineRule="atLeast"/>
+        <w:ind w:left="360"/>
+        <w:rPr>
+          <w:sz w:val="22"/>
+          <w:szCs w:val="22"/>
+        </w:rPr>
+      </w:pPr>
+      <w:r>
+        <w:rPr>
+          <w:noProof/>
+          <w:sz w:val="22"/>
+          <w:szCs w:val="22"/>
+        </w:rPr>
+        <w:drawing>
+          <wp:inline distT="0" distB="0" distL="0" distR="0" wp14:anchorId="363D7C9F" wp14:editId="2E917127">
+            <wp:extent cx="6480175" cy="3533775"/>
+            <wp:effectExtent l="0" t="0" r="0" b="9525"/>
+            <wp:docPr id="598229802" name="Picture 1"/>
+            <wp:cNvGraphicFramePr>
+              <a:graphicFrameLocks xmlns:a="http://schemas.openxmlformats.org/drawingml/2006/main" noChangeAspect="1"/>
+            </wp:cNvGraphicFramePr>
+            <a:graphic xmlns:a="http://schemas.openxmlformats.org/drawingml/2006/main">
+              <a:graphicData uri="http://schemas.openxmlformats.org/drawingml/2006/picture">
+                <pic:pic xmlns:pic="http://schemas.openxmlformats.org/drawingml/2006/picture">
+                  <pic:nvPicPr>
+                    <pic:cNvPr id="598229802" name=""/>
+                    <pic:cNvPicPr/>
+                  </pic:nvPicPr>
+                  <pic:blipFill>
+                    <a:blip r:embed="rId6"/>
+                    <a:stretch>
+                      <a:fillRect/>
+                    </a:stretch>
+                  </pic:blipFill>
+                  <pic:spPr>
+                    <a:xfrm>
+                      <a:off x="0" y="0"/>
+                      <a:ext cx="6480175" cy="3533775"/>
+                    </a:xfrm>
+                    <a:prstGeom prst="rect">
+                      <a:avLst/>
+                    </a:prstGeom>
+                  </pic:spPr>
+                </pic:pic>
+              </a:graphicData>
+            </a:graphic>
+          </wp:inline>
+        </w:drawing>
+      </w:r>
+    </w:p>
+    <w:p>
+      <w:pPr>
+        <w:spacing w:after="0" w:line="20" w:lineRule="atLeast"/>
+        <w:rPr>
+          <w:sz w:val="22"/>
+          <w:szCs w:val="22"/>
+        </w:rPr>
+      </w:pPr>
+    </w:p>
+    <w:p>
+      <w:pPr>
+        <w:spacing w:after="0" w:line="20" w:lineRule="atLeast"/>
+        <w:rPr>
+          <w:sz w:val="22"/>
+          <w:szCs w:val="22"/>
+        </w:rPr>
+      </w:pPr>
+    </w:p>
+    <w:p>
+      <w:pPr>
+        <w:spacing w:after="0" w:line="20" w:lineRule="atLeast"/>
+        <w:rPr>
+          <w:b/>
+          <w:bCs/>
+          <w:sz w:val="28"/>
+          <w:szCs w:val="28"/>
+          <w:lang w:val="en-US"/>
+        </w:rPr>
+      </w:pPr>
+      <w:r>
+        <w:rPr>
+          <w:b/>
+          <w:bCs/>
+          <w:sz w:val="28"/>
+          <w:szCs w:val="28"/>
+          <w:lang w:val="en-US"/>
+        </w:rPr>
+        <w:lastRenderedPageBreak/>
+        <w:t>HR Questions</w:t>
+      </w:r>
+    </w:p>
+    <w:p>
+      <w:pPr>
+        <w:spacing w:after="0" w:line="20" w:lineRule="atLeast"/>
+        <w:rPr>
+          <w:b/>
+          <w:bCs/>
+          <w:sz w:val="22"/>
+          <w:szCs w:val="22"/>
+        </w:rPr>
+      </w:pPr>
+      <w:r>
+        <w:rPr>
+          <w:b/>
+          <w:bCs/>
+          <w:sz w:val="22"/>
+          <w:szCs w:val="22"/>
+        </w:rPr>
+        <w:t>Q1. Why do you want to work in quantitative trading?</w:t>
+      </w:r>
+      <w:r>
+        <w:rPr>
+          <w:b/>
+          <w:bCs/>
+          <w:sz w:val="22"/>
+          <w:szCs w:val="22"/>
+        </w:rPr>
+        <w:br/>
+      </w:r>
+      <w:r>
+        <w:rPr>
+          <w:b/>
+          <w:bCs/>
+          <w:i/>
+          <w:iCs/>
+          <w:sz w:val="22"/>
+          <w:szCs w:val="22"/>
+        </w:rPr>
+        <w:t>"I enjoy solving challenging computational problems where performance and precision matter. In quantitative trading, I find the perfect overlap of my skills in algorithms, data structures, and system design with my interest in financial markets. The idea of building systems where even microseconds matter excites me — it’s like solving real-time puzzles where efficiency directly impacts results. Algoquant’s work in ultra-low-latency trading provides the kind of environment where I can apply my technical knowledge, continuously learn, and see measurable impact from my work."</w:t>
+      </w:r>
+    </w:p>
+    <w:p>
+      <w:pPr>
         <w:rPr>
           <w:b/>
           <w:bCs/>
@@ -33,2119 +1773,7 @@
           <w:szCs w:val="36"/>
           <w:lang w:val="en-US"/>
         </w:rPr>
-        <w:t xml:space="preserve"> Fintech Preparation</w:t>
-      </w:r>
-    </w:p>
-    <w:p>
-      <w:pPr>
-        <w:spacing w:after="0" w:line="20" w:lineRule="atLeast"/>
-        <w:rPr>
-          <w:b/>
-          <w:bCs/>
-          <w:sz w:val="28"/>
-          <w:szCs w:val="28"/>
-        </w:rPr>
-      </w:pPr>
-      <w:r>
-        <w:rPr>
-          <w:rFonts w:ascii="Segoe UI Emoji" w:hAnsi="Segoe UI Emoji" w:cs="Segoe UI Emoji"/>
-          <w:sz w:val="28"/>
-          <w:szCs w:val="28"/>
-        </w:rPr>
-        <w:t>🔹</w:t>
-      </w:r>
-      <w:r>
-        <w:rPr>
-          <w:b/>
-          <w:bCs/>
-          <w:sz w:val="28"/>
-          <w:szCs w:val="28"/>
-        </w:rPr>
-        <w:t xml:space="preserve"> 1. Software Engineer (C++) Role</w:t>
-      </w:r>
-    </w:p>
-    <w:p>
-      <w:pPr>
-        <w:spacing w:after="0" w:line="20" w:lineRule="atLeast"/>
-        <w:rPr>
-          <w:b/>
-          <w:bCs/>
-          <w:sz w:val="22"/>
-          <w:szCs w:val="22"/>
-        </w:rPr>
-      </w:pPr>
-      <w:r>
-        <w:rPr>
-          <w:b/>
-          <w:bCs/>
-          <w:sz w:val="22"/>
-          <w:szCs w:val="22"/>
-        </w:rPr>
-        <w:t xml:space="preserve">Q1. Explain differences between </w:t>
-      </w:r>
-      <w:proofErr w:type="gramStart"/>
-      <w:r>
-        <w:rPr>
-          <w:b/>
-          <w:bCs/>
-          <w:sz w:val="22"/>
-          <w:szCs w:val="22"/>
-        </w:rPr>
-        <w:t>std::</w:t>
-      </w:r>
-      <w:proofErr w:type="gramEnd"/>
-      <w:r>
-        <w:rPr>
-          <w:b/>
-          <w:bCs/>
-          <w:sz w:val="22"/>
-          <w:szCs w:val="22"/>
-        </w:rPr>
-        <w:t xml:space="preserve">vector and </w:t>
-      </w:r>
-      <w:proofErr w:type="gramStart"/>
-      <w:r>
-        <w:rPr>
-          <w:b/>
-          <w:bCs/>
-          <w:sz w:val="22"/>
-          <w:szCs w:val="22"/>
-        </w:rPr>
-        <w:t>std::</w:t>
-      </w:r>
-      <w:proofErr w:type="gramEnd"/>
-      <w:r>
-        <w:rPr>
-          <w:b/>
-          <w:bCs/>
-          <w:sz w:val="22"/>
-          <w:szCs w:val="22"/>
-        </w:rPr>
-        <w:t>list. Which one is better for low-latency trading systems?</w:t>
-      </w:r>
-    </w:p>
-    <w:p>
-      <w:pPr>
-        <w:spacing w:after="0" w:line="20" w:lineRule="atLeast"/>
-        <w:rPr>
-          <w:sz w:val="22"/>
-          <w:szCs w:val="22"/>
-        </w:rPr>
-      </w:pPr>
-      <w:r>
-        <w:rPr>
-          <w:sz w:val="22"/>
-          <w:szCs w:val="22"/>
-        </w:rPr>
-        <w:t>Answer:</w:t>
-      </w:r>
-    </w:p>
-    <w:p>
-      <w:pPr>
-        <w:numPr>
-          <w:ilvl w:val="0"/>
-          <w:numId w:val="1"/>
-        </w:numPr>
-        <w:spacing w:after="0" w:line="20" w:lineRule="atLeast"/>
-        <w:rPr>
-          <w:sz w:val="22"/>
-          <w:szCs w:val="22"/>
-        </w:rPr>
-      </w:pPr>
-      <w:proofErr w:type="gramStart"/>
-      <w:r>
-        <w:rPr>
-          <w:sz w:val="22"/>
-          <w:szCs w:val="22"/>
-        </w:rPr>
-        <w:t>std::</w:t>
-      </w:r>
-      <w:proofErr w:type="gramEnd"/>
-      <w:r>
-        <w:rPr>
-          <w:sz w:val="22"/>
-          <w:szCs w:val="22"/>
-        </w:rPr>
-        <w:t xml:space="preserve">vector → contiguous memory, </w:t>
-      </w:r>
-      <w:proofErr w:type="gramStart"/>
-      <w:r>
-        <w:rPr>
-          <w:sz w:val="22"/>
-          <w:szCs w:val="22"/>
-        </w:rPr>
-        <w:t>O(</w:t>
-      </w:r>
-      <w:proofErr w:type="gramEnd"/>
-      <w:r>
-        <w:rPr>
-          <w:sz w:val="22"/>
-          <w:szCs w:val="22"/>
-        </w:rPr>
-        <w:t>1) random access, good cache locality, but costly insert/delete in middle.</w:t>
-      </w:r>
-    </w:p>
-    <w:p>
-      <w:pPr>
-        <w:numPr>
-          <w:ilvl w:val="0"/>
-          <w:numId w:val="1"/>
-        </w:numPr>
-        <w:spacing w:after="0" w:line="20" w:lineRule="atLeast"/>
-        <w:rPr>
-          <w:sz w:val="22"/>
-          <w:szCs w:val="22"/>
-        </w:rPr>
-      </w:pPr>
-      <w:proofErr w:type="gramStart"/>
-      <w:r>
-        <w:rPr>
-          <w:sz w:val="22"/>
-          <w:szCs w:val="22"/>
-        </w:rPr>
-        <w:t>std::</w:t>
-      </w:r>
-      <w:proofErr w:type="gramEnd"/>
-      <w:r>
-        <w:rPr>
-          <w:sz w:val="22"/>
-          <w:szCs w:val="22"/>
-        </w:rPr>
-        <w:t xml:space="preserve">list → non-contiguous memory, </w:t>
-      </w:r>
-      <w:proofErr w:type="gramStart"/>
-      <w:r>
-        <w:rPr>
-          <w:sz w:val="22"/>
-          <w:szCs w:val="22"/>
-        </w:rPr>
-        <w:t>O(</w:t>
-      </w:r>
-      <w:proofErr w:type="gramEnd"/>
-      <w:r>
-        <w:rPr>
-          <w:sz w:val="22"/>
-          <w:szCs w:val="22"/>
-        </w:rPr>
-        <w:t>1) insert/delete anywhere, but poor cache locality, high memory overhead.</w:t>
-      </w:r>
-    </w:p>
-    <w:p>
-      <w:pPr>
-        <w:numPr>
-          <w:ilvl w:val="0"/>
-          <w:numId w:val="1"/>
-        </w:numPr>
-        <w:spacing w:after="0" w:line="20" w:lineRule="atLeast"/>
-        <w:rPr>
-          <w:sz w:val="22"/>
-          <w:szCs w:val="22"/>
-        </w:rPr>
-      </w:pPr>
-      <w:r>
-        <w:rPr>
-          <w:sz w:val="22"/>
-          <w:szCs w:val="22"/>
-        </w:rPr>
-        <w:t xml:space="preserve">In low-latency trading, cache efficiency is critical → </w:t>
-      </w:r>
-      <w:proofErr w:type="gramStart"/>
-      <w:r>
-        <w:rPr>
-          <w:sz w:val="22"/>
-          <w:szCs w:val="22"/>
-        </w:rPr>
-        <w:t>std::</w:t>
-      </w:r>
-      <w:proofErr w:type="gramEnd"/>
-      <w:r>
-        <w:rPr>
-          <w:sz w:val="22"/>
-          <w:szCs w:val="22"/>
-        </w:rPr>
-        <w:t>vector is usually preferred unless frequent inserts/deletes are unavoidable.</w:t>
-      </w:r>
-    </w:p>
-    <w:p>
-      <w:pPr>
-        <w:spacing w:after="0" w:line="20" w:lineRule="atLeast"/>
-        <w:ind w:left="720"/>
-        <w:rPr>
-          <w:sz w:val="22"/>
-          <w:szCs w:val="22"/>
-        </w:rPr>
-      </w:pPr>
-    </w:p>
-    <w:p>
-      <w:pPr>
-        <w:spacing w:after="0" w:line="20" w:lineRule="atLeast"/>
-        <w:rPr>
-          <w:b/>
-          <w:bCs/>
-          <w:sz w:val="22"/>
-          <w:szCs w:val="22"/>
-        </w:rPr>
-      </w:pPr>
-      <w:r>
-        <w:rPr>
-          <w:b/>
-          <w:bCs/>
-          <w:sz w:val="22"/>
-          <w:szCs w:val="22"/>
-        </w:rPr>
-        <w:t xml:space="preserve">Q2. </w:t>
-      </w:r>
-      <w:r>
-        <w:rPr>
-          <w:b/>
-          <w:bCs/>
-          <w:sz w:val="22"/>
-          <w:szCs w:val="22"/>
-        </w:rPr>
-        <w:t>How would you design an ultra-low-latency order book in C++?</w:t>
-      </w:r>
-    </w:p>
-    <w:p>
-      <w:pPr>
-        <w:numPr>
-          <w:ilvl w:val="0"/>
-          <w:numId w:val="2"/>
-        </w:numPr>
-        <w:spacing w:after="0" w:line="20" w:lineRule="atLeast"/>
-        <w:rPr>
-          <w:sz w:val="22"/>
-          <w:szCs w:val="22"/>
-        </w:rPr>
-      </w:pPr>
-      <w:r>
-        <w:rPr>
-          <w:sz w:val="22"/>
-          <w:szCs w:val="22"/>
-        </w:rPr>
-        <w:t>Use lock-free data structures (e.g., circular buffers).</w:t>
-      </w:r>
-    </w:p>
-    <w:p>
-      <w:pPr>
-        <w:numPr>
-          <w:ilvl w:val="0"/>
-          <w:numId w:val="2"/>
-        </w:numPr>
-        <w:spacing w:after="0" w:line="20" w:lineRule="atLeast"/>
-        <w:rPr>
-          <w:sz w:val="22"/>
-          <w:szCs w:val="22"/>
-        </w:rPr>
-      </w:pPr>
-      <w:r>
-        <w:rPr>
-          <w:sz w:val="22"/>
-          <w:szCs w:val="22"/>
-        </w:rPr>
-        <w:t>Minimize heap allocations → use memory pools / custom allocators.</w:t>
-      </w:r>
-    </w:p>
-    <w:p>
-      <w:pPr>
-        <w:numPr>
-          <w:ilvl w:val="0"/>
-          <w:numId w:val="2"/>
-        </w:numPr>
-        <w:spacing w:after="0" w:line="20" w:lineRule="atLeast"/>
-        <w:rPr>
-          <w:sz w:val="22"/>
-          <w:szCs w:val="22"/>
-        </w:rPr>
-      </w:pPr>
-      <w:r>
-        <w:rPr>
-          <w:sz w:val="22"/>
-          <w:szCs w:val="22"/>
-        </w:rPr>
-        <w:t xml:space="preserve">Use </w:t>
-      </w:r>
-      <w:proofErr w:type="gramStart"/>
-      <w:r>
-        <w:rPr>
-          <w:sz w:val="22"/>
-          <w:szCs w:val="22"/>
-        </w:rPr>
-        <w:t>struct</w:t>
-      </w:r>
-      <w:proofErr w:type="gramEnd"/>
-      <w:r>
-        <w:rPr>
-          <w:sz w:val="22"/>
-          <w:szCs w:val="22"/>
-        </w:rPr>
-        <w:t xml:space="preserve"> of arrays (</w:t>
-      </w:r>
-      <w:proofErr w:type="spellStart"/>
-      <w:r>
-        <w:rPr>
-          <w:sz w:val="22"/>
-          <w:szCs w:val="22"/>
-        </w:rPr>
-        <w:t>SoA</w:t>
-      </w:r>
-      <w:proofErr w:type="spellEnd"/>
-      <w:r>
-        <w:rPr>
-          <w:sz w:val="22"/>
-          <w:szCs w:val="22"/>
-        </w:rPr>
-        <w:t>) instead of array of structs (</w:t>
-      </w:r>
-      <w:proofErr w:type="spellStart"/>
-      <w:r>
-        <w:rPr>
-          <w:sz w:val="22"/>
-          <w:szCs w:val="22"/>
-        </w:rPr>
-        <w:t>AoS</w:t>
-      </w:r>
-      <w:proofErr w:type="spellEnd"/>
-      <w:r>
-        <w:rPr>
-          <w:sz w:val="22"/>
-          <w:szCs w:val="22"/>
-        </w:rPr>
-        <w:t>) for better SIMD/cache performance.</w:t>
-      </w:r>
-    </w:p>
-    <w:p>
-      <w:pPr>
-        <w:numPr>
-          <w:ilvl w:val="0"/>
-          <w:numId w:val="2"/>
-        </w:numPr>
-        <w:spacing w:after="0" w:line="20" w:lineRule="atLeast"/>
-        <w:rPr>
-          <w:sz w:val="22"/>
-          <w:szCs w:val="22"/>
-        </w:rPr>
-      </w:pPr>
-      <w:r>
-        <w:rPr>
-          <w:sz w:val="22"/>
-          <w:szCs w:val="22"/>
-        </w:rPr>
-        <w:t>Pre-allocate space for orders to avoid malloc/new.</w:t>
-      </w:r>
-    </w:p>
-    <w:p>
-      <w:pPr>
-        <w:numPr>
-          <w:ilvl w:val="0"/>
-          <w:numId w:val="2"/>
-        </w:numPr>
-        <w:spacing w:after="0" w:line="20" w:lineRule="atLeast"/>
-        <w:rPr>
-          <w:sz w:val="22"/>
-          <w:szCs w:val="22"/>
-        </w:rPr>
-      </w:pPr>
-      <w:r>
-        <w:rPr>
-          <w:sz w:val="22"/>
-          <w:szCs w:val="22"/>
-        </w:rPr>
-        <w:t>Use fixed precision integers for prices/quantities (instead of floating point).</w:t>
-      </w:r>
-    </w:p>
-    <w:p>
-      <w:pPr>
-        <w:spacing w:after="0" w:line="20" w:lineRule="atLeast"/>
-        <w:ind w:left="720"/>
-        <w:rPr>
-          <w:sz w:val="22"/>
-          <w:szCs w:val="22"/>
-        </w:rPr>
-      </w:pPr>
-    </w:p>
-    <w:p>
-      <w:pPr>
-        <w:spacing w:after="0" w:line="20" w:lineRule="atLeast"/>
-        <w:rPr>
-          <w:b/>
-          <w:bCs/>
-          <w:sz w:val="22"/>
-          <w:szCs w:val="22"/>
-        </w:rPr>
-      </w:pPr>
-      <w:r>
-        <w:rPr>
-          <w:b/>
-          <w:bCs/>
-          <w:sz w:val="22"/>
-          <w:szCs w:val="22"/>
-        </w:rPr>
-        <w:t>Q3</w:t>
-      </w:r>
-      <w:r>
-        <w:rPr>
-          <w:b/>
-          <w:bCs/>
-          <w:sz w:val="22"/>
-          <w:szCs w:val="22"/>
-        </w:rPr>
-        <w:t>. What are common causes of latency in C++ programs and how do you reduce them?</w:t>
-      </w:r>
-    </w:p>
-    <w:p>
-      <w:pPr>
-        <w:numPr>
-          <w:ilvl w:val="0"/>
-          <w:numId w:val="3"/>
-        </w:numPr>
-        <w:spacing w:after="0" w:line="20" w:lineRule="atLeast"/>
-        <w:rPr>
-          <w:sz w:val="22"/>
-          <w:szCs w:val="22"/>
-        </w:rPr>
-      </w:pPr>
-      <w:r>
-        <w:rPr>
-          <w:sz w:val="22"/>
-          <w:szCs w:val="22"/>
-        </w:rPr>
-        <w:t>Cache misses → Use cache-friendly structures.</w:t>
-      </w:r>
-    </w:p>
-    <w:p>
-      <w:pPr>
-        <w:numPr>
-          <w:ilvl w:val="0"/>
-          <w:numId w:val="3"/>
-        </w:numPr>
-        <w:spacing w:after="0" w:line="20" w:lineRule="atLeast"/>
-        <w:rPr>
-          <w:sz w:val="22"/>
-          <w:szCs w:val="22"/>
-        </w:rPr>
-      </w:pPr>
-      <w:r>
-        <w:rPr>
-          <w:sz w:val="22"/>
-          <w:szCs w:val="22"/>
-        </w:rPr>
-        <w:t>Branch misprediction → Avoid deep branching, use bitwise ops.</w:t>
-      </w:r>
-    </w:p>
-    <w:p>
-      <w:pPr>
-        <w:numPr>
-          <w:ilvl w:val="0"/>
-          <w:numId w:val="3"/>
-        </w:numPr>
-        <w:spacing w:after="0" w:line="20" w:lineRule="atLeast"/>
-        <w:rPr>
-          <w:sz w:val="22"/>
-          <w:szCs w:val="22"/>
-        </w:rPr>
-      </w:pPr>
-      <w:r>
-        <w:rPr>
-          <w:sz w:val="22"/>
-          <w:szCs w:val="22"/>
-        </w:rPr>
-        <w:t>Lock contention → Prefer lock-free algorithms.</w:t>
-      </w:r>
-    </w:p>
-    <w:p>
-      <w:pPr>
-        <w:numPr>
-          <w:ilvl w:val="0"/>
-          <w:numId w:val="3"/>
-        </w:numPr>
-        <w:spacing w:after="0" w:line="20" w:lineRule="atLeast"/>
-        <w:rPr>
-          <w:sz w:val="22"/>
-          <w:szCs w:val="22"/>
-        </w:rPr>
-      </w:pPr>
-      <w:r>
-        <w:rPr>
-          <w:sz w:val="22"/>
-          <w:szCs w:val="22"/>
-        </w:rPr>
-        <w:t>Memory allocations → Use object pools.</w:t>
-      </w:r>
-    </w:p>
-    <w:p>
-      <w:pPr>
-        <w:numPr>
-          <w:ilvl w:val="0"/>
-          <w:numId w:val="3"/>
-        </w:numPr>
-        <w:spacing w:after="0" w:line="20" w:lineRule="atLeast"/>
-        <w:rPr>
-          <w:sz w:val="22"/>
-          <w:szCs w:val="22"/>
-        </w:rPr>
-      </w:pPr>
-      <w:r>
-        <w:rPr>
-          <w:sz w:val="22"/>
-          <w:szCs w:val="22"/>
-        </w:rPr>
-        <w:t>System calls → Avoid in hot paths.</w:t>
-      </w:r>
-    </w:p>
-    <w:p>
-      <w:pPr>
-        <w:spacing w:after="0" w:line="20" w:lineRule="atLeast"/>
-        <w:ind w:left="720"/>
-        <w:rPr>
-          <w:sz w:val="22"/>
-          <w:szCs w:val="22"/>
-        </w:rPr>
-      </w:pPr>
-    </w:p>
-    <w:p>
-      <w:pPr>
-        <w:spacing w:after="0" w:line="20" w:lineRule="atLeast"/>
-        <w:rPr>
-          <w:b/>
-          <w:bCs/>
-          <w:sz w:val="22"/>
-          <w:szCs w:val="22"/>
-        </w:rPr>
-      </w:pPr>
-      <w:r>
-        <w:rPr>
-          <w:b/>
-          <w:bCs/>
-          <w:sz w:val="22"/>
-          <w:szCs w:val="22"/>
-        </w:rPr>
-        <w:t xml:space="preserve">Q 4. </w:t>
-      </w:r>
-      <w:r>
-        <w:rPr>
-          <w:b/>
-          <w:bCs/>
-          <w:sz w:val="22"/>
-          <w:szCs w:val="22"/>
-        </w:rPr>
-        <w:t>How do you handle concurrency in C++ (low latency)?</w:t>
-      </w:r>
-    </w:p>
-    <w:p>
-      <w:pPr>
-        <w:numPr>
-          <w:ilvl w:val="0"/>
-          <w:numId w:val="4"/>
-        </w:numPr>
-        <w:spacing w:after="0" w:line="20" w:lineRule="atLeast"/>
-        <w:rPr>
-          <w:sz w:val="22"/>
-          <w:szCs w:val="22"/>
-        </w:rPr>
-      </w:pPr>
-      <w:r>
-        <w:rPr>
-          <w:sz w:val="22"/>
-          <w:szCs w:val="22"/>
-        </w:rPr>
-        <w:t>Use lock-free queues (</w:t>
-      </w:r>
-      <w:proofErr w:type="gramStart"/>
-      <w:r>
-        <w:rPr>
-          <w:sz w:val="22"/>
-          <w:szCs w:val="22"/>
-        </w:rPr>
-        <w:t>boost::</w:t>
-      </w:r>
-      <w:proofErr w:type="spellStart"/>
-      <w:r>
-        <w:rPr>
-          <w:sz w:val="22"/>
-          <w:szCs w:val="22"/>
-        </w:rPr>
-        <w:t>lockfree</w:t>
-      </w:r>
-      <w:proofErr w:type="spellEnd"/>
-      <w:r>
-        <w:rPr>
-          <w:sz w:val="22"/>
-          <w:szCs w:val="22"/>
-        </w:rPr>
-        <w:t>::</w:t>
-      </w:r>
-      <w:proofErr w:type="gramEnd"/>
-      <w:r>
-        <w:rPr>
-          <w:sz w:val="22"/>
-          <w:szCs w:val="22"/>
-        </w:rPr>
-        <w:t xml:space="preserve">queue, </w:t>
-      </w:r>
-      <w:proofErr w:type="gramStart"/>
-      <w:r>
-        <w:rPr>
-          <w:sz w:val="22"/>
-          <w:szCs w:val="22"/>
-        </w:rPr>
-        <w:t>folly::</w:t>
-      </w:r>
-      <w:proofErr w:type="spellStart"/>
-      <w:proofErr w:type="gramEnd"/>
-      <w:r>
-        <w:rPr>
-          <w:sz w:val="22"/>
-          <w:szCs w:val="22"/>
-        </w:rPr>
-        <w:t>MPMCQueue</w:t>
-      </w:r>
-      <w:proofErr w:type="spellEnd"/>
-      <w:r>
-        <w:rPr>
-          <w:sz w:val="22"/>
-          <w:szCs w:val="22"/>
-        </w:rPr>
-        <w:t>).</w:t>
-      </w:r>
-    </w:p>
-    <w:p>
-      <w:pPr>
-        <w:numPr>
-          <w:ilvl w:val="0"/>
-          <w:numId w:val="4"/>
-        </w:numPr>
-        <w:spacing w:after="0" w:line="20" w:lineRule="atLeast"/>
-        <w:rPr>
-          <w:sz w:val="22"/>
-          <w:szCs w:val="22"/>
-        </w:rPr>
-      </w:pPr>
-      <w:r>
-        <w:rPr>
-          <w:sz w:val="22"/>
-          <w:szCs w:val="22"/>
-        </w:rPr>
-        <w:t>Use atomic operations with memory orderings.</w:t>
-      </w:r>
-    </w:p>
-    <w:p>
-      <w:pPr>
-        <w:numPr>
-          <w:ilvl w:val="0"/>
-          <w:numId w:val="4"/>
-        </w:numPr>
-        <w:spacing w:after="0" w:line="20" w:lineRule="atLeast"/>
-        <w:rPr>
-          <w:sz w:val="22"/>
-          <w:szCs w:val="22"/>
-        </w:rPr>
-      </w:pPr>
-      <w:r>
-        <w:rPr>
-          <w:sz w:val="22"/>
-          <w:szCs w:val="22"/>
-        </w:rPr>
-        <w:t>NUMA-awareness: bind threads to specific cores.</w:t>
-      </w:r>
-    </w:p>
-    <w:p>
-      <w:pPr>
-        <w:numPr>
-          <w:ilvl w:val="0"/>
-          <w:numId w:val="4"/>
-        </w:numPr>
-        <w:spacing w:after="0" w:line="20" w:lineRule="atLeast"/>
-        <w:rPr>
-          <w:sz w:val="22"/>
-          <w:szCs w:val="22"/>
-        </w:rPr>
-      </w:pPr>
-      <w:r>
-        <w:rPr>
-          <w:sz w:val="22"/>
-          <w:szCs w:val="22"/>
-        </w:rPr>
-        <w:t>Avoid mutex in latency-sensitive paths.</w:t>
-      </w:r>
-    </w:p>
-    <w:p>
-      <w:pPr>
-        <w:spacing w:after="0" w:line="20" w:lineRule="atLeast"/>
-        <w:ind w:left="720"/>
-        <w:rPr>
-          <w:sz w:val="22"/>
-          <w:szCs w:val="22"/>
-        </w:rPr>
-      </w:pPr>
-    </w:p>
-    <w:p>
-      <w:pPr>
-        <w:spacing w:after="0" w:line="20" w:lineRule="atLeast"/>
-        <w:ind w:left="720"/>
-        <w:rPr>
-          <w:sz w:val="22"/>
-          <w:szCs w:val="22"/>
-        </w:rPr>
-      </w:pPr>
-    </w:p>
-    <w:p>
-      <w:pPr>
-        <w:spacing w:after="0" w:line="20" w:lineRule="atLeast"/>
-        <w:rPr>
-          <w:b/>
-          <w:bCs/>
-          <w:sz w:val="28"/>
-          <w:szCs w:val="28"/>
-        </w:rPr>
-      </w:pPr>
-      <w:r>
-        <w:rPr>
-          <w:rFonts w:ascii="Segoe UI Emoji" w:hAnsi="Segoe UI Emoji" w:cs="Segoe UI Emoji"/>
-          <w:sz w:val="28"/>
-          <w:szCs w:val="28"/>
-        </w:rPr>
-        <w:t>🔹</w:t>
-      </w:r>
-      <w:r>
-        <w:rPr>
-          <w:b/>
-          <w:bCs/>
-          <w:sz w:val="28"/>
-          <w:szCs w:val="28"/>
-        </w:rPr>
-        <w:t xml:space="preserve"> </w:t>
-      </w:r>
-      <w:r>
-        <w:rPr>
-          <w:b/>
-          <w:bCs/>
-          <w:sz w:val="28"/>
-          <w:szCs w:val="28"/>
-        </w:rPr>
-        <w:t>2</w:t>
-      </w:r>
-      <w:r>
-        <w:rPr>
-          <w:b/>
-          <w:bCs/>
-          <w:sz w:val="28"/>
-          <w:szCs w:val="28"/>
-        </w:rPr>
-        <w:t>. DevOps Engineer Role</w:t>
-      </w:r>
-    </w:p>
-    <w:p>
-      <w:pPr>
-        <w:spacing w:after="0" w:line="20" w:lineRule="atLeast"/>
-        <w:rPr>
-          <w:b/>
-          <w:bCs/>
-          <w:sz w:val="28"/>
-          <w:szCs w:val="28"/>
-        </w:rPr>
-      </w:pPr>
-    </w:p>
-    <w:p>
-      <w:pPr>
-        <w:spacing w:after="0" w:line="20" w:lineRule="atLeast"/>
-        <w:rPr>
-          <w:b/>
-          <w:bCs/>
-          <w:sz w:val="22"/>
-          <w:szCs w:val="22"/>
-        </w:rPr>
-      </w:pPr>
-      <w:r>
-        <w:rPr>
-          <w:b/>
-          <w:bCs/>
-          <w:sz w:val="22"/>
-          <w:szCs w:val="22"/>
-        </w:rPr>
-        <w:t>Q1. How do you optimize Linux for low latency trading?</w:t>
-      </w:r>
-    </w:p>
-    <w:p>
-      <w:pPr>
-        <w:numPr>
-          <w:ilvl w:val="0"/>
-          <w:numId w:val="5"/>
-        </w:numPr>
-        <w:spacing w:after="0" w:line="20" w:lineRule="atLeast"/>
-        <w:rPr>
-          <w:sz w:val="22"/>
-          <w:szCs w:val="22"/>
-        </w:rPr>
-      </w:pPr>
-      <w:r>
-        <w:rPr>
-          <w:sz w:val="22"/>
-          <w:szCs w:val="22"/>
-        </w:rPr>
-        <w:t>Disable C-states/P-states, turbo boost to keep CPU clocks stable.</w:t>
-      </w:r>
-    </w:p>
-    <w:p>
-      <w:pPr>
-        <w:numPr>
-          <w:ilvl w:val="0"/>
-          <w:numId w:val="5"/>
-        </w:numPr>
-        <w:spacing w:after="0" w:line="20" w:lineRule="atLeast"/>
-        <w:rPr>
-          <w:sz w:val="22"/>
-          <w:szCs w:val="22"/>
-        </w:rPr>
-      </w:pPr>
-      <w:r>
-        <w:rPr>
-          <w:sz w:val="22"/>
-          <w:szCs w:val="22"/>
-        </w:rPr>
-        <w:t>Use CPU pinning to dedicate cores to specific threads.</w:t>
-      </w:r>
-    </w:p>
-    <w:p>
-      <w:pPr>
-        <w:numPr>
-          <w:ilvl w:val="0"/>
-          <w:numId w:val="5"/>
-        </w:numPr>
-        <w:spacing w:after="0" w:line="20" w:lineRule="atLeast"/>
-        <w:rPr>
-          <w:sz w:val="22"/>
-          <w:szCs w:val="22"/>
-        </w:rPr>
-      </w:pPr>
-      <w:r>
-        <w:rPr>
-          <w:sz w:val="22"/>
-          <w:szCs w:val="22"/>
-        </w:rPr>
-        <w:t xml:space="preserve">Enable </w:t>
-      </w:r>
-      <w:proofErr w:type="spellStart"/>
-      <w:r>
-        <w:rPr>
-          <w:sz w:val="22"/>
-          <w:szCs w:val="22"/>
-        </w:rPr>
-        <w:t>hugepages</w:t>
-      </w:r>
-      <w:proofErr w:type="spellEnd"/>
-      <w:r>
-        <w:rPr>
-          <w:sz w:val="22"/>
-          <w:szCs w:val="22"/>
-        </w:rPr>
-        <w:t xml:space="preserve"> for large memory blocks.</w:t>
-      </w:r>
-    </w:p>
-    <w:p>
-      <w:pPr>
-        <w:numPr>
-          <w:ilvl w:val="0"/>
-          <w:numId w:val="5"/>
-        </w:numPr>
-        <w:spacing w:after="0" w:line="20" w:lineRule="atLeast"/>
-        <w:rPr>
-          <w:sz w:val="22"/>
-          <w:szCs w:val="22"/>
-        </w:rPr>
-      </w:pPr>
-      <w:r>
-        <w:rPr>
-          <w:sz w:val="22"/>
-          <w:szCs w:val="22"/>
-        </w:rPr>
-        <w:t xml:space="preserve">Use kernel bypass networking (e.g., DPDK, </w:t>
-      </w:r>
-      <w:proofErr w:type="spellStart"/>
-      <w:r>
-        <w:rPr>
-          <w:sz w:val="22"/>
-          <w:szCs w:val="22"/>
-        </w:rPr>
-        <w:t>Solarflare</w:t>
-      </w:r>
-      <w:proofErr w:type="spellEnd"/>
-      <w:r>
-        <w:rPr>
-          <w:sz w:val="22"/>
-          <w:szCs w:val="22"/>
-        </w:rPr>
-        <w:t xml:space="preserve"> Onload).</w:t>
-      </w:r>
-    </w:p>
-    <w:p>
-      <w:pPr>
-        <w:numPr>
-          <w:ilvl w:val="0"/>
-          <w:numId w:val="5"/>
-        </w:numPr>
-        <w:spacing w:after="0" w:line="20" w:lineRule="atLeast"/>
-        <w:rPr>
-          <w:sz w:val="22"/>
-          <w:szCs w:val="22"/>
-        </w:rPr>
-      </w:pPr>
-      <w:r>
-        <w:rPr>
-          <w:sz w:val="22"/>
-          <w:szCs w:val="22"/>
-        </w:rPr>
-        <w:t>Disable hyperthreading if causing jitter.</w:t>
-      </w:r>
-    </w:p>
-    <w:p>
-      <w:pPr>
-        <w:numPr>
-          <w:ilvl w:val="0"/>
-          <w:numId w:val="5"/>
-        </w:numPr>
-        <w:spacing w:after="0" w:line="20" w:lineRule="atLeast"/>
-        <w:rPr>
-          <w:sz w:val="22"/>
-          <w:szCs w:val="22"/>
-        </w:rPr>
-      </w:pPr>
-      <w:r>
-        <w:rPr>
-          <w:sz w:val="22"/>
-          <w:szCs w:val="22"/>
-        </w:rPr>
-        <w:t>Tune NIC IRQ affinity.</w:t>
-      </w:r>
-    </w:p>
-    <w:p>
-      <w:pPr>
-        <w:spacing w:after="0" w:line="20" w:lineRule="atLeast"/>
-        <w:ind w:left="720"/>
-        <w:rPr>
-          <w:sz w:val="22"/>
-          <w:szCs w:val="22"/>
-        </w:rPr>
-      </w:pPr>
-    </w:p>
-    <w:p>
-      <w:pPr>
-        <w:spacing w:after="0" w:line="20" w:lineRule="atLeast"/>
-        <w:rPr>
-          <w:b/>
-          <w:bCs/>
-          <w:sz w:val="22"/>
-          <w:szCs w:val="22"/>
-        </w:rPr>
-      </w:pPr>
-      <w:r>
-        <w:rPr>
-          <w:b/>
-          <w:bCs/>
-          <w:sz w:val="22"/>
-          <w:szCs w:val="22"/>
-        </w:rPr>
-        <w:t xml:space="preserve">Q2. </w:t>
-      </w:r>
-      <w:r>
-        <w:rPr>
-          <w:b/>
-          <w:bCs/>
-          <w:sz w:val="22"/>
-          <w:szCs w:val="22"/>
-        </w:rPr>
-        <w:t>How do you monitor a low-latency trading system?</w:t>
-      </w:r>
-    </w:p>
-    <w:p>
-      <w:pPr>
-        <w:numPr>
-          <w:ilvl w:val="0"/>
-          <w:numId w:val="6"/>
-        </w:numPr>
-        <w:spacing w:after="0" w:line="20" w:lineRule="atLeast"/>
-        <w:rPr>
-          <w:sz w:val="22"/>
-          <w:szCs w:val="22"/>
-        </w:rPr>
-      </w:pPr>
-      <w:r>
-        <w:rPr>
-          <w:sz w:val="22"/>
-          <w:szCs w:val="22"/>
-        </w:rPr>
-        <w:t>Use Prometheus/Grafana for metrics.</w:t>
-      </w:r>
-    </w:p>
-    <w:p>
-      <w:pPr>
-        <w:numPr>
-          <w:ilvl w:val="0"/>
-          <w:numId w:val="6"/>
-        </w:numPr>
-        <w:spacing w:after="0" w:line="20" w:lineRule="atLeast"/>
-        <w:rPr>
-          <w:sz w:val="22"/>
-          <w:szCs w:val="22"/>
-        </w:rPr>
-      </w:pPr>
-      <w:r>
-        <w:rPr>
-          <w:sz w:val="22"/>
-          <w:szCs w:val="22"/>
-        </w:rPr>
-        <w:t>Lightweight custom logging (async, lock-free).</w:t>
-      </w:r>
-    </w:p>
-    <w:p>
-      <w:pPr>
-        <w:numPr>
-          <w:ilvl w:val="0"/>
-          <w:numId w:val="6"/>
-        </w:numPr>
-        <w:spacing w:after="0" w:line="20" w:lineRule="atLeast"/>
-        <w:rPr>
-          <w:sz w:val="22"/>
-          <w:szCs w:val="22"/>
-        </w:rPr>
-      </w:pPr>
-      <w:r>
-        <w:rPr>
-          <w:sz w:val="22"/>
-          <w:szCs w:val="22"/>
-        </w:rPr>
-        <w:t>Latency histograms (p99, p999 latencies).</w:t>
-      </w:r>
-    </w:p>
-    <w:p>
-      <w:pPr>
-        <w:numPr>
-          <w:ilvl w:val="0"/>
-          <w:numId w:val="6"/>
-        </w:numPr>
-        <w:spacing w:after="0" w:line="20" w:lineRule="atLeast"/>
-        <w:rPr>
-          <w:sz w:val="22"/>
-          <w:szCs w:val="22"/>
-        </w:rPr>
-      </w:pPr>
-      <w:r>
-        <w:rPr>
-          <w:sz w:val="22"/>
-          <w:szCs w:val="22"/>
-        </w:rPr>
-        <w:t>Use packet captures for network analysis (</w:t>
-      </w:r>
-      <w:proofErr w:type="spellStart"/>
-      <w:r>
-        <w:rPr>
-          <w:sz w:val="22"/>
-          <w:szCs w:val="22"/>
-        </w:rPr>
-        <w:t>tcpdump</w:t>
-      </w:r>
-      <w:proofErr w:type="spellEnd"/>
-      <w:r>
-        <w:rPr>
-          <w:sz w:val="22"/>
-          <w:szCs w:val="22"/>
-        </w:rPr>
-        <w:t>, Wireshark).</w:t>
-      </w:r>
-    </w:p>
-    <w:p>
-      <w:pPr>
-        <w:numPr>
-          <w:ilvl w:val="0"/>
-          <w:numId w:val="6"/>
-        </w:numPr>
-        <w:spacing w:after="0" w:line="20" w:lineRule="atLeast"/>
-        <w:rPr>
-          <w:sz w:val="22"/>
-          <w:szCs w:val="22"/>
-        </w:rPr>
-      </w:pPr>
-      <w:r>
-        <w:rPr>
-          <w:sz w:val="22"/>
-          <w:szCs w:val="22"/>
-        </w:rPr>
-        <w:t>Zabbix for infrastructure health.</w:t>
-      </w:r>
-    </w:p>
-    <w:p>
-      <w:pPr>
-        <w:spacing w:after="0" w:line="20" w:lineRule="atLeast"/>
-        <w:ind w:left="720"/>
-        <w:rPr>
-          <w:sz w:val="22"/>
-          <w:szCs w:val="22"/>
-        </w:rPr>
-      </w:pPr>
-    </w:p>
-    <w:p>
-      <w:pPr>
-        <w:spacing w:after="0" w:line="20" w:lineRule="atLeast"/>
-        <w:rPr>
-          <w:b/>
-          <w:bCs/>
-          <w:sz w:val="22"/>
-          <w:szCs w:val="22"/>
-        </w:rPr>
-      </w:pPr>
-      <w:r>
-        <w:rPr>
-          <w:b/>
-          <w:bCs/>
-          <w:sz w:val="22"/>
-          <w:szCs w:val="22"/>
-        </w:rPr>
-        <w:t xml:space="preserve">Q3. </w:t>
-      </w:r>
-      <w:r>
-        <w:rPr>
-          <w:b/>
-          <w:bCs/>
-          <w:sz w:val="22"/>
-          <w:szCs w:val="22"/>
-        </w:rPr>
-        <w:t>CI/CD in HFT environments is tricky — how would you design it?</w:t>
-      </w:r>
-    </w:p>
-    <w:p>
-      <w:pPr>
-        <w:numPr>
-          <w:ilvl w:val="0"/>
-          <w:numId w:val="7"/>
-        </w:numPr>
-        <w:spacing w:after="0" w:line="20" w:lineRule="atLeast"/>
-        <w:rPr>
-          <w:sz w:val="22"/>
-          <w:szCs w:val="22"/>
-        </w:rPr>
-      </w:pPr>
-      <w:r>
-        <w:rPr>
-          <w:sz w:val="22"/>
-          <w:szCs w:val="22"/>
-        </w:rPr>
-        <w:t>Minimal downtime deployment (blue-green or canary release).</w:t>
-      </w:r>
-    </w:p>
-    <w:p>
-      <w:pPr>
-        <w:numPr>
-          <w:ilvl w:val="0"/>
-          <w:numId w:val="7"/>
-        </w:numPr>
-        <w:spacing w:after="0" w:line="20" w:lineRule="atLeast"/>
-        <w:rPr>
-          <w:sz w:val="22"/>
-          <w:szCs w:val="22"/>
-        </w:rPr>
-      </w:pPr>
-      <w:r>
-        <w:rPr>
-          <w:sz w:val="22"/>
-          <w:szCs w:val="22"/>
-        </w:rPr>
-        <w:t>Automated builds with Jenkins/GitLab CI.</w:t>
-      </w:r>
-    </w:p>
-    <w:p>
-      <w:pPr>
-        <w:numPr>
-          <w:ilvl w:val="0"/>
-          <w:numId w:val="7"/>
-        </w:numPr>
-        <w:spacing w:after="0" w:line="20" w:lineRule="atLeast"/>
-        <w:rPr>
-          <w:sz w:val="22"/>
-          <w:szCs w:val="22"/>
-        </w:rPr>
-      </w:pPr>
-      <w:r>
-        <w:rPr>
-          <w:sz w:val="22"/>
-          <w:szCs w:val="22"/>
-        </w:rPr>
-        <w:t xml:space="preserve">Automated testing with simulation </w:t>
-      </w:r>
-      <w:proofErr w:type="spellStart"/>
-      <w:r>
-        <w:rPr>
-          <w:sz w:val="22"/>
-          <w:szCs w:val="22"/>
-        </w:rPr>
-        <w:t>backtests</w:t>
-      </w:r>
-      <w:proofErr w:type="spellEnd"/>
-      <w:r>
-        <w:rPr>
-          <w:sz w:val="22"/>
-          <w:szCs w:val="22"/>
-        </w:rPr>
-        <w:t xml:space="preserve"> before production rollout.</w:t>
-      </w:r>
-    </w:p>
-    <w:p>
-      <w:pPr>
-        <w:numPr>
-          <w:ilvl w:val="0"/>
-          <w:numId w:val="7"/>
-        </w:numPr>
-        <w:spacing w:after="0" w:line="20" w:lineRule="atLeast"/>
-        <w:rPr>
-          <w:sz w:val="22"/>
-          <w:szCs w:val="22"/>
-        </w:rPr>
-      </w:pPr>
-      <w:r>
-        <w:rPr>
-          <w:sz w:val="22"/>
-          <w:szCs w:val="22"/>
-        </w:rPr>
-        <w:lastRenderedPageBreak/>
-        <w:t>Containerization for non-prod environments, but bare metal for prod (due to latency).</w:t>
-      </w:r>
-    </w:p>
-    <w:p>
-      <w:pPr>
-        <w:spacing w:after="0" w:line="20" w:lineRule="atLeast"/>
-        <w:ind w:left="720"/>
-        <w:rPr>
-          <w:sz w:val="22"/>
-          <w:szCs w:val="22"/>
-        </w:rPr>
-      </w:pPr>
-    </w:p>
-    <w:p>
-      <w:pPr>
-        <w:spacing w:after="0" w:line="20" w:lineRule="atLeast"/>
-        <w:rPr>
-          <w:b/>
-          <w:bCs/>
-          <w:sz w:val="28"/>
-          <w:szCs w:val="28"/>
-        </w:rPr>
-      </w:pPr>
-      <w:r>
-        <w:rPr>
-          <w:rFonts w:ascii="Segoe UI Emoji" w:hAnsi="Segoe UI Emoji" w:cs="Segoe UI Emoji"/>
-          <w:b/>
-          <w:bCs/>
-          <w:sz w:val="28"/>
-          <w:szCs w:val="28"/>
-        </w:rPr>
-        <w:t>🔹</w:t>
-      </w:r>
-      <w:r>
-        <w:rPr>
-          <w:b/>
-          <w:bCs/>
-          <w:sz w:val="28"/>
-          <w:szCs w:val="28"/>
-        </w:rPr>
-        <w:t xml:space="preserve"> 3. Quant Developer Intern Role</w:t>
-      </w:r>
-    </w:p>
-    <w:p>
-      <w:pPr>
-        <w:spacing w:after="0" w:line="20" w:lineRule="atLeast"/>
-        <w:rPr>
-          <w:b/>
-          <w:bCs/>
-          <w:sz w:val="22"/>
-          <w:szCs w:val="22"/>
-        </w:rPr>
-      </w:pPr>
-      <w:r>
-        <w:rPr>
-          <w:b/>
-          <w:bCs/>
-          <w:sz w:val="22"/>
-          <w:szCs w:val="22"/>
-        </w:rPr>
-        <w:t xml:space="preserve">Q1. Explain what </w:t>
-      </w:r>
-      <w:proofErr w:type="spellStart"/>
-      <w:r>
-        <w:rPr>
-          <w:b/>
-          <w:bCs/>
-          <w:sz w:val="22"/>
-          <w:szCs w:val="22"/>
-        </w:rPr>
-        <w:t>backtesting</w:t>
-      </w:r>
-      <w:proofErr w:type="spellEnd"/>
-      <w:r>
-        <w:rPr>
-          <w:b/>
-          <w:bCs/>
-          <w:sz w:val="22"/>
-          <w:szCs w:val="22"/>
-        </w:rPr>
-        <w:t xml:space="preserve"> is and why it can be misleading.</w:t>
-      </w:r>
-    </w:p>
-    <w:p>
-      <w:pPr>
-        <w:numPr>
-          <w:ilvl w:val="0"/>
-          <w:numId w:val="8"/>
-        </w:numPr>
-        <w:spacing w:after="0" w:line="20" w:lineRule="atLeast"/>
-        <w:rPr>
-          <w:sz w:val="22"/>
-          <w:szCs w:val="22"/>
-        </w:rPr>
-      </w:pPr>
-      <w:proofErr w:type="spellStart"/>
-      <w:r>
-        <w:rPr>
-          <w:sz w:val="22"/>
-          <w:szCs w:val="22"/>
-        </w:rPr>
-        <w:t>Backtesting</w:t>
-      </w:r>
-      <w:proofErr w:type="spellEnd"/>
-      <w:r>
-        <w:rPr>
-          <w:sz w:val="22"/>
-          <w:szCs w:val="22"/>
-        </w:rPr>
-        <w:t xml:space="preserve"> → testing strategy on historical data.</w:t>
-      </w:r>
-    </w:p>
-    <w:p>
-      <w:pPr>
-        <w:numPr>
-          <w:ilvl w:val="0"/>
-          <w:numId w:val="8"/>
-        </w:numPr>
-        <w:spacing w:after="0" w:line="20" w:lineRule="atLeast"/>
-        <w:rPr>
-          <w:sz w:val="22"/>
-          <w:szCs w:val="22"/>
-        </w:rPr>
-      </w:pPr>
-      <w:r>
-        <w:rPr>
-          <w:sz w:val="22"/>
-          <w:szCs w:val="22"/>
-        </w:rPr>
-        <w:t>Issues:</w:t>
-      </w:r>
-    </w:p>
-    <w:p>
-      <w:pPr>
-        <w:numPr>
-          <w:ilvl w:val="1"/>
-          <w:numId w:val="8"/>
-        </w:numPr>
-        <w:spacing w:after="0" w:line="20" w:lineRule="atLeast"/>
-        <w:rPr>
-          <w:sz w:val="22"/>
-          <w:szCs w:val="22"/>
-        </w:rPr>
-      </w:pPr>
-      <w:r>
-        <w:rPr>
-          <w:sz w:val="22"/>
-          <w:szCs w:val="22"/>
-        </w:rPr>
-        <w:t>Overfitting → model tuned too much on past data.</w:t>
-      </w:r>
-    </w:p>
-    <w:p>
-      <w:pPr>
-        <w:numPr>
-          <w:ilvl w:val="1"/>
-          <w:numId w:val="8"/>
-        </w:numPr>
-        <w:spacing w:after="0" w:line="20" w:lineRule="atLeast"/>
-        <w:rPr>
-          <w:sz w:val="22"/>
-          <w:szCs w:val="22"/>
-        </w:rPr>
-      </w:pPr>
-      <w:r>
-        <w:rPr>
-          <w:sz w:val="22"/>
-          <w:szCs w:val="22"/>
-        </w:rPr>
-        <w:t>Look-ahead bias → using future info unknowingly.</w:t>
-      </w:r>
-    </w:p>
-    <w:p>
-      <w:pPr>
-        <w:numPr>
-          <w:ilvl w:val="1"/>
-          <w:numId w:val="8"/>
-        </w:numPr>
-        <w:spacing w:after="0" w:line="20" w:lineRule="atLeast"/>
-        <w:rPr>
-          <w:sz w:val="22"/>
-          <w:szCs w:val="22"/>
-        </w:rPr>
-      </w:pPr>
-      <w:r>
-        <w:rPr>
-          <w:sz w:val="22"/>
-          <w:szCs w:val="22"/>
-        </w:rPr>
-        <w:t>Survivorship bias → excluding failed stocks.</w:t>
-      </w:r>
-    </w:p>
-    <w:p>
-      <w:pPr>
-        <w:numPr>
-          <w:ilvl w:val="1"/>
-          <w:numId w:val="8"/>
-        </w:numPr>
-        <w:spacing w:after="0" w:line="20" w:lineRule="atLeast"/>
-        <w:rPr>
-          <w:sz w:val="22"/>
-          <w:szCs w:val="22"/>
-        </w:rPr>
-      </w:pPr>
-      <w:r>
-        <w:rPr>
-          <w:sz w:val="22"/>
-          <w:szCs w:val="22"/>
-        </w:rPr>
-        <w:t>Transaction costs/slippage ignored.</w:t>
-      </w:r>
-    </w:p>
-    <w:p>
-      <w:pPr>
-        <w:numPr>
-          <w:ilvl w:val="0"/>
-          <w:numId w:val="8"/>
-        </w:numPr>
-        <w:spacing w:after="0" w:line="20" w:lineRule="atLeast"/>
-        <w:rPr>
-          <w:sz w:val="22"/>
-          <w:szCs w:val="22"/>
-        </w:rPr>
-      </w:pPr>
-      <w:r>
-        <w:rPr>
-          <w:sz w:val="22"/>
-          <w:szCs w:val="22"/>
-        </w:rPr>
-        <w:t>To mitigate → use out-of-sample testing, walk-forward validation, include realistic costs.</w:t>
-      </w:r>
-    </w:p>
-    <w:p>
-      <w:pPr>
-        <w:spacing w:after="0" w:line="20" w:lineRule="atLeast"/>
-        <w:ind w:left="720"/>
-        <w:rPr>
-          <w:sz w:val="22"/>
-          <w:szCs w:val="22"/>
-        </w:rPr>
-      </w:pPr>
-    </w:p>
-    <w:p>
-      <w:pPr>
-        <w:spacing w:after="0" w:line="20" w:lineRule="atLeast"/>
-        <w:rPr>
-          <w:b/>
-          <w:bCs/>
-          <w:sz w:val="22"/>
-          <w:szCs w:val="22"/>
-        </w:rPr>
-      </w:pPr>
-      <w:r>
-        <w:rPr>
-          <w:b/>
-          <w:bCs/>
-          <w:sz w:val="22"/>
-          <w:szCs w:val="22"/>
-        </w:rPr>
-        <w:t>Q2. How do you clean and preprocess financial tick data?</w:t>
-      </w:r>
-    </w:p>
-    <w:p>
-      <w:pPr>
-        <w:numPr>
-          <w:ilvl w:val="0"/>
-          <w:numId w:val="9"/>
-        </w:numPr>
-        <w:spacing w:after="0" w:line="20" w:lineRule="atLeast"/>
-        <w:rPr>
-          <w:sz w:val="22"/>
-          <w:szCs w:val="22"/>
-        </w:rPr>
-      </w:pPr>
-      <w:r>
-        <w:rPr>
-          <w:sz w:val="22"/>
-          <w:szCs w:val="22"/>
-        </w:rPr>
-        <w:t>Remove bad ticks (outliers, erroneous prices).</w:t>
-      </w:r>
-    </w:p>
-    <w:p>
-      <w:pPr>
-        <w:numPr>
-          <w:ilvl w:val="0"/>
-          <w:numId w:val="9"/>
-        </w:numPr>
-        <w:spacing w:after="0" w:line="20" w:lineRule="atLeast"/>
-        <w:rPr>
-          <w:sz w:val="22"/>
-          <w:szCs w:val="22"/>
-        </w:rPr>
-      </w:pPr>
-      <w:r>
-        <w:rPr>
-          <w:sz w:val="22"/>
-          <w:szCs w:val="22"/>
-        </w:rPr>
-        <w:t>Fill missing timestamps with forward fill.</w:t>
-      </w:r>
-    </w:p>
-    <w:p>
-      <w:pPr>
-        <w:numPr>
-          <w:ilvl w:val="0"/>
-          <w:numId w:val="9"/>
-        </w:numPr>
-        <w:spacing w:after="0" w:line="20" w:lineRule="atLeast"/>
-        <w:rPr>
-          <w:sz w:val="22"/>
-          <w:szCs w:val="22"/>
-        </w:rPr>
-      </w:pPr>
-      <w:r>
-        <w:rPr>
-          <w:sz w:val="22"/>
-          <w:szCs w:val="22"/>
-        </w:rPr>
-        <w:t>Adjust for stock splits/dividends.</w:t>
-      </w:r>
-    </w:p>
-    <w:p>
-      <w:pPr>
-        <w:numPr>
-          <w:ilvl w:val="0"/>
-          <w:numId w:val="9"/>
-        </w:numPr>
-        <w:spacing w:after="0" w:line="20" w:lineRule="atLeast"/>
-        <w:rPr>
-          <w:sz w:val="22"/>
-          <w:szCs w:val="22"/>
-        </w:rPr>
-      </w:pPr>
-      <w:r>
-        <w:rPr>
-          <w:sz w:val="22"/>
-          <w:szCs w:val="22"/>
-        </w:rPr>
-        <w:t>Normalize different feeds to consistent schema.</w:t>
-      </w:r>
-    </w:p>
-    <w:p>
-      <w:pPr>
-        <w:numPr>
-          <w:ilvl w:val="0"/>
-          <w:numId w:val="9"/>
-        </w:numPr>
-        <w:spacing w:after="0" w:line="20" w:lineRule="atLeast"/>
-        <w:rPr>
-          <w:sz w:val="22"/>
-          <w:szCs w:val="22"/>
-        </w:rPr>
-      </w:pPr>
-      <w:r>
-        <w:rPr>
-          <w:sz w:val="22"/>
-          <w:szCs w:val="22"/>
-        </w:rPr>
-        <w:t>Sync multiple feeds (equities/futures) using event time alignment.</w:t>
-      </w:r>
-    </w:p>
-    <w:p>
-      <w:pPr>
-        <w:spacing w:after="0" w:line="20" w:lineRule="atLeast"/>
-        <w:ind w:left="720"/>
-        <w:rPr>
-          <w:sz w:val="22"/>
-          <w:szCs w:val="22"/>
-        </w:rPr>
-      </w:pPr>
-    </w:p>
-    <w:p>
-      <w:pPr>
-        <w:spacing w:after="0" w:line="20" w:lineRule="atLeast"/>
-        <w:rPr>
-          <w:b/>
-          <w:bCs/>
-          <w:sz w:val="22"/>
-          <w:szCs w:val="22"/>
-        </w:rPr>
-      </w:pPr>
-      <w:r>
-        <w:rPr>
-          <w:b/>
-          <w:bCs/>
-          <w:sz w:val="22"/>
-          <w:szCs w:val="22"/>
-        </w:rPr>
-        <w:t>Q3. You are given tick-by-tick data. How would you generate features for a trading strategy?</w:t>
-      </w:r>
-    </w:p>
-    <w:p>
-      <w:pPr>
-        <w:numPr>
-          <w:ilvl w:val="0"/>
-          <w:numId w:val="10"/>
-        </w:numPr>
-        <w:spacing w:after="0" w:line="20" w:lineRule="atLeast"/>
-        <w:rPr>
-          <w:sz w:val="22"/>
-          <w:szCs w:val="22"/>
-        </w:rPr>
-      </w:pPr>
-      <w:r>
-        <w:rPr>
-          <w:sz w:val="22"/>
-          <w:szCs w:val="22"/>
-        </w:rPr>
-        <w:t>Order book imbalance = (</w:t>
-      </w:r>
-      <w:proofErr w:type="spellStart"/>
-      <w:r>
-        <w:rPr>
-          <w:sz w:val="22"/>
-          <w:szCs w:val="22"/>
-        </w:rPr>
-        <w:t>BidVol</w:t>
-      </w:r>
-      <w:proofErr w:type="spellEnd"/>
-      <w:r>
-        <w:rPr>
-          <w:sz w:val="22"/>
-          <w:szCs w:val="22"/>
-        </w:rPr>
-        <w:t xml:space="preserve"> – </w:t>
-      </w:r>
-      <w:proofErr w:type="spellStart"/>
-      <w:r>
-        <w:rPr>
-          <w:sz w:val="22"/>
-          <w:szCs w:val="22"/>
-        </w:rPr>
-        <w:t>AskVol</w:t>
-      </w:r>
-      <w:proofErr w:type="spellEnd"/>
-      <w:r>
-        <w:rPr>
-          <w:sz w:val="22"/>
-          <w:szCs w:val="22"/>
-        </w:rPr>
-        <w:t>) / (</w:t>
-      </w:r>
-      <w:proofErr w:type="spellStart"/>
-      <w:r>
-        <w:rPr>
-          <w:sz w:val="22"/>
-          <w:szCs w:val="22"/>
-        </w:rPr>
-        <w:t>BidVol</w:t>
-      </w:r>
-      <w:proofErr w:type="spellEnd"/>
-      <w:r>
-        <w:rPr>
-          <w:sz w:val="22"/>
-          <w:szCs w:val="22"/>
-        </w:rPr>
-        <w:t xml:space="preserve"> + </w:t>
-      </w:r>
-      <w:proofErr w:type="spellStart"/>
-      <w:r>
-        <w:rPr>
-          <w:sz w:val="22"/>
-          <w:szCs w:val="22"/>
-        </w:rPr>
-        <w:t>AskVol</w:t>
-      </w:r>
-      <w:proofErr w:type="spellEnd"/>
-      <w:r>
-        <w:rPr>
-          <w:sz w:val="22"/>
-          <w:szCs w:val="22"/>
-        </w:rPr>
-        <w:t>).</w:t>
-      </w:r>
-    </w:p>
-    <w:p>
-      <w:pPr>
-        <w:numPr>
-          <w:ilvl w:val="0"/>
-          <w:numId w:val="10"/>
-        </w:numPr>
-        <w:spacing w:after="0" w:line="20" w:lineRule="atLeast"/>
-        <w:rPr>
-          <w:sz w:val="22"/>
-          <w:szCs w:val="22"/>
-        </w:rPr>
-      </w:pPr>
-      <w:r>
-        <w:rPr>
-          <w:sz w:val="22"/>
-          <w:szCs w:val="22"/>
-        </w:rPr>
-        <w:t>Trade volume spikes.</w:t>
-      </w:r>
-    </w:p>
-    <w:p>
-      <w:pPr>
-        <w:numPr>
-          <w:ilvl w:val="0"/>
-          <w:numId w:val="10"/>
-        </w:numPr>
-        <w:spacing w:after="0" w:line="20" w:lineRule="atLeast"/>
-        <w:rPr>
-          <w:sz w:val="22"/>
-          <w:szCs w:val="22"/>
-        </w:rPr>
-      </w:pPr>
-      <w:r>
-        <w:rPr>
-          <w:sz w:val="22"/>
-          <w:szCs w:val="22"/>
-        </w:rPr>
-        <w:t>Short-term volatility estimates (realized variance).</w:t>
-      </w:r>
-    </w:p>
-    <w:p>
-      <w:pPr>
-        <w:numPr>
-          <w:ilvl w:val="0"/>
-          <w:numId w:val="10"/>
-        </w:numPr>
-        <w:spacing w:after="0" w:line="20" w:lineRule="atLeast"/>
-        <w:rPr>
-          <w:sz w:val="22"/>
-          <w:szCs w:val="22"/>
-        </w:rPr>
-      </w:pPr>
-      <w:r>
-        <w:rPr>
-          <w:sz w:val="22"/>
-          <w:szCs w:val="22"/>
-        </w:rPr>
-        <w:t>Momentum indicators (VWAP, moving averages).</w:t>
-      </w:r>
-    </w:p>
-    <w:p>
-      <w:pPr>
-        <w:numPr>
-          <w:ilvl w:val="0"/>
-          <w:numId w:val="10"/>
-        </w:numPr>
-        <w:spacing w:after="0" w:line="20" w:lineRule="atLeast"/>
-        <w:rPr>
-          <w:sz w:val="22"/>
-          <w:szCs w:val="22"/>
-        </w:rPr>
-      </w:pPr>
-      <w:r>
-        <w:rPr>
-          <w:sz w:val="22"/>
-          <w:szCs w:val="22"/>
-        </w:rPr>
-        <w:t>Market microstructure features (spread, depth, order flow imbalance).</w:t>
-      </w:r>
-    </w:p>
-    <w:p>
-      <w:pPr>
-        <w:spacing w:after="0" w:line="20" w:lineRule="atLeast"/>
-        <w:ind w:left="720"/>
-        <w:rPr>
-          <w:sz w:val="22"/>
-          <w:szCs w:val="22"/>
-        </w:rPr>
-      </w:pPr>
-    </w:p>
-    <w:p>
-      <w:pPr>
-        <w:spacing w:after="0" w:line="20" w:lineRule="atLeast"/>
-        <w:rPr>
-          <w:b/>
-          <w:bCs/>
-          <w:sz w:val="22"/>
-          <w:szCs w:val="22"/>
-        </w:rPr>
-      </w:pPr>
-      <w:r>
-        <w:rPr>
-          <w:b/>
-          <w:bCs/>
-          <w:sz w:val="22"/>
-          <w:szCs w:val="22"/>
-        </w:rPr>
-        <w:t>Q4. If you had to evaluate a strategy’s performance, which metrics would you use?</w:t>
-      </w:r>
-    </w:p>
-    <w:p>
-      <w:pPr>
-        <w:numPr>
-          <w:ilvl w:val="0"/>
-          <w:numId w:val="11"/>
-        </w:numPr>
-        <w:spacing w:after="0" w:line="20" w:lineRule="atLeast"/>
-        <w:rPr>
-          <w:sz w:val="22"/>
-          <w:szCs w:val="22"/>
-        </w:rPr>
-      </w:pPr>
-      <w:r>
-        <w:rPr>
-          <w:sz w:val="22"/>
-          <w:szCs w:val="22"/>
-        </w:rPr>
-        <w:t>Sharpe Ratio (risk-adjusted return).</w:t>
-      </w:r>
-    </w:p>
-    <w:p>
-      <w:pPr>
-        <w:numPr>
-          <w:ilvl w:val="0"/>
-          <w:numId w:val="11"/>
-        </w:numPr>
-        <w:spacing w:after="0" w:line="20" w:lineRule="atLeast"/>
-        <w:rPr>
-          <w:sz w:val="22"/>
-          <w:szCs w:val="22"/>
-        </w:rPr>
-      </w:pPr>
-      <w:r>
-        <w:rPr>
-          <w:sz w:val="22"/>
-          <w:szCs w:val="22"/>
-        </w:rPr>
-        <w:t>Sortino Ratio (downside risk).</w:t>
-      </w:r>
-    </w:p>
-    <w:p>
-      <w:pPr>
-        <w:numPr>
-          <w:ilvl w:val="0"/>
-          <w:numId w:val="11"/>
-        </w:numPr>
-        <w:spacing w:after="0" w:line="20" w:lineRule="atLeast"/>
-        <w:rPr>
-          <w:sz w:val="22"/>
-          <w:szCs w:val="22"/>
-        </w:rPr>
-      </w:pPr>
-      <w:r>
-        <w:rPr>
-          <w:sz w:val="22"/>
-          <w:szCs w:val="22"/>
-        </w:rPr>
-        <w:t>Maximum Drawdown.</w:t>
-      </w:r>
-    </w:p>
-    <w:p>
-      <w:pPr>
-        <w:numPr>
-          <w:ilvl w:val="0"/>
-          <w:numId w:val="11"/>
-        </w:numPr>
-        <w:spacing w:after="0" w:line="20" w:lineRule="atLeast"/>
-        <w:rPr>
-          <w:sz w:val="22"/>
-          <w:szCs w:val="22"/>
-        </w:rPr>
-      </w:pPr>
-      <w:r>
-        <w:rPr>
-          <w:sz w:val="22"/>
-          <w:szCs w:val="22"/>
-        </w:rPr>
-        <w:t xml:space="preserve">Win ratio &amp; average </w:t>
-      </w:r>
-      <w:proofErr w:type="spellStart"/>
-      <w:r>
-        <w:rPr>
-          <w:sz w:val="22"/>
-          <w:szCs w:val="22"/>
-        </w:rPr>
-        <w:t>PnL</w:t>
-      </w:r>
-      <w:proofErr w:type="spellEnd"/>
-      <w:r>
-        <w:rPr>
-          <w:sz w:val="22"/>
-          <w:szCs w:val="22"/>
-        </w:rPr>
-        <w:t xml:space="preserve"> per trade.</w:t>
-      </w:r>
-    </w:p>
-    <w:p>
-      <w:pPr>
-        <w:numPr>
-          <w:ilvl w:val="0"/>
-          <w:numId w:val="11"/>
-        </w:numPr>
-        <w:spacing w:after="0" w:line="20" w:lineRule="atLeast"/>
-        <w:rPr>
-          <w:sz w:val="22"/>
-          <w:szCs w:val="22"/>
-        </w:rPr>
-      </w:pPr>
-      <w:r>
-        <w:rPr>
-          <w:sz w:val="22"/>
-          <w:szCs w:val="22"/>
-        </w:rPr>
-        <w:t>Alpha, Beta (relative to benchmark).</w:t>
-      </w:r>
-    </w:p>
-    <w:p>
-      <w:pPr>
-        <w:numPr>
-          <w:ilvl w:val="0"/>
-          <w:numId w:val="11"/>
-        </w:numPr>
-        <w:spacing w:after="0" w:line="20" w:lineRule="atLeast"/>
-        <w:rPr>
-          <w:sz w:val="22"/>
-          <w:szCs w:val="22"/>
-        </w:rPr>
-      </w:pPr>
-      <w:r>
-        <w:rPr>
-          <w:sz w:val="22"/>
-          <w:szCs w:val="22"/>
-        </w:rPr>
-        <w:t xml:space="preserve">Latency metrics if </w:t>
-      </w:r>
-      <w:proofErr w:type="gramStart"/>
-      <w:r>
-        <w:rPr>
-          <w:sz w:val="22"/>
-          <w:szCs w:val="22"/>
-        </w:rPr>
-        <w:t>high-frequency</w:t>
-      </w:r>
-      <w:proofErr w:type="gramEnd"/>
-      <w:r>
-        <w:rPr>
-          <w:sz w:val="22"/>
-          <w:szCs w:val="22"/>
-        </w:rPr>
-        <w:t>.</w:t>
-      </w:r>
-    </w:p>
-    <w:p>
-      <w:pPr>
-        <w:spacing w:after="0" w:line="20" w:lineRule="atLeast"/>
-        <w:rPr>
-          <w:sz w:val="22"/>
-          <w:szCs w:val="22"/>
-        </w:rPr>
-      </w:pPr>
-    </w:p>
-    <w:p>
-      <w:pPr>
-        <w:spacing w:after="0" w:line="20" w:lineRule="atLeast"/>
-        <w:rPr>
-          <w:sz w:val="22"/>
-          <w:szCs w:val="22"/>
-        </w:rPr>
-      </w:pPr>
-    </w:p>
-    <w:p>
-      <w:pPr>
-        <w:spacing w:after="0" w:line="20" w:lineRule="atLeast"/>
-        <w:rPr>
-          <w:b/>
-          <w:bCs/>
-          <w:sz w:val="28"/>
-          <w:szCs w:val="28"/>
-          <w:lang w:val="en-US"/>
-        </w:rPr>
-      </w:pPr>
-      <w:r>
-        <w:rPr>
-          <w:b/>
-          <w:bCs/>
-          <w:sz w:val="28"/>
-          <w:szCs w:val="28"/>
-          <w:lang w:val="en-US"/>
-        </w:rPr>
-        <w:t>HR Questions</w:t>
-      </w:r>
-    </w:p>
-    <w:p>
-      <w:pPr>
-        <w:spacing w:after="0" w:line="20" w:lineRule="atLeast"/>
-        <w:rPr>
-          <w:b/>
-          <w:bCs/>
-          <w:sz w:val="22"/>
-          <w:szCs w:val="22"/>
-        </w:rPr>
-      </w:pPr>
-      <w:r>
-        <w:rPr>
-          <w:b/>
-          <w:bCs/>
-          <w:sz w:val="22"/>
-          <w:szCs w:val="22"/>
-        </w:rPr>
-        <w:t>Q1. Why do you want to work in quantitative trading?</w:t>
-      </w:r>
-      <w:r>
-        <w:rPr>
-          <w:b/>
-          <w:bCs/>
-          <w:sz w:val="22"/>
-          <w:szCs w:val="22"/>
-        </w:rPr>
-        <w:br/>
-      </w:r>
-      <w:r>
-        <w:rPr>
-          <w:b/>
-          <w:bCs/>
-          <w:i/>
-          <w:iCs/>
-          <w:sz w:val="22"/>
-          <w:szCs w:val="22"/>
-        </w:rPr>
-        <w:t xml:space="preserve">"I enjoy solving challenging computational problems where performance and precision matter. In quantitative trading, I find the perfect overlap of my skills in algorithms, data structures, and system design with my interest in financial markets. The idea of building systems where even microseconds matter excites me — it’s like solving real-time puzzles where efficiency directly impacts results. </w:t>
-      </w:r>
-      <w:proofErr w:type="spellStart"/>
-      <w:r>
-        <w:rPr>
-          <w:b/>
-          <w:bCs/>
-          <w:i/>
-          <w:iCs/>
-          <w:sz w:val="22"/>
-          <w:szCs w:val="22"/>
-        </w:rPr>
-        <w:t>Algoquant’s</w:t>
-      </w:r>
-      <w:proofErr w:type="spellEnd"/>
-      <w:r>
-        <w:rPr>
-          <w:b/>
-          <w:bCs/>
-          <w:i/>
-          <w:iCs/>
-          <w:sz w:val="22"/>
-          <w:szCs w:val="22"/>
-        </w:rPr>
-        <w:t xml:space="preserve"> work in ultra-low-latency trading provides the kind of environment where I can apply my technical knowledge, continuously learn, and see measurable impact from my work."</w:t>
-      </w:r>
+      </w:pPr>
     </w:p>
     <w:p>
       <w:pPr>
@@ -2157,9 +1785,7 @@
           <w:lang w:val="en-US"/>
         </w:rPr>
       </w:pPr>
-    </w:p>
-    <w:p>
-      <w:pPr>
+      <w:r>
         <w:rPr>
           <w:b/>
           <w:bCs/>
@@ -2167,1363 +1793,1264 @@
           <w:szCs w:val="36"/>
           <w:lang w:val="en-US"/>
         </w:rPr>
-      </w:pPr>
-      <w:proofErr w:type="gramStart"/>
-      <w:r>
+        <w:t>Stocks Related Questions</w:t>
+      </w:r>
+    </w:p>
+    <w:p>
+      <w:pPr>
+        <w:rPr>
+          <w:b/>
+          <w:bCs/>
+          <w:sz w:val="22"/>
+          <w:szCs w:val="22"/>
+        </w:rPr>
+      </w:pPr>
+      <w:r>
+        <w:rPr>
+          <w:b/>
+          <w:bCs/>
+          <w:sz w:val="22"/>
+          <w:szCs w:val="22"/>
+        </w:rPr>
+        <w:t>Q</w:t>
+      </w:r>
+      <w:r>
+        <w:rPr>
+          <w:b/>
+          <w:bCs/>
+          <w:sz w:val="22"/>
+          <w:szCs w:val="22"/>
+        </w:rPr>
+        <w:t>1</w:t>
+      </w:r>
+      <w:r>
+        <w:rPr>
+          <w:b/>
+          <w:bCs/>
+          <w:sz w:val="22"/>
+          <w:szCs w:val="22"/>
+        </w:rPr>
+        <w:t>. What is arbitrage?</w:t>
+      </w:r>
+    </w:p>
+    <w:p>
+      <w:pPr>
+        <w:numPr>
+          <w:ilvl w:val="0"/>
+          <w:numId w:val="13"/>
+        </w:numPr>
+        <w:rPr>
+          <w:sz w:val="22"/>
+          <w:szCs w:val="22"/>
+        </w:rPr>
+      </w:pPr>
+      <w:r>
+        <w:rPr>
+          <w:sz w:val="22"/>
+          <w:szCs w:val="22"/>
+        </w:rPr>
+        <w:t>Risk-free profit by exploiting price differences of the same asset across markets.</w:t>
+      </w:r>
+    </w:p>
+    <w:p>
+      <w:pPr>
+        <w:numPr>
+          <w:ilvl w:val="0"/>
+          <w:numId w:val="13"/>
+        </w:numPr>
+        <w:rPr>
+          <w:sz w:val="22"/>
+          <w:szCs w:val="22"/>
+        </w:rPr>
+      </w:pPr>
+      <w:r>
+        <w:rPr>
+          <w:sz w:val="22"/>
+          <w:szCs w:val="22"/>
+        </w:rPr>
+        <w:t>Example: If Nifty futures in NSE trades at 20,050 while in SGX it trades at 20,070, traders may buy low and sell high instantly.</w:t>
+      </w:r>
+    </w:p>
+    <w:p>
+      <w:pPr>
+        <w:rPr>
+          <w:b/>
+          <w:bCs/>
+          <w:sz w:val="22"/>
+          <w:szCs w:val="22"/>
+        </w:rPr>
+      </w:pPr>
+      <w:r>
+        <w:rPr>
+          <w:b/>
+          <w:bCs/>
+          <w:sz w:val="22"/>
+          <w:szCs w:val="22"/>
+        </w:rPr>
+        <w:t>Q</w:t>
+      </w:r>
+      <w:r>
+        <w:rPr>
+          <w:b/>
+          <w:bCs/>
+          <w:sz w:val="22"/>
+          <w:szCs w:val="22"/>
+        </w:rPr>
+        <w:t>2</w:t>
+      </w:r>
+      <w:r>
+        <w:rPr>
+          <w:b/>
+          <w:bCs/>
+          <w:sz w:val="22"/>
+          <w:szCs w:val="22"/>
+        </w:rPr>
+        <w:t>. What is short selling?</w:t>
+      </w:r>
+    </w:p>
+    <w:p>
+      <w:pPr>
+        <w:numPr>
+          <w:ilvl w:val="0"/>
+          <w:numId w:val="14"/>
+        </w:numPr>
+        <w:rPr>
+          <w:sz w:val="22"/>
+          <w:szCs w:val="22"/>
+        </w:rPr>
+      </w:pPr>
+      <w:r>
+        <w:rPr>
+          <w:sz w:val="22"/>
+          <w:szCs w:val="22"/>
+        </w:rPr>
+        <w:t>Selling borrowed shares with the aim of buying them back later at a lower price.</w:t>
+      </w:r>
+    </w:p>
+    <w:p>
+      <w:pPr>
+        <w:numPr>
+          <w:ilvl w:val="0"/>
+          <w:numId w:val="14"/>
+        </w:numPr>
+        <w:rPr>
+          <w:sz w:val="22"/>
+          <w:szCs w:val="22"/>
+        </w:rPr>
+      </w:pPr>
+      <w:r>
+        <w:rPr>
+          <w:sz w:val="22"/>
+          <w:szCs w:val="22"/>
+        </w:rPr>
+        <w:t>Profit = Sell High → Buy Low.</w:t>
+      </w:r>
+    </w:p>
+    <w:p>
+      <w:pPr>
+        <w:numPr>
+          <w:ilvl w:val="0"/>
+          <w:numId w:val="14"/>
+        </w:numPr>
+        <w:rPr>
+          <w:sz w:val="22"/>
+          <w:szCs w:val="22"/>
+        </w:rPr>
+      </w:pPr>
+      <w:r>
+        <w:rPr>
+          <w:sz w:val="22"/>
+          <w:szCs w:val="22"/>
+        </w:rPr>
+        <w:t>Risk: If price rises instead, losses can be unlimited.</w:t>
+      </w:r>
+    </w:p>
+    <w:p>
+      <w:pPr>
+        <w:rPr>
+          <w:b/>
+          <w:bCs/>
+          <w:sz w:val="22"/>
+          <w:szCs w:val="22"/>
+        </w:rPr>
+      </w:pPr>
+      <w:r>
+        <w:rPr>
+          <w:b/>
+          <w:bCs/>
+          <w:sz w:val="22"/>
+          <w:szCs w:val="22"/>
+        </w:rPr>
+        <w:t>Q</w:t>
+      </w:r>
+      <w:r>
+        <w:rPr>
+          <w:b/>
+          <w:bCs/>
+          <w:sz w:val="22"/>
+          <w:szCs w:val="22"/>
+        </w:rPr>
+        <w:t>3</w:t>
+      </w:r>
+      <w:r>
+        <w:rPr>
+          <w:b/>
+          <w:bCs/>
+          <w:sz w:val="22"/>
+          <w:szCs w:val="22"/>
+        </w:rPr>
+        <w:t>. What is backtesting in trading?</w:t>
+      </w:r>
+    </w:p>
+    <w:p>
+      <w:pPr>
+        <w:numPr>
+          <w:ilvl w:val="0"/>
+          <w:numId w:val="15"/>
+        </w:numPr>
+        <w:rPr>
+          <w:sz w:val="22"/>
+          <w:szCs w:val="22"/>
+        </w:rPr>
+      </w:pPr>
+      <w:r>
+        <w:rPr>
+          <w:sz w:val="22"/>
+          <w:szCs w:val="22"/>
+        </w:rPr>
+        <w:t>Testing a trading strategy on historical data to see how it would have performed.</w:t>
+      </w:r>
+    </w:p>
+    <w:p>
+      <w:pPr>
+        <w:numPr>
+          <w:ilvl w:val="0"/>
+          <w:numId w:val="15"/>
+        </w:numPr>
+        <w:rPr>
+          <w:sz w:val="22"/>
+          <w:szCs w:val="22"/>
+        </w:rPr>
+      </w:pPr>
+      <w:r>
+        <w:rPr>
+          <w:sz w:val="22"/>
+          <w:szCs w:val="22"/>
+        </w:rPr>
+        <w:t>Caution: must avoid overfitting and look-ahead bias.</w:t>
+      </w:r>
+    </w:p>
+    <w:p>
+      <w:pPr>
+        <w:rPr>
+          <w:b/>
+          <w:bCs/>
+          <w:sz w:val="22"/>
+          <w:szCs w:val="22"/>
+        </w:rPr>
+      </w:pPr>
+      <w:r>
+        <w:rPr>
+          <w:b/>
+          <w:bCs/>
+          <w:sz w:val="22"/>
+          <w:szCs w:val="22"/>
+        </w:rPr>
+        <w:t>Q</w:t>
+      </w:r>
+      <w:r>
+        <w:rPr>
+          <w:b/>
+          <w:bCs/>
+          <w:sz w:val="22"/>
+          <w:szCs w:val="22"/>
+        </w:rPr>
+        <w:t>4</w:t>
+      </w:r>
+      <w:r>
+        <w:rPr>
+          <w:b/>
+          <w:bCs/>
+          <w:sz w:val="22"/>
+          <w:szCs w:val="22"/>
+        </w:rPr>
+        <w:t>. What is slippage in trading?</w:t>
+      </w:r>
+    </w:p>
+    <w:p>
+      <w:pPr>
+        <w:numPr>
+          <w:ilvl w:val="0"/>
+          <w:numId w:val="16"/>
+        </w:numPr>
+        <w:rPr>
+          <w:sz w:val="22"/>
+          <w:szCs w:val="22"/>
+        </w:rPr>
+      </w:pPr>
+      <w:r>
+        <w:rPr>
+          <w:sz w:val="22"/>
+          <w:szCs w:val="22"/>
+        </w:rPr>
+        <w:t>Difference between the expected execution price and actual execution price.</w:t>
+      </w:r>
+    </w:p>
+    <w:p>
+      <w:pPr>
+        <w:numPr>
+          <w:ilvl w:val="0"/>
+          <w:numId w:val="16"/>
+        </w:numPr>
+        <w:rPr>
+          <w:sz w:val="22"/>
+          <w:szCs w:val="22"/>
+        </w:rPr>
+      </w:pPr>
+      <w:r>
+        <w:rPr>
+          <w:sz w:val="22"/>
+          <w:szCs w:val="22"/>
+        </w:rPr>
+        <w:t>Happens in high volatility or low liquidity.</w:t>
+      </w:r>
+    </w:p>
+    <w:p>
+      <w:pPr>
+        <w:numPr>
+          <w:ilvl w:val="0"/>
+          <w:numId w:val="16"/>
+        </w:numPr>
+        <w:rPr>
+          <w:sz w:val="22"/>
+          <w:szCs w:val="22"/>
+        </w:rPr>
+      </w:pPr>
+      <w:r>
+        <w:rPr>
+          <w:sz w:val="22"/>
+          <w:szCs w:val="22"/>
+        </w:rPr>
+        <w:t>Important in high-frequency trading.</w:t>
+      </w:r>
+    </w:p>
+    <w:p>
+      <w:pPr>
+        <w:rPr>
+          <w:b/>
+          <w:bCs/>
+          <w:sz w:val="22"/>
+          <w:szCs w:val="22"/>
+        </w:rPr>
+      </w:pPr>
+      <w:r>
+        <w:rPr>
+          <w:b/>
+          <w:bCs/>
+          <w:sz w:val="22"/>
+          <w:szCs w:val="22"/>
+        </w:rPr>
+        <w:t>Q</w:t>
+      </w:r>
+      <w:r>
+        <w:rPr>
+          <w:b/>
+          <w:bCs/>
+          <w:sz w:val="22"/>
+          <w:szCs w:val="22"/>
+        </w:rPr>
+        <w:t>5</w:t>
+      </w:r>
+      <w:r>
+        <w:rPr>
+          <w:b/>
+          <w:bCs/>
+          <w:sz w:val="22"/>
+          <w:szCs w:val="22"/>
+        </w:rPr>
+        <w:t>. How would you calculate the return of a stock?</w:t>
+      </w:r>
+    </w:p>
+    <w:p>
+      <w:pPr>
+        <w:numPr>
+          <w:ilvl w:val="0"/>
+          <w:numId w:val="17"/>
+        </w:numPr>
+        <w:rPr>
+          <w:sz w:val="22"/>
+          <w:szCs w:val="22"/>
+        </w:rPr>
+      </w:pPr>
+      <w:r>
+        <w:rPr>
+          <w:sz w:val="22"/>
+          <w:szCs w:val="22"/>
+        </w:rPr>
+        <w:t>Simple Return = (Final Price – Initial Price) / Initial Price.</w:t>
+      </w:r>
+    </w:p>
+    <w:p>
+      <w:pPr>
+        <w:numPr>
+          <w:ilvl w:val="0"/>
+          <w:numId w:val="17"/>
+        </w:numPr>
+        <w:rPr>
+          <w:sz w:val="22"/>
+          <w:szCs w:val="22"/>
+        </w:rPr>
+      </w:pPr>
+      <w:r>
+        <w:rPr>
+          <w:sz w:val="22"/>
+          <w:szCs w:val="22"/>
+        </w:rPr>
+        <w:t>Log Return = ln(Final Price / Initial Price).</w:t>
+      </w:r>
+    </w:p>
+    <w:p>
+      <w:pPr>
+        <w:numPr>
+          <w:ilvl w:val="0"/>
+          <w:numId w:val="17"/>
+        </w:numPr>
+        <w:rPr>
+          <w:sz w:val="22"/>
+          <w:szCs w:val="22"/>
+        </w:rPr>
+      </w:pPr>
+      <w:r>
+        <w:rPr>
+          <w:sz w:val="22"/>
+          <w:szCs w:val="22"/>
+        </w:rPr>
+        <w:t>Log returns are preferred in quant models because they are additive over time.</w:t>
+      </w:r>
+    </w:p>
+    <w:p>
+      <w:pPr>
+        <w:rPr>
+          <w:b/>
+          <w:bCs/>
+          <w:sz w:val="22"/>
+          <w:szCs w:val="22"/>
+        </w:rPr>
+      </w:pPr>
+      <w:r>
+        <w:rPr>
+          <w:b/>
+          <w:bCs/>
+          <w:sz w:val="22"/>
+          <w:szCs w:val="22"/>
+        </w:rPr>
+        <w:t>Q</w:t>
+      </w:r>
+      <w:r>
+        <w:rPr>
+          <w:b/>
+          <w:bCs/>
+          <w:sz w:val="22"/>
+          <w:szCs w:val="22"/>
+        </w:rPr>
+        <w:t>6</w:t>
+      </w:r>
+      <w:r>
+        <w:rPr>
+          <w:b/>
+          <w:bCs/>
+          <w:sz w:val="22"/>
+          <w:szCs w:val="22"/>
+        </w:rPr>
+        <w:t>. What is volatility?</w:t>
+      </w:r>
+    </w:p>
+    <w:p>
+      <w:pPr>
+        <w:numPr>
+          <w:ilvl w:val="0"/>
+          <w:numId w:val="18"/>
+        </w:numPr>
+        <w:rPr>
+          <w:sz w:val="22"/>
+          <w:szCs w:val="22"/>
+        </w:rPr>
+      </w:pPr>
+      <w:r>
+        <w:rPr>
+          <w:sz w:val="22"/>
+          <w:szCs w:val="22"/>
+        </w:rPr>
+        <w:t>A measure of how much the stock price fluctuates.</w:t>
+      </w:r>
+    </w:p>
+    <w:p>
+      <w:pPr>
+        <w:numPr>
+          <w:ilvl w:val="0"/>
+          <w:numId w:val="18"/>
+        </w:numPr>
+        <w:rPr>
+          <w:sz w:val="22"/>
+          <w:szCs w:val="22"/>
+        </w:rPr>
+      </w:pPr>
+      <w:r>
+        <w:rPr>
+          <w:sz w:val="22"/>
+          <w:szCs w:val="22"/>
+        </w:rPr>
+        <w:t>Statistically: Standard deviation of returns.</w:t>
+      </w:r>
+    </w:p>
+    <w:p>
+      <w:pPr>
+        <w:numPr>
+          <w:ilvl w:val="0"/>
+          <w:numId w:val="18"/>
+        </w:numPr>
+        <w:rPr>
+          <w:sz w:val="22"/>
+          <w:szCs w:val="22"/>
+        </w:rPr>
+      </w:pPr>
+      <w:r>
+        <w:rPr>
+          <w:sz w:val="22"/>
+          <w:szCs w:val="22"/>
+        </w:rPr>
+        <w:t>High volatility = risky, fast-changing prices.</w:t>
+      </w:r>
+    </w:p>
+    <w:p>
+      <w:pPr>
+        <w:spacing w:before="100" w:beforeAutospacing="1" w:after="100" w:afterAutospacing="1" w:line="240" w:lineRule="auto"/>
+        <w:outlineLvl w:val="2"/>
+        <w:rPr>
+          <w:rFonts w:ascii="Times New Roman" w:eastAsia="Times New Roman" w:hAnsi="Times New Roman" w:cs="Times New Roman"/>
+          <w:b/>
+          <w:bCs/>
+          <w:kern w:val="0"/>
+          <w:sz w:val="22"/>
+          <w:szCs w:val="22"/>
+          <w:lang w:eastAsia="en-IN"/>
+          <w14:ligatures w14:val="none"/>
+        </w:rPr>
+      </w:pPr>
+      <w:r>
+        <w:rPr>
+          <w:rFonts w:ascii="Times New Roman" w:eastAsia="Times New Roman" w:hAnsi="Times New Roman" w:cs="Times New Roman"/>
+          <w:b/>
+          <w:bCs/>
+          <w:kern w:val="0"/>
+          <w:sz w:val="22"/>
+          <w:szCs w:val="22"/>
+          <w:lang w:eastAsia="en-IN"/>
+          <w14:ligatures w14:val="none"/>
+        </w:rPr>
+        <w:t>Q</w:t>
+      </w:r>
+      <w:r>
+        <w:rPr>
+          <w:rFonts w:ascii="Times New Roman" w:eastAsia="Times New Roman" w:hAnsi="Times New Roman" w:cs="Times New Roman"/>
+          <w:b/>
+          <w:bCs/>
+          <w:kern w:val="0"/>
+          <w:sz w:val="22"/>
+          <w:szCs w:val="22"/>
+          <w:lang w:eastAsia="en-IN"/>
+          <w14:ligatures w14:val="none"/>
+        </w:rPr>
+        <w:t>7</w:t>
+      </w:r>
+      <w:r>
+        <w:rPr>
+          <w:rFonts w:ascii="Times New Roman" w:eastAsia="Times New Roman" w:hAnsi="Times New Roman" w:cs="Times New Roman"/>
+          <w:b/>
+          <w:bCs/>
+          <w:kern w:val="0"/>
+          <w:sz w:val="22"/>
+          <w:szCs w:val="22"/>
+          <w:lang w:eastAsia="en-IN"/>
+          <w14:ligatures w14:val="none"/>
+        </w:rPr>
+        <w:t>. If a stock has a 60% chance of going up 2% and a 40% chance of going down 1%, what’s the expected return?</w:t>
+      </w:r>
+    </w:p>
+    <w:p>
+      <w:pPr>
+        <w:spacing w:before="100" w:beforeAutospacing="1" w:after="100" w:afterAutospacing="1" w:line="240" w:lineRule="auto"/>
+        <w:ind w:firstLine="720"/>
+        <w:rPr>
+          <w:rFonts w:ascii="Times New Roman" w:eastAsia="Times New Roman" w:hAnsi="Times New Roman" w:cs="Times New Roman"/>
+          <w:kern w:val="0"/>
+          <w:sz w:val="22"/>
+          <w:szCs w:val="22"/>
+          <w:lang w:eastAsia="en-IN"/>
+          <w14:ligatures w14:val="none"/>
+        </w:rPr>
+      </w:pPr>
+      <w:r>
+        <w:rPr>
+          <w:rFonts w:ascii="Times New Roman" w:eastAsia="Times New Roman" w:hAnsi="Times New Roman" w:cs="Times New Roman"/>
+          <w:kern w:val="0"/>
+          <w:sz w:val="22"/>
+          <w:szCs w:val="22"/>
+          <w:lang w:eastAsia="en-IN"/>
+          <w14:ligatures w14:val="none"/>
+        </w:rPr>
+        <w:t xml:space="preserve">E(Return) = (0.6 × 2%) + (0.4 × –1%) = 1.2% – 0.4% = </w:t>
+      </w:r>
+      <w:r>
+        <w:rPr>
+          <w:rFonts w:ascii="Times New Roman" w:eastAsia="Times New Roman" w:hAnsi="Times New Roman" w:cs="Times New Roman"/>
+          <w:b/>
+          <w:bCs/>
+          <w:kern w:val="0"/>
+          <w:sz w:val="22"/>
+          <w:szCs w:val="22"/>
+          <w:lang w:eastAsia="en-IN"/>
+          <w14:ligatures w14:val="none"/>
+        </w:rPr>
+        <w:t>0.8% expected gain</w:t>
+      </w:r>
+      <w:r>
+        <w:rPr>
+          <w:rFonts w:ascii="Times New Roman" w:eastAsia="Times New Roman" w:hAnsi="Times New Roman" w:cs="Times New Roman"/>
+          <w:kern w:val="0"/>
+          <w:sz w:val="22"/>
+          <w:szCs w:val="22"/>
+          <w:lang w:eastAsia="en-IN"/>
+          <w14:ligatures w14:val="none"/>
+        </w:rPr>
+        <w:t>.</w:t>
+      </w:r>
+    </w:p>
+    <w:p>
+      <w:pPr>
+        <w:rPr>
+          <w:b/>
+          <w:bCs/>
+          <w:sz w:val="22"/>
+          <w:szCs w:val="22"/>
+        </w:rPr>
+      </w:pPr>
+      <w:r>
+        <w:rPr>
+          <w:b/>
+          <w:bCs/>
+          <w:sz w:val="22"/>
+          <w:szCs w:val="22"/>
+        </w:rPr>
+        <w:lastRenderedPageBreak/>
+        <w:t>Q</w:t>
+      </w:r>
+      <w:r>
+        <w:rPr>
+          <w:b/>
+          <w:bCs/>
+          <w:sz w:val="22"/>
+          <w:szCs w:val="22"/>
+        </w:rPr>
+        <w:t>8</w:t>
+      </w:r>
+      <w:r>
+        <w:rPr>
+          <w:b/>
+          <w:bCs/>
+          <w:sz w:val="22"/>
+          <w:szCs w:val="22"/>
+        </w:rPr>
+        <w:t>. What is an order book?</w:t>
+      </w:r>
+    </w:p>
+    <w:p>
+      <w:pPr>
+        <w:numPr>
+          <w:ilvl w:val="0"/>
+          <w:numId w:val="19"/>
+        </w:numPr>
+        <w:rPr>
+          <w:sz w:val="22"/>
+          <w:szCs w:val="22"/>
+        </w:rPr>
+      </w:pPr>
+      <w:r>
+        <w:rPr>
+          <w:sz w:val="22"/>
+          <w:szCs w:val="22"/>
+        </w:rPr>
+        <w:t>A list of buy and sell orders for a stock, organized by price levels.</w:t>
+      </w:r>
+    </w:p>
+    <w:p>
+      <w:pPr>
+        <w:numPr>
+          <w:ilvl w:val="0"/>
+          <w:numId w:val="19"/>
+        </w:numPr>
+        <w:rPr>
+          <w:sz w:val="22"/>
+          <w:szCs w:val="22"/>
+        </w:rPr>
+      </w:pPr>
+      <w:r>
+        <w:rPr>
+          <w:sz w:val="22"/>
+          <w:szCs w:val="22"/>
+        </w:rPr>
+        <w:t>Shows market depth, liquidity, and order flow.</w:t>
+      </w:r>
+    </w:p>
+    <w:p>
+      <w:pPr>
+        <w:rPr>
+          <w:b/>
+          <w:bCs/>
+          <w:sz w:val="22"/>
+          <w:szCs w:val="22"/>
+        </w:rPr>
+      </w:pPr>
+      <w:r>
+        <w:rPr>
+          <w:b/>
+          <w:bCs/>
+          <w:sz w:val="22"/>
+          <w:szCs w:val="22"/>
+        </w:rPr>
+        <w:t>Q</w:t>
+      </w:r>
+      <w:r>
+        <w:rPr>
+          <w:b/>
+          <w:bCs/>
+          <w:sz w:val="22"/>
+          <w:szCs w:val="22"/>
+        </w:rPr>
+        <w:t>9</w:t>
+      </w:r>
+      <w:r>
+        <w:rPr>
+          <w:b/>
+          <w:bCs/>
+          <w:sz w:val="22"/>
+          <w:szCs w:val="22"/>
+        </w:rPr>
+        <w:t>. What is latency in trading? Why is it important?</w:t>
+      </w:r>
+    </w:p>
+    <w:p>
+      <w:pPr>
+        <w:numPr>
+          <w:ilvl w:val="0"/>
+          <w:numId w:val="20"/>
+        </w:numPr>
+        <w:rPr>
+          <w:sz w:val="22"/>
+          <w:szCs w:val="22"/>
+        </w:rPr>
+      </w:pPr>
+      <w:r>
+        <w:rPr>
+          <w:sz w:val="22"/>
+          <w:szCs w:val="22"/>
+        </w:rPr>
+        <w:t>Latency = time delay between signal generation and order execution.</w:t>
+      </w:r>
+    </w:p>
+    <w:p>
+      <w:pPr>
+        <w:numPr>
+          <w:ilvl w:val="0"/>
+          <w:numId w:val="20"/>
+        </w:numPr>
+        <w:rPr>
+          <w:sz w:val="22"/>
+          <w:szCs w:val="22"/>
+        </w:rPr>
+      </w:pPr>
+      <w:r>
+        <w:rPr>
+          <w:sz w:val="22"/>
+          <w:szCs w:val="22"/>
+        </w:rPr>
+        <w:t>In HFT, even microseconds matter → lower latency = better chance to capture opportunities before competitors.</w:t>
+      </w:r>
+    </w:p>
+    <w:p>
+      <w:pPr>
+        <w:rPr>
+          <w:b/>
+          <w:bCs/>
+          <w:sz w:val="22"/>
+          <w:szCs w:val="22"/>
+        </w:rPr>
+      </w:pPr>
+      <w:r>
+        <w:rPr>
+          <w:b/>
+          <w:bCs/>
+          <w:sz w:val="22"/>
+          <w:szCs w:val="22"/>
+        </w:rPr>
+        <w:t>Q</w:t>
+      </w:r>
+      <w:r>
+        <w:rPr>
+          <w:b/>
+          <w:bCs/>
+          <w:sz w:val="22"/>
+          <w:szCs w:val="22"/>
+        </w:rPr>
+        <w:t>10</w:t>
+      </w:r>
+      <w:r>
+        <w:rPr>
+          <w:b/>
+          <w:bCs/>
+          <w:sz w:val="22"/>
+          <w:szCs w:val="22"/>
+        </w:rPr>
+        <w:t>. What is the difference between market order and limit order?</w:t>
+      </w:r>
+    </w:p>
+    <w:p>
+      <w:pPr>
+        <w:numPr>
+          <w:ilvl w:val="0"/>
+          <w:numId w:val="21"/>
+        </w:numPr>
+        <w:rPr>
+          <w:sz w:val="22"/>
+          <w:szCs w:val="22"/>
+        </w:rPr>
+      </w:pPr>
+      <w:r>
+        <w:rPr>
+          <w:sz w:val="22"/>
+          <w:szCs w:val="22"/>
+        </w:rPr>
+        <w:t>Market Order → executed immediately at best available price.</w:t>
+      </w:r>
+    </w:p>
+    <w:p>
+      <w:pPr>
+        <w:numPr>
+          <w:ilvl w:val="0"/>
+          <w:numId w:val="21"/>
+        </w:numPr>
+        <w:rPr>
+          <w:sz w:val="22"/>
+          <w:szCs w:val="22"/>
+        </w:rPr>
+      </w:pPr>
+      <w:r>
+        <w:rPr>
+          <w:sz w:val="22"/>
+          <w:szCs w:val="22"/>
+        </w:rPr>
+        <w:t>Limit Order → executed only at a specified price or better.</w:t>
+      </w:r>
+    </w:p>
+    <w:p>
+      <w:pPr>
+        <w:numPr>
+          <w:ilvl w:val="0"/>
+          <w:numId w:val="21"/>
+        </w:numPr>
+        <w:rPr>
+          <w:sz w:val="22"/>
+          <w:szCs w:val="22"/>
+        </w:rPr>
+      </w:pPr>
+      <w:r>
+        <w:rPr>
+          <w:sz w:val="22"/>
+          <w:szCs w:val="22"/>
+        </w:rPr>
+        <w:t>Market = fast but less control; Limit = more control but may not execute.</w:t>
+      </w:r>
+    </w:p>
+    <w:p>
+      <w:pPr>
+        <w:rPr>
+          <w:b/>
+          <w:bCs/>
+          <w:sz w:val="22"/>
+          <w:szCs w:val="22"/>
+        </w:rPr>
+      </w:pPr>
+      <w:r>
+        <w:rPr>
+          <w:b/>
+          <w:bCs/>
+          <w:sz w:val="22"/>
+          <w:szCs w:val="22"/>
+        </w:rPr>
+        <w:t>Q</w:t>
+      </w:r>
+      <w:r>
+        <w:rPr>
+          <w:b/>
+          <w:bCs/>
+          <w:sz w:val="22"/>
+          <w:szCs w:val="22"/>
+        </w:rPr>
+        <w:t>11</w:t>
+      </w:r>
+      <w:r>
+        <w:rPr>
+          <w:b/>
+          <w:bCs/>
+          <w:sz w:val="22"/>
+          <w:szCs w:val="22"/>
+        </w:rPr>
+        <w:t>. What are bid price, ask price, and spread?</w:t>
+      </w:r>
+    </w:p>
+    <w:p>
+      <w:pPr>
+        <w:numPr>
+          <w:ilvl w:val="0"/>
+          <w:numId w:val="22"/>
+        </w:numPr>
+        <w:rPr>
+          <w:sz w:val="22"/>
+          <w:szCs w:val="22"/>
+        </w:rPr>
+      </w:pPr>
+      <w:r>
+        <w:rPr>
+          <w:sz w:val="22"/>
+          <w:szCs w:val="22"/>
+        </w:rPr>
+        <w:t>Bid = highest price a buyer is willing to pay.</w:t>
+      </w:r>
+    </w:p>
+    <w:p>
+      <w:pPr>
+        <w:numPr>
+          <w:ilvl w:val="0"/>
+          <w:numId w:val="22"/>
+        </w:numPr>
+        <w:rPr>
+          <w:sz w:val="22"/>
+          <w:szCs w:val="22"/>
+        </w:rPr>
+      </w:pPr>
+      <w:r>
+        <w:rPr>
+          <w:sz w:val="22"/>
+          <w:szCs w:val="22"/>
+        </w:rPr>
+        <w:t>Ask = lowest price a seller is willing to accept.</w:t>
+      </w:r>
+    </w:p>
+    <w:p>
+      <w:pPr>
+        <w:numPr>
+          <w:ilvl w:val="0"/>
+          <w:numId w:val="22"/>
+        </w:numPr>
+        <w:rPr>
+          <w:sz w:val="22"/>
+          <w:szCs w:val="22"/>
+        </w:rPr>
+      </w:pPr>
+      <w:r>
+        <w:rPr>
+          <w:sz w:val="22"/>
+          <w:szCs w:val="22"/>
+        </w:rPr>
+        <w:t>Spread = Ask – Bid. In liquid stocks, spread is small; in illiquid stocks, spread is wide.</w:t>
+      </w:r>
+    </w:p>
+    <w:p>
+      <w:pPr>
+        <w:rPr>
+          <w:b/>
+          <w:bCs/>
+          <w:sz w:val="22"/>
+          <w:szCs w:val="22"/>
+        </w:rPr>
+      </w:pPr>
+      <w:r>
+        <w:rPr>
+          <w:b/>
+          <w:bCs/>
+          <w:sz w:val="22"/>
+          <w:szCs w:val="22"/>
+        </w:rPr>
+        <w:t>Q</w:t>
+      </w:r>
+      <w:r>
+        <w:rPr>
+          <w:b/>
+          <w:bCs/>
+          <w:sz w:val="22"/>
+          <w:szCs w:val="22"/>
+        </w:rPr>
+        <w:t>12</w:t>
+      </w:r>
+      <w:r>
+        <w:rPr>
+          <w:b/>
+          <w:bCs/>
+          <w:sz w:val="22"/>
+          <w:szCs w:val="22"/>
+        </w:rPr>
+        <w:t>. What is market capitalization?</w:t>
+      </w:r>
+    </w:p>
+    <w:p>
+      <w:pPr>
+        <w:numPr>
+          <w:ilvl w:val="0"/>
+          <w:numId w:val="23"/>
+        </w:numPr>
+        <w:rPr>
+          <w:sz w:val="22"/>
+          <w:szCs w:val="22"/>
+        </w:rPr>
+      </w:pPr>
+      <w:r>
+        <w:rPr>
+          <w:sz w:val="22"/>
+          <w:szCs w:val="22"/>
+        </w:rPr>
+        <w:t xml:space="preserve">Market Cap = </w:t>
+      </w:r>
+      <w:r>
+        <w:rPr>
+          <w:i/>
+          <w:iCs/>
+          <w:sz w:val="22"/>
+          <w:szCs w:val="22"/>
+        </w:rPr>
+        <w:t>Share Price × Number of Outstanding Shares</w:t>
+      </w:r>
+      <w:r>
+        <w:rPr>
+          <w:sz w:val="22"/>
+          <w:szCs w:val="22"/>
+        </w:rPr>
+        <w:t>.</w:t>
+      </w:r>
+    </w:p>
+    <w:p>
+      <w:pPr>
+        <w:numPr>
+          <w:ilvl w:val="0"/>
+          <w:numId w:val="23"/>
+        </w:numPr>
+        <w:rPr>
+          <w:sz w:val="22"/>
+          <w:szCs w:val="22"/>
+        </w:rPr>
+      </w:pPr>
+      <w:r>
+        <w:rPr>
+          <w:sz w:val="22"/>
+          <w:szCs w:val="22"/>
+        </w:rPr>
+        <w:t>Example: If a company has 10 million shares at ₹100 each → Market Cap = ₹1,000 crore.</w:t>
+      </w:r>
+    </w:p>
+    <w:p>
+      <w:pPr>
+        <w:spacing w:before="100" w:beforeAutospacing="1" w:after="100" w:afterAutospacing="1" w:line="240" w:lineRule="auto"/>
+        <w:outlineLvl w:val="1"/>
+        <w:rPr>
+          <w:rFonts w:asciiTheme="majorHAnsi" w:eastAsia="Times New Roman" w:hAnsiTheme="majorHAnsi" w:cs="Times New Roman"/>
+          <w:b/>
+          <w:bCs/>
+          <w:kern w:val="0"/>
+          <w:sz w:val="22"/>
+          <w:szCs w:val="22"/>
+          <w:lang w:eastAsia="en-IN"/>
+          <w14:ligatures w14:val="none"/>
+        </w:rPr>
+      </w:pPr>
+      <w:r>
+        <w:rPr>
+          <w:rFonts w:asciiTheme="majorHAnsi" w:eastAsia="Times New Roman" w:hAnsiTheme="majorHAnsi" w:cs="Times New Roman"/>
+          <w:b/>
+          <w:bCs/>
+          <w:kern w:val="0"/>
+          <w:sz w:val="22"/>
+          <w:szCs w:val="22"/>
+          <w:lang w:eastAsia="en-IN"/>
+          <w14:ligatures w14:val="none"/>
+        </w:rPr>
+        <w:t>Q 13.What is a Quant?</w:t>
+      </w:r>
+    </w:p>
+    <w:p>
+      <w:pPr>
+        <w:spacing w:before="100" w:beforeAutospacing="1" w:after="100" w:afterAutospacing="1" w:line="240" w:lineRule="auto"/>
+        <w:rPr>
+          <w:rFonts w:asciiTheme="majorHAnsi" w:eastAsia="Times New Roman" w:hAnsiTheme="majorHAnsi" w:cs="Times New Roman"/>
+          <w:kern w:val="0"/>
+          <w:sz w:val="22"/>
+          <w:szCs w:val="22"/>
+          <w:lang w:eastAsia="en-IN"/>
+          <w14:ligatures w14:val="none"/>
+        </w:rPr>
+      </w:pPr>
+      <w:r>
+        <w:rPr>
+          <w:rFonts w:asciiTheme="majorHAnsi" w:eastAsia="Times New Roman" w:hAnsiTheme="majorHAnsi" w:cs="Times New Roman"/>
+          <w:kern w:val="0"/>
+          <w:sz w:val="22"/>
+          <w:szCs w:val="22"/>
+          <w:lang w:eastAsia="en-IN"/>
+          <w14:ligatures w14:val="none"/>
+        </w:rPr>
+        <w:t xml:space="preserve">A </w:t>
+      </w:r>
+      <w:r>
+        <w:rPr>
+          <w:rFonts w:asciiTheme="majorHAnsi" w:eastAsia="Times New Roman" w:hAnsiTheme="majorHAnsi" w:cs="Times New Roman"/>
+          <w:b/>
+          <w:bCs/>
+          <w:kern w:val="0"/>
+          <w:sz w:val="22"/>
+          <w:szCs w:val="22"/>
+          <w:lang w:eastAsia="en-IN"/>
+          <w14:ligatures w14:val="none"/>
+        </w:rPr>
+        <w:t>Quant</w:t>
+      </w:r>
+      <w:r>
+        <w:rPr>
+          <w:rFonts w:asciiTheme="majorHAnsi" w:eastAsia="Times New Roman" w:hAnsiTheme="majorHAnsi" w:cs="Times New Roman"/>
+          <w:kern w:val="0"/>
+          <w:sz w:val="22"/>
+          <w:szCs w:val="22"/>
+          <w:lang w:eastAsia="en-IN"/>
+          <w14:ligatures w14:val="none"/>
+        </w:rPr>
+        <w:t xml:space="preserve"> = </w:t>
+      </w:r>
+      <w:r>
+        <w:rPr>
+          <w:rFonts w:asciiTheme="majorHAnsi" w:eastAsia="Times New Roman" w:hAnsiTheme="majorHAnsi" w:cs="Times New Roman"/>
+          <w:b/>
+          <w:bCs/>
+          <w:kern w:val="0"/>
+          <w:sz w:val="22"/>
+          <w:szCs w:val="22"/>
+          <w:lang w:eastAsia="en-IN"/>
+          <w14:ligatures w14:val="none"/>
+        </w:rPr>
+        <w:t>Quantitative Analyst / Quantitative Developer</w:t>
+      </w:r>
+      <w:r>
+        <w:rPr>
+          <w:rFonts w:asciiTheme="majorHAnsi" w:eastAsia="Times New Roman" w:hAnsiTheme="majorHAnsi" w:cs="Times New Roman"/>
+          <w:kern w:val="0"/>
+          <w:sz w:val="22"/>
+          <w:szCs w:val="22"/>
+          <w:lang w:eastAsia="en-IN"/>
+          <w14:ligatures w14:val="none"/>
+        </w:rPr>
+        <w:t>.</w:t>
+      </w:r>
+      <w:r>
+        <w:rPr>
+          <w:rFonts w:asciiTheme="majorHAnsi" w:eastAsia="Times New Roman" w:hAnsiTheme="majorHAnsi" w:cs="Times New Roman"/>
+          <w:kern w:val="0"/>
+          <w:sz w:val="22"/>
+          <w:szCs w:val="22"/>
+          <w:lang w:eastAsia="en-IN"/>
+          <w14:ligatures w14:val="none"/>
+        </w:rPr>
+        <w:br/>
+        <w:t xml:space="preserve">It’s someone who uses </w:t>
+      </w:r>
+      <w:r>
+        <w:rPr>
+          <w:rFonts w:asciiTheme="majorHAnsi" w:eastAsia="Times New Roman" w:hAnsiTheme="majorHAnsi" w:cs="Times New Roman"/>
+          <w:b/>
+          <w:bCs/>
+          <w:kern w:val="0"/>
+          <w:sz w:val="22"/>
+          <w:szCs w:val="22"/>
+          <w:lang w:eastAsia="en-IN"/>
+          <w14:ligatures w14:val="none"/>
+        </w:rPr>
+        <w:t>mathematics, statistics, programming, and data analysis</w:t>
+      </w:r>
+      <w:r>
+        <w:rPr>
+          <w:rFonts w:asciiTheme="majorHAnsi" w:eastAsia="Times New Roman" w:hAnsiTheme="majorHAnsi" w:cs="Times New Roman"/>
+          <w:kern w:val="0"/>
+          <w:sz w:val="22"/>
+          <w:szCs w:val="22"/>
+          <w:lang w:eastAsia="en-IN"/>
+          <w14:ligatures w14:val="none"/>
+        </w:rPr>
+        <w:t xml:space="preserve"> to build models for </w:t>
+      </w:r>
+      <w:r>
+        <w:rPr>
+          <w:rFonts w:asciiTheme="majorHAnsi" w:eastAsia="Times New Roman" w:hAnsiTheme="majorHAnsi" w:cs="Times New Roman"/>
+          <w:b/>
+          <w:bCs/>
+          <w:kern w:val="0"/>
+          <w:sz w:val="22"/>
+          <w:szCs w:val="22"/>
+          <w:lang w:eastAsia="en-IN"/>
+          <w14:ligatures w14:val="none"/>
+        </w:rPr>
+        <w:t>trading, risk management, or investment strategies</w:t>
+      </w:r>
+      <w:r>
+        <w:rPr>
+          <w:rFonts w:asciiTheme="majorHAnsi" w:eastAsia="Times New Roman" w:hAnsiTheme="majorHAnsi" w:cs="Times New Roman"/>
+          <w:kern w:val="0"/>
+          <w:sz w:val="22"/>
+          <w:szCs w:val="22"/>
+          <w:lang w:eastAsia="en-IN"/>
+          <w14:ligatures w14:val="none"/>
+        </w:rPr>
+        <w:t>.</w:t>
+      </w:r>
+    </w:p>
+    <w:p>
+      <w:pPr>
+        <w:rPr>
+          <w:sz w:val="22"/>
+          <w:szCs w:val="22"/>
+        </w:rPr>
+      </w:pPr>
+    </w:p>
+    <w:p>
+      <w:pPr>
         <w:rPr>
           <w:b/>
           <w:bCs/>
           <w:sz w:val="36"/>
           <w:szCs w:val="36"/>
-          <w:lang w:val="en-US"/>
-        </w:rPr>
-        <w:t>Stocks</w:t>
-      </w:r>
-      <w:proofErr w:type="gramEnd"/>
-      <w:r>
-        <w:rPr>
+        </w:rPr>
+      </w:pPr>
+      <w:r>
+        <w:rPr>
+          <w:rFonts w:ascii="Segoe UI Emoji" w:hAnsi="Segoe UI Emoji" w:cs="Segoe UI Emoji"/>
           <w:b/>
           <w:bCs/>
           <w:sz w:val="36"/>
           <w:szCs w:val="36"/>
-          <w:lang w:val="en-US"/>
-        </w:rPr>
-        <w:t xml:space="preserve"> Related Questions</w:t>
-      </w:r>
-    </w:p>
-    <w:p>
-      <w:pPr>
-        <w:rPr>
-          <w:b/>
-          <w:bCs/>
-          <w:sz w:val="22"/>
-          <w:szCs w:val="22"/>
-        </w:rPr>
-      </w:pPr>
-      <w:r>
-        <w:rPr>
-          <w:b/>
-          <w:bCs/>
-          <w:sz w:val="22"/>
-          <w:szCs w:val="22"/>
-        </w:rPr>
-        <w:t>Q</w:t>
-      </w:r>
-      <w:r>
-        <w:rPr>
-          <w:b/>
-          <w:bCs/>
-          <w:sz w:val="22"/>
-          <w:szCs w:val="22"/>
-        </w:rPr>
-        <w:t>1</w:t>
-      </w:r>
-      <w:r>
-        <w:rPr>
-          <w:b/>
-          <w:bCs/>
-          <w:sz w:val="22"/>
-          <w:szCs w:val="22"/>
-        </w:rPr>
-        <w:t>. What is arbitrage?</w:t>
-      </w:r>
-    </w:p>
-    <w:p>
-      <w:pPr>
-        <w:numPr>
-          <w:ilvl w:val="0"/>
-          <w:numId w:val="13"/>
-        </w:numPr>
-        <w:rPr>
-          <w:sz w:val="22"/>
-          <w:szCs w:val="22"/>
-        </w:rPr>
-      </w:pPr>
-      <w:r>
-        <w:rPr>
-          <w:sz w:val="22"/>
-          <w:szCs w:val="22"/>
-        </w:rPr>
-        <w:t>Risk-free profit by exploiting price differences of the same asset across markets.</w:t>
-      </w:r>
-    </w:p>
-    <w:p>
-      <w:pPr>
-        <w:numPr>
-          <w:ilvl w:val="0"/>
-          <w:numId w:val="13"/>
-        </w:numPr>
-        <w:rPr>
-          <w:sz w:val="22"/>
-          <w:szCs w:val="22"/>
-        </w:rPr>
-      </w:pPr>
-      <w:r>
-        <w:rPr>
-          <w:sz w:val="22"/>
-          <w:szCs w:val="22"/>
-        </w:rPr>
-        <w:t>Example: If Nifty futures in NSE trades at 20,050 while in SGX it trades at 20,070, traders may buy low and sell high instantly.</w:t>
-      </w:r>
-    </w:p>
-    <w:p>
-      <w:pPr>
-        <w:rPr>
-          <w:b/>
-          <w:bCs/>
-          <w:sz w:val="22"/>
-          <w:szCs w:val="22"/>
-        </w:rPr>
-      </w:pPr>
-      <w:r>
-        <w:rPr>
-          <w:b/>
-          <w:bCs/>
-          <w:sz w:val="22"/>
-          <w:szCs w:val="22"/>
-        </w:rPr>
-        <w:t>Q</w:t>
-      </w:r>
-      <w:r>
-        <w:rPr>
-          <w:b/>
-          <w:bCs/>
-          <w:sz w:val="22"/>
-          <w:szCs w:val="22"/>
-        </w:rPr>
-        <w:t>2</w:t>
-      </w:r>
-      <w:r>
-        <w:rPr>
-          <w:b/>
-          <w:bCs/>
-          <w:sz w:val="22"/>
-          <w:szCs w:val="22"/>
-        </w:rPr>
-        <w:t>. What is short selling?</w:t>
-      </w:r>
-    </w:p>
-    <w:p>
-      <w:pPr>
-        <w:numPr>
-          <w:ilvl w:val="0"/>
-          <w:numId w:val="14"/>
-        </w:numPr>
-        <w:rPr>
-          <w:sz w:val="22"/>
-          <w:szCs w:val="22"/>
-        </w:rPr>
-      </w:pPr>
-      <w:r>
-        <w:rPr>
-          <w:sz w:val="22"/>
-          <w:szCs w:val="22"/>
-        </w:rPr>
-        <w:lastRenderedPageBreak/>
-        <w:t>Selling borrowed shares with the aim of buying them back later at a lower price.</w:t>
-      </w:r>
-    </w:p>
-    <w:p>
-      <w:pPr>
-        <w:numPr>
-          <w:ilvl w:val="0"/>
-          <w:numId w:val="14"/>
-        </w:numPr>
-        <w:rPr>
-          <w:sz w:val="22"/>
-          <w:szCs w:val="22"/>
-        </w:rPr>
-      </w:pPr>
-      <w:r>
-        <w:rPr>
-          <w:sz w:val="22"/>
-          <w:szCs w:val="22"/>
-        </w:rPr>
-        <w:t>Profit = Sell High → Buy Low.</w:t>
-      </w:r>
-    </w:p>
-    <w:p>
-      <w:pPr>
-        <w:numPr>
-          <w:ilvl w:val="0"/>
-          <w:numId w:val="14"/>
-        </w:numPr>
-        <w:rPr>
-          <w:sz w:val="22"/>
-          <w:szCs w:val="22"/>
-        </w:rPr>
-      </w:pPr>
-      <w:r>
-        <w:rPr>
-          <w:sz w:val="22"/>
-          <w:szCs w:val="22"/>
-        </w:rPr>
-        <w:t>Risk: If price rises instead, losses can be unlimited.</w:t>
-      </w:r>
-    </w:p>
-    <w:p>
-      <w:pPr>
-        <w:rPr>
-          <w:b/>
-          <w:bCs/>
-          <w:sz w:val="22"/>
-          <w:szCs w:val="22"/>
-        </w:rPr>
-      </w:pPr>
-      <w:r>
-        <w:rPr>
-          <w:b/>
-          <w:bCs/>
-          <w:sz w:val="22"/>
-          <w:szCs w:val="22"/>
-        </w:rPr>
-        <w:t>Q</w:t>
-      </w:r>
-      <w:r>
-        <w:rPr>
-          <w:b/>
-          <w:bCs/>
-          <w:sz w:val="22"/>
-          <w:szCs w:val="22"/>
-        </w:rPr>
-        <w:t>3</w:t>
-      </w:r>
-      <w:r>
-        <w:rPr>
-          <w:b/>
-          <w:bCs/>
-          <w:sz w:val="22"/>
-          <w:szCs w:val="22"/>
-        </w:rPr>
-        <w:t xml:space="preserve">. What is </w:t>
-      </w:r>
-      <w:proofErr w:type="spellStart"/>
-      <w:r>
-        <w:rPr>
-          <w:b/>
-          <w:bCs/>
-          <w:sz w:val="22"/>
-          <w:szCs w:val="22"/>
-        </w:rPr>
-        <w:t>backtesting</w:t>
-      </w:r>
-      <w:proofErr w:type="spellEnd"/>
-      <w:r>
-        <w:rPr>
-          <w:b/>
-          <w:bCs/>
-          <w:sz w:val="22"/>
-          <w:szCs w:val="22"/>
-        </w:rPr>
-        <w:t xml:space="preserve"> in trading?</w:t>
-      </w:r>
-    </w:p>
-    <w:p>
-      <w:pPr>
-        <w:numPr>
-          <w:ilvl w:val="0"/>
-          <w:numId w:val="15"/>
-        </w:numPr>
-        <w:rPr>
-          <w:sz w:val="22"/>
-          <w:szCs w:val="22"/>
-        </w:rPr>
-      </w:pPr>
-      <w:r>
-        <w:rPr>
-          <w:sz w:val="22"/>
-          <w:szCs w:val="22"/>
-        </w:rPr>
-        <w:t>Testing a trading strategy on historical data to see how it would have performed.</w:t>
-      </w:r>
-    </w:p>
-    <w:p>
-      <w:pPr>
-        <w:numPr>
-          <w:ilvl w:val="0"/>
-          <w:numId w:val="15"/>
-        </w:numPr>
-        <w:rPr>
-          <w:sz w:val="22"/>
-          <w:szCs w:val="22"/>
-        </w:rPr>
-      </w:pPr>
-      <w:r>
-        <w:rPr>
-          <w:sz w:val="22"/>
-          <w:szCs w:val="22"/>
-        </w:rPr>
-        <w:t>Caution: must avoid overfitting and look-ahead bias.</w:t>
-      </w:r>
-    </w:p>
-    <w:p>
-      <w:pPr>
-        <w:rPr>
-          <w:b/>
-          <w:bCs/>
-          <w:sz w:val="22"/>
-          <w:szCs w:val="22"/>
-        </w:rPr>
-      </w:pPr>
-      <w:r>
-        <w:rPr>
-          <w:b/>
-          <w:bCs/>
-          <w:sz w:val="22"/>
-          <w:szCs w:val="22"/>
-        </w:rPr>
-        <w:t>Q</w:t>
-      </w:r>
-      <w:r>
-        <w:rPr>
-          <w:b/>
-          <w:bCs/>
-          <w:sz w:val="22"/>
-          <w:szCs w:val="22"/>
-        </w:rPr>
-        <w:t>4</w:t>
-      </w:r>
-      <w:r>
-        <w:rPr>
-          <w:b/>
-          <w:bCs/>
-          <w:sz w:val="22"/>
-          <w:szCs w:val="22"/>
-        </w:rPr>
-        <w:t>. What is slippage in trading?</w:t>
-      </w:r>
-    </w:p>
-    <w:p>
-      <w:pPr>
-        <w:numPr>
-          <w:ilvl w:val="0"/>
-          <w:numId w:val="16"/>
-        </w:numPr>
-        <w:rPr>
-          <w:sz w:val="22"/>
-          <w:szCs w:val="22"/>
-        </w:rPr>
-      </w:pPr>
-      <w:r>
-        <w:rPr>
-          <w:sz w:val="22"/>
-          <w:szCs w:val="22"/>
-        </w:rPr>
-        <w:t>Difference between the expected execution price and actual execution price.</w:t>
-      </w:r>
-    </w:p>
-    <w:p>
-      <w:pPr>
-        <w:numPr>
-          <w:ilvl w:val="0"/>
-          <w:numId w:val="16"/>
-        </w:numPr>
-        <w:rPr>
-          <w:sz w:val="22"/>
-          <w:szCs w:val="22"/>
-        </w:rPr>
-      </w:pPr>
-      <w:r>
-        <w:rPr>
-          <w:sz w:val="22"/>
-          <w:szCs w:val="22"/>
-        </w:rPr>
-        <w:t>Happens in high volatility or low liquidity.</w:t>
-      </w:r>
-    </w:p>
-    <w:p>
-      <w:pPr>
-        <w:numPr>
-          <w:ilvl w:val="0"/>
-          <w:numId w:val="16"/>
-        </w:numPr>
-        <w:rPr>
-          <w:sz w:val="22"/>
-          <w:szCs w:val="22"/>
-        </w:rPr>
-      </w:pPr>
-      <w:r>
-        <w:rPr>
-          <w:sz w:val="22"/>
-          <w:szCs w:val="22"/>
-        </w:rPr>
-        <w:t>Important in high-frequency trading.</w:t>
-      </w:r>
-    </w:p>
-    <w:p>
-      <w:pPr>
-        <w:rPr>
-          <w:b/>
-          <w:bCs/>
-          <w:sz w:val="22"/>
-          <w:szCs w:val="22"/>
-        </w:rPr>
-      </w:pPr>
-      <w:r>
-        <w:rPr>
-          <w:b/>
-          <w:bCs/>
-          <w:sz w:val="22"/>
-          <w:szCs w:val="22"/>
-        </w:rPr>
-        <w:t>Q</w:t>
-      </w:r>
-      <w:r>
-        <w:rPr>
-          <w:b/>
-          <w:bCs/>
-          <w:sz w:val="22"/>
-          <w:szCs w:val="22"/>
-        </w:rPr>
-        <w:t>5</w:t>
-      </w:r>
-      <w:r>
-        <w:rPr>
-          <w:b/>
-          <w:bCs/>
-          <w:sz w:val="22"/>
-          <w:szCs w:val="22"/>
-        </w:rPr>
-        <w:t>. How would you calculate the return of a stock?</w:t>
-      </w:r>
-    </w:p>
-    <w:p>
-      <w:pPr>
-        <w:numPr>
-          <w:ilvl w:val="0"/>
-          <w:numId w:val="17"/>
-        </w:numPr>
-        <w:rPr>
-          <w:sz w:val="22"/>
-          <w:szCs w:val="22"/>
-        </w:rPr>
-      </w:pPr>
-      <w:r>
-        <w:rPr>
-          <w:sz w:val="22"/>
-          <w:szCs w:val="22"/>
-        </w:rPr>
-        <w:t>Simple Return = (Final Price – Initial Price) / Initial Price.</w:t>
-      </w:r>
-    </w:p>
-    <w:p>
-      <w:pPr>
-        <w:numPr>
-          <w:ilvl w:val="0"/>
-          <w:numId w:val="17"/>
-        </w:numPr>
-        <w:rPr>
-          <w:sz w:val="22"/>
-          <w:szCs w:val="22"/>
-        </w:rPr>
-      </w:pPr>
-      <w:r>
-        <w:rPr>
-          <w:sz w:val="22"/>
-          <w:szCs w:val="22"/>
-        </w:rPr>
-        <w:t xml:space="preserve">Log Return = </w:t>
-      </w:r>
-      <w:proofErr w:type="gramStart"/>
-      <w:r>
-        <w:rPr>
-          <w:sz w:val="22"/>
-          <w:szCs w:val="22"/>
-        </w:rPr>
-        <w:t>ln(</w:t>
-      </w:r>
-      <w:proofErr w:type="gramEnd"/>
-      <w:r>
-        <w:rPr>
-          <w:sz w:val="22"/>
-          <w:szCs w:val="22"/>
-        </w:rPr>
-        <w:t>Final Price / Initial Price).</w:t>
-      </w:r>
-    </w:p>
-    <w:p>
-      <w:pPr>
-        <w:numPr>
-          <w:ilvl w:val="0"/>
-          <w:numId w:val="17"/>
-        </w:numPr>
-        <w:rPr>
-          <w:sz w:val="22"/>
-          <w:szCs w:val="22"/>
-        </w:rPr>
-      </w:pPr>
-      <w:r>
-        <w:rPr>
-          <w:sz w:val="22"/>
-          <w:szCs w:val="22"/>
-        </w:rPr>
-        <w:t>Log returns are preferred in quant models because they are additive over time.</w:t>
-      </w:r>
-    </w:p>
-    <w:p>
-      <w:pPr>
-        <w:rPr>
-          <w:b/>
-          <w:bCs/>
-          <w:sz w:val="22"/>
-          <w:szCs w:val="22"/>
-        </w:rPr>
-      </w:pPr>
-      <w:r>
-        <w:rPr>
-          <w:b/>
-          <w:bCs/>
-          <w:sz w:val="22"/>
-          <w:szCs w:val="22"/>
-        </w:rPr>
-        <w:t>Q</w:t>
-      </w:r>
-      <w:r>
-        <w:rPr>
-          <w:b/>
-          <w:bCs/>
-          <w:sz w:val="22"/>
-          <w:szCs w:val="22"/>
-        </w:rPr>
-        <w:t>6</w:t>
-      </w:r>
-      <w:r>
-        <w:rPr>
-          <w:b/>
-          <w:bCs/>
-          <w:sz w:val="22"/>
-          <w:szCs w:val="22"/>
-        </w:rPr>
-        <w:t>. What is volatility?</w:t>
-      </w:r>
-    </w:p>
-    <w:p>
-      <w:pPr>
-        <w:numPr>
-          <w:ilvl w:val="0"/>
-          <w:numId w:val="18"/>
-        </w:numPr>
-        <w:rPr>
-          <w:sz w:val="22"/>
-          <w:szCs w:val="22"/>
-        </w:rPr>
-      </w:pPr>
-      <w:r>
-        <w:rPr>
-          <w:sz w:val="22"/>
-          <w:szCs w:val="22"/>
-        </w:rPr>
-        <w:t>A measure of how much the stock price fluctuates.</w:t>
-      </w:r>
-    </w:p>
-    <w:p>
-      <w:pPr>
-        <w:numPr>
-          <w:ilvl w:val="0"/>
-          <w:numId w:val="18"/>
-        </w:numPr>
-        <w:rPr>
-          <w:sz w:val="22"/>
-          <w:szCs w:val="22"/>
-        </w:rPr>
-      </w:pPr>
-      <w:r>
-        <w:rPr>
-          <w:sz w:val="22"/>
-          <w:szCs w:val="22"/>
-        </w:rPr>
-        <w:t>Statistically: Standard deviation of returns.</w:t>
-      </w:r>
-    </w:p>
-    <w:p>
-      <w:pPr>
-        <w:numPr>
-          <w:ilvl w:val="0"/>
-          <w:numId w:val="18"/>
-        </w:numPr>
-        <w:rPr>
-          <w:sz w:val="22"/>
-          <w:szCs w:val="22"/>
-        </w:rPr>
-      </w:pPr>
-      <w:r>
-        <w:rPr>
-          <w:sz w:val="22"/>
-          <w:szCs w:val="22"/>
-        </w:rPr>
-        <w:t>High volatility = risky, fast-changing prices.</w:t>
-      </w:r>
-    </w:p>
-    <w:p>
-      <w:pPr>
-        <w:spacing w:before="100" w:beforeAutospacing="1" w:after="100" w:afterAutospacing="1" w:line="240" w:lineRule="auto"/>
-        <w:outlineLvl w:val="2"/>
-        <w:rPr>
-          <w:rFonts w:ascii="Times New Roman" w:eastAsia="Times New Roman" w:hAnsi="Times New Roman" w:cs="Times New Roman"/>
-          <w:b/>
-          <w:bCs/>
-          <w:kern w:val="0"/>
-          <w:sz w:val="22"/>
-          <w:szCs w:val="22"/>
-          <w:lang w:eastAsia="en-IN"/>
-          <w14:ligatures w14:val="none"/>
-        </w:rPr>
-      </w:pPr>
-      <w:r>
-        <w:rPr>
-          <w:rFonts w:ascii="Times New Roman" w:eastAsia="Times New Roman" w:hAnsi="Times New Roman" w:cs="Times New Roman"/>
-          <w:b/>
-          <w:bCs/>
-          <w:kern w:val="0"/>
-          <w:sz w:val="22"/>
-          <w:szCs w:val="22"/>
-          <w:lang w:eastAsia="en-IN"/>
-          <w14:ligatures w14:val="none"/>
-        </w:rPr>
-        <w:t>Q</w:t>
-      </w:r>
-      <w:r>
-        <w:rPr>
-          <w:rFonts w:ascii="Times New Roman" w:eastAsia="Times New Roman" w:hAnsi="Times New Roman" w:cs="Times New Roman"/>
-          <w:b/>
-          <w:bCs/>
-          <w:kern w:val="0"/>
-          <w:sz w:val="22"/>
-          <w:szCs w:val="22"/>
-          <w:lang w:eastAsia="en-IN"/>
-          <w14:ligatures w14:val="none"/>
-        </w:rPr>
-        <w:t>7</w:t>
-      </w:r>
-      <w:r>
-        <w:rPr>
-          <w:rFonts w:ascii="Times New Roman" w:eastAsia="Times New Roman" w:hAnsi="Times New Roman" w:cs="Times New Roman"/>
-          <w:b/>
-          <w:bCs/>
-          <w:kern w:val="0"/>
-          <w:sz w:val="22"/>
-          <w:szCs w:val="22"/>
-          <w:lang w:eastAsia="en-IN"/>
-          <w14:ligatures w14:val="none"/>
-        </w:rPr>
-        <w:t>. If a stock has a 60% chance of going up 2% and a 40% chance of going down 1%, what’s the expected return?</w:t>
-      </w:r>
-    </w:p>
-    <w:p>
-      <w:pPr>
-        <w:spacing w:before="100" w:beforeAutospacing="1" w:after="100" w:afterAutospacing="1" w:line="240" w:lineRule="auto"/>
-        <w:ind w:firstLine="720"/>
-        <w:rPr>
-          <w:rFonts w:ascii="Times New Roman" w:eastAsia="Times New Roman" w:hAnsi="Times New Roman" w:cs="Times New Roman"/>
-          <w:kern w:val="0"/>
-          <w:sz w:val="22"/>
-          <w:szCs w:val="22"/>
-          <w:lang w:eastAsia="en-IN"/>
-          <w14:ligatures w14:val="none"/>
-        </w:rPr>
-      </w:pPr>
-      <w:r>
-        <w:rPr>
-          <w:rFonts w:ascii="Times New Roman" w:eastAsia="Times New Roman" w:hAnsi="Times New Roman" w:cs="Times New Roman"/>
-          <w:kern w:val="0"/>
-          <w:sz w:val="22"/>
-          <w:szCs w:val="22"/>
-          <w:lang w:eastAsia="en-IN"/>
-          <w14:ligatures w14:val="none"/>
-        </w:rPr>
-        <w:t xml:space="preserve">E(Return) = (0.6 × 2%) + (0.4 × –1%) = 1.2% – 0.4% = </w:t>
-      </w:r>
-      <w:r>
-        <w:rPr>
-          <w:rFonts w:ascii="Times New Roman" w:eastAsia="Times New Roman" w:hAnsi="Times New Roman" w:cs="Times New Roman"/>
-          <w:b/>
-          <w:bCs/>
-          <w:kern w:val="0"/>
-          <w:sz w:val="22"/>
-          <w:szCs w:val="22"/>
-          <w:lang w:eastAsia="en-IN"/>
-          <w14:ligatures w14:val="none"/>
-        </w:rPr>
-        <w:t>0.8% expected gain</w:t>
-      </w:r>
-      <w:r>
-        <w:rPr>
-          <w:rFonts w:ascii="Times New Roman" w:eastAsia="Times New Roman" w:hAnsi="Times New Roman" w:cs="Times New Roman"/>
-          <w:kern w:val="0"/>
-          <w:sz w:val="22"/>
-          <w:szCs w:val="22"/>
-          <w:lang w:eastAsia="en-IN"/>
-          <w14:ligatures w14:val="none"/>
-        </w:rPr>
-        <w:t>.</w:t>
-      </w:r>
-    </w:p>
-    <w:p>
-      <w:pPr>
-        <w:rPr>
-          <w:b/>
-          <w:bCs/>
-          <w:sz w:val="22"/>
-          <w:szCs w:val="22"/>
-        </w:rPr>
-      </w:pPr>
-      <w:r>
-        <w:rPr>
-          <w:b/>
-          <w:bCs/>
-          <w:sz w:val="22"/>
-          <w:szCs w:val="22"/>
-        </w:rPr>
-        <w:t>Q</w:t>
-      </w:r>
-      <w:r>
-        <w:rPr>
-          <w:b/>
-          <w:bCs/>
-          <w:sz w:val="22"/>
-          <w:szCs w:val="22"/>
-        </w:rPr>
-        <w:t>8</w:t>
-      </w:r>
-      <w:r>
-        <w:rPr>
-          <w:b/>
-          <w:bCs/>
-          <w:sz w:val="22"/>
-          <w:szCs w:val="22"/>
-        </w:rPr>
-        <w:t>. What is an order book?</w:t>
-      </w:r>
-    </w:p>
-    <w:p>
-      <w:pPr>
-        <w:numPr>
-          <w:ilvl w:val="0"/>
-          <w:numId w:val="19"/>
-        </w:numPr>
-        <w:rPr>
-          <w:sz w:val="22"/>
-          <w:szCs w:val="22"/>
-        </w:rPr>
-      </w:pPr>
-      <w:r>
-        <w:rPr>
-          <w:sz w:val="22"/>
-          <w:szCs w:val="22"/>
-        </w:rPr>
-        <w:t>A list of buy and sell orders for a stock, organized by price levels.</w:t>
-      </w:r>
-    </w:p>
-    <w:p>
-      <w:pPr>
-        <w:numPr>
-          <w:ilvl w:val="0"/>
-          <w:numId w:val="19"/>
-        </w:numPr>
-        <w:rPr>
-          <w:sz w:val="22"/>
-          <w:szCs w:val="22"/>
-        </w:rPr>
-      </w:pPr>
-      <w:r>
-        <w:rPr>
-          <w:sz w:val="22"/>
-          <w:szCs w:val="22"/>
-        </w:rPr>
-        <w:t>Shows market depth, liquidity, and order flow.</w:t>
-      </w:r>
-    </w:p>
-    <w:p>
-      <w:pPr>
-        <w:rPr>
-          <w:b/>
-          <w:bCs/>
-          <w:sz w:val="22"/>
-          <w:szCs w:val="22"/>
-        </w:rPr>
-      </w:pPr>
-      <w:r>
-        <w:rPr>
-          <w:b/>
-          <w:bCs/>
-          <w:sz w:val="22"/>
-          <w:szCs w:val="22"/>
-        </w:rPr>
-        <w:t>Q</w:t>
-      </w:r>
-      <w:r>
-        <w:rPr>
-          <w:b/>
-          <w:bCs/>
-          <w:sz w:val="22"/>
-          <w:szCs w:val="22"/>
-        </w:rPr>
-        <w:t>9</w:t>
-      </w:r>
-      <w:r>
-        <w:rPr>
-          <w:b/>
-          <w:bCs/>
-          <w:sz w:val="22"/>
-          <w:szCs w:val="22"/>
-        </w:rPr>
-        <w:t>. What is latency in trading? Why is it important?</w:t>
-      </w:r>
-    </w:p>
-    <w:p>
-      <w:pPr>
-        <w:numPr>
-          <w:ilvl w:val="0"/>
-          <w:numId w:val="20"/>
-        </w:numPr>
-        <w:rPr>
-          <w:sz w:val="22"/>
-          <w:szCs w:val="22"/>
-        </w:rPr>
-      </w:pPr>
-      <w:r>
-        <w:rPr>
-          <w:sz w:val="22"/>
-          <w:szCs w:val="22"/>
-        </w:rPr>
-        <w:t>Latency = time delay between signal generation and order execution.</w:t>
-      </w:r>
-    </w:p>
-    <w:p>
-      <w:pPr>
-        <w:numPr>
-          <w:ilvl w:val="0"/>
-          <w:numId w:val="20"/>
-        </w:numPr>
-        <w:rPr>
-          <w:sz w:val="22"/>
-          <w:szCs w:val="22"/>
-        </w:rPr>
-      </w:pPr>
-      <w:r>
-        <w:rPr>
-          <w:sz w:val="22"/>
-          <w:szCs w:val="22"/>
-        </w:rPr>
-        <w:t>In HFT, even microseconds matter → lower latency = better chance to capture opportunities before competitors.</w:t>
-      </w:r>
-    </w:p>
-    <w:p>
-      <w:pPr>
-        <w:rPr>
-          <w:b/>
-          <w:bCs/>
-          <w:sz w:val="22"/>
-          <w:szCs w:val="22"/>
-        </w:rPr>
-      </w:pPr>
-      <w:r>
-        <w:rPr>
-          <w:b/>
-          <w:bCs/>
-          <w:sz w:val="22"/>
-          <w:szCs w:val="22"/>
-        </w:rPr>
-        <w:t>Q</w:t>
-      </w:r>
-      <w:r>
-        <w:rPr>
-          <w:b/>
-          <w:bCs/>
-          <w:sz w:val="22"/>
-          <w:szCs w:val="22"/>
-        </w:rPr>
-        <w:t>10</w:t>
-      </w:r>
-      <w:r>
-        <w:rPr>
-          <w:b/>
-          <w:bCs/>
-          <w:sz w:val="22"/>
-          <w:szCs w:val="22"/>
-        </w:rPr>
-        <w:t>. What is the difference between market order and limit order?</w:t>
-      </w:r>
-    </w:p>
-    <w:p>
-      <w:pPr>
-        <w:numPr>
-          <w:ilvl w:val="0"/>
-          <w:numId w:val="21"/>
-        </w:numPr>
-        <w:rPr>
-          <w:sz w:val="22"/>
-          <w:szCs w:val="22"/>
-        </w:rPr>
-      </w:pPr>
-      <w:r>
-        <w:rPr>
-          <w:sz w:val="22"/>
-          <w:szCs w:val="22"/>
-        </w:rPr>
-        <w:t>Market Order → executed immediately at best available price.</w:t>
-      </w:r>
-    </w:p>
-    <w:p>
-      <w:pPr>
-        <w:numPr>
-          <w:ilvl w:val="0"/>
-          <w:numId w:val="21"/>
-        </w:numPr>
-        <w:rPr>
-          <w:sz w:val="22"/>
-          <w:szCs w:val="22"/>
-        </w:rPr>
-      </w:pPr>
-      <w:r>
-        <w:rPr>
-          <w:sz w:val="22"/>
-          <w:szCs w:val="22"/>
-        </w:rPr>
-        <w:t>Limit Order → executed only at a specified price or better.</w:t>
-      </w:r>
-    </w:p>
-    <w:p>
-      <w:pPr>
-        <w:numPr>
-          <w:ilvl w:val="0"/>
-          <w:numId w:val="21"/>
-        </w:numPr>
-        <w:rPr>
-          <w:sz w:val="22"/>
-          <w:szCs w:val="22"/>
-        </w:rPr>
-      </w:pPr>
-      <w:r>
-        <w:rPr>
-          <w:sz w:val="22"/>
-          <w:szCs w:val="22"/>
-        </w:rPr>
-        <w:t>Market = fast but less control; Limit = more control but may not execute.</w:t>
-      </w:r>
-    </w:p>
-    <w:p>
-      <w:pPr>
-        <w:rPr>
-          <w:b/>
-          <w:bCs/>
-          <w:sz w:val="22"/>
-          <w:szCs w:val="22"/>
-        </w:rPr>
-      </w:pPr>
-      <w:r>
-        <w:rPr>
-          <w:b/>
-          <w:bCs/>
-          <w:sz w:val="22"/>
-          <w:szCs w:val="22"/>
-        </w:rPr>
-        <w:t>Q</w:t>
-      </w:r>
-      <w:r>
-        <w:rPr>
-          <w:b/>
-          <w:bCs/>
-          <w:sz w:val="22"/>
-          <w:szCs w:val="22"/>
-        </w:rPr>
-        <w:t>11</w:t>
-      </w:r>
-      <w:r>
-        <w:rPr>
-          <w:b/>
-          <w:bCs/>
-          <w:sz w:val="22"/>
-          <w:szCs w:val="22"/>
-        </w:rPr>
-        <w:t>. What are bid price, ask price, and spread?</w:t>
-      </w:r>
-    </w:p>
-    <w:p>
-      <w:pPr>
-        <w:numPr>
-          <w:ilvl w:val="0"/>
-          <w:numId w:val="22"/>
-        </w:numPr>
-        <w:rPr>
-          <w:sz w:val="22"/>
-          <w:szCs w:val="22"/>
-        </w:rPr>
-      </w:pPr>
-      <w:r>
-        <w:rPr>
-          <w:sz w:val="22"/>
-          <w:szCs w:val="22"/>
-        </w:rPr>
-        <w:lastRenderedPageBreak/>
-        <w:t>Bid = highest price a buyer is willing to pay.</w:t>
-      </w:r>
-    </w:p>
-    <w:p>
-      <w:pPr>
-        <w:numPr>
-          <w:ilvl w:val="0"/>
-          <w:numId w:val="22"/>
-        </w:numPr>
-        <w:rPr>
-          <w:sz w:val="22"/>
-          <w:szCs w:val="22"/>
-        </w:rPr>
-      </w:pPr>
-      <w:r>
-        <w:rPr>
-          <w:sz w:val="22"/>
-          <w:szCs w:val="22"/>
-        </w:rPr>
-        <w:t>Ask = lowest price a seller is willing to accept.</w:t>
-      </w:r>
-    </w:p>
-    <w:p>
-      <w:pPr>
-        <w:numPr>
-          <w:ilvl w:val="0"/>
-          <w:numId w:val="22"/>
-        </w:numPr>
-        <w:rPr>
-          <w:sz w:val="22"/>
-          <w:szCs w:val="22"/>
-        </w:rPr>
-      </w:pPr>
-      <w:r>
-        <w:rPr>
-          <w:sz w:val="22"/>
-          <w:szCs w:val="22"/>
-        </w:rPr>
-        <w:t>Spread = Ask – Bid. In liquid stocks, spread is small; in illiquid stocks, spread is wide.</w:t>
-      </w:r>
-    </w:p>
-    <w:p>
-      <w:pPr>
-        <w:rPr>
-          <w:b/>
-          <w:bCs/>
-          <w:sz w:val="22"/>
-          <w:szCs w:val="22"/>
-        </w:rPr>
-      </w:pPr>
-      <w:r>
-        <w:rPr>
-          <w:b/>
-          <w:bCs/>
-          <w:sz w:val="22"/>
-          <w:szCs w:val="22"/>
-        </w:rPr>
-        <w:t>Q</w:t>
-      </w:r>
-      <w:r>
-        <w:rPr>
-          <w:b/>
-          <w:bCs/>
-          <w:sz w:val="22"/>
-          <w:szCs w:val="22"/>
-        </w:rPr>
-        <w:t>12</w:t>
-      </w:r>
-      <w:r>
-        <w:rPr>
-          <w:b/>
-          <w:bCs/>
-          <w:sz w:val="22"/>
-          <w:szCs w:val="22"/>
-        </w:rPr>
-        <w:t>. What is market capitalization?</w:t>
-      </w:r>
-    </w:p>
-    <w:p>
-      <w:pPr>
-        <w:numPr>
-          <w:ilvl w:val="0"/>
-          <w:numId w:val="23"/>
-        </w:numPr>
-        <w:rPr>
-          <w:sz w:val="22"/>
-          <w:szCs w:val="22"/>
-        </w:rPr>
-      </w:pPr>
-      <w:r>
-        <w:rPr>
-          <w:sz w:val="22"/>
-          <w:szCs w:val="22"/>
-        </w:rPr>
-        <w:t xml:space="preserve">Market Cap = </w:t>
-      </w:r>
-      <w:r>
-        <w:rPr>
-          <w:i/>
-          <w:iCs/>
-          <w:sz w:val="22"/>
-          <w:szCs w:val="22"/>
-        </w:rPr>
-        <w:t>Share Price × Number of Outstanding Shares</w:t>
-      </w:r>
-      <w:r>
-        <w:rPr>
-          <w:sz w:val="22"/>
-          <w:szCs w:val="22"/>
-        </w:rPr>
-        <w:t>.</w:t>
-      </w:r>
-    </w:p>
-    <w:p>
-      <w:pPr>
-        <w:numPr>
-          <w:ilvl w:val="0"/>
-          <w:numId w:val="23"/>
-        </w:numPr>
-        <w:rPr>
-          <w:sz w:val="22"/>
-          <w:szCs w:val="22"/>
-        </w:rPr>
-      </w:pPr>
-      <w:r>
-        <w:rPr>
-          <w:sz w:val="22"/>
-          <w:szCs w:val="22"/>
-        </w:rPr>
-        <w:t>Example: If a company has 10 million shares at ₹100 each → Market Cap = ₹1,000 crore.</w:t>
-      </w:r>
-    </w:p>
-    <w:p>
-      <w:pPr>
-        <w:spacing w:before="100" w:beforeAutospacing="1" w:after="100" w:afterAutospacing="1" w:line="240" w:lineRule="auto"/>
-        <w:outlineLvl w:val="1"/>
-        <w:rPr>
-          <w:rFonts w:asciiTheme="majorHAnsi" w:eastAsia="Times New Roman" w:hAnsiTheme="majorHAnsi" w:cs="Times New Roman"/>
-          <w:b/>
-          <w:bCs/>
-          <w:kern w:val="0"/>
-          <w:sz w:val="22"/>
-          <w:szCs w:val="22"/>
-          <w:lang w:eastAsia="en-IN"/>
-          <w14:ligatures w14:val="none"/>
-        </w:rPr>
-      </w:pPr>
-      <w:r>
-        <w:rPr>
-          <w:rFonts w:asciiTheme="majorHAnsi" w:eastAsia="Times New Roman" w:hAnsiTheme="majorHAnsi" w:cs="Times New Roman"/>
-          <w:b/>
-          <w:bCs/>
-          <w:kern w:val="0"/>
-          <w:sz w:val="22"/>
-          <w:szCs w:val="22"/>
-          <w:lang w:eastAsia="en-IN"/>
-          <w14:ligatures w14:val="none"/>
-        </w:rPr>
-        <w:t xml:space="preserve">Q </w:t>
-      </w:r>
-      <w:proofErr w:type="gramStart"/>
-      <w:r>
-        <w:rPr>
-          <w:rFonts w:asciiTheme="majorHAnsi" w:eastAsia="Times New Roman" w:hAnsiTheme="majorHAnsi" w:cs="Times New Roman"/>
-          <w:b/>
-          <w:bCs/>
-          <w:kern w:val="0"/>
-          <w:sz w:val="22"/>
-          <w:szCs w:val="22"/>
-          <w:lang w:eastAsia="en-IN"/>
-          <w14:ligatures w14:val="none"/>
-        </w:rPr>
-        <w:t>13.</w:t>
-      </w:r>
-      <w:r>
-        <w:rPr>
-          <w:rFonts w:asciiTheme="majorHAnsi" w:eastAsia="Times New Roman" w:hAnsiTheme="majorHAnsi" w:cs="Times New Roman"/>
-          <w:b/>
-          <w:bCs/>
-          <w:kern w:val="0"/>
-          <w:sz w:val="22"/>
-          <w:szCs w:val="22"/>
-          <w:lang w:eastAsia="en-IN"/>
-          <w14:ligatures w14:val="none"/>
-        </w:rPr>
-        <w:t>What</w:t>
-      </w:r>
-      <w:proofErr w:type="gramEnd"/>
-      <w:r>
-        <w:rPr>
-          <w:rFonts w:asciiTheme="majorHAnsi" w:eastAsia="Times New Roman" w:hAnsiTheme="majorHAnsi" w:cs="Times New Roman"/>
-          <w:b/>
-          <w:bCs/>
-          <w:kern w:val="0"/>
-          <w:sz w:val="22"/>
-          <w:szCs w:val="22"/>
-          <w:lang w:eastAsia="en-IN"/>
-          <w14:ligatures w14:val="none"/>
-        </w:rPr>
-        <w:t xml:space="preserve"> is a Quant?</w:t>
-      </w:r>
-    </w:p>
-    <w:p>
-      <w:pPr>
-        <w:spacing w:before="100" w:beforeAutospacing="1" w:after="100" w:afterAutospacing="1" w:line="240" w:lineRule="auto"/>
-        <w:rPr>
-          <w:rFonts w:asciiTheme="majorHAnsi" w:eastAsia="Times New Roman" w:hAnsiTheme="majorHAnsi" w:cs="Times New Roman"/>
-          <w:kern w:val="0"/>
-          <w:sz w:val="22"/>
-          <w:szCs w:val="22"/>
-          <w:lang w:eastAsia="en-IN"/>
-          <w14:ligatures w14:val="none"/>
-        </w:rPr>
-      </w:pPr>
-      <w:r>
-        <w:rPr>
-          <w:rFonts w:asciiTheme="majorHAnsi" w:eastAsia="Times New Roman" w:hAnsiTheme="majorHAnsi" w:cs="Times New Roman"/>
-          <w:kern w:val="0"/>
-          <w:sz w:val="22"/>
-          <w:szCs w:val="22"/>
-          <w:lang w:eastAsia="en-IN"/>
-          <w14:ligatures w14:val="none"/>
-        </w:rPr>
-        <w:t xml:space="preserve">A </w:t>
-      </w:r>
-      <w:r>
-        <w:rPr>
-          <w:rFonts w:asciiTheme="majorHAnsi" w:eastAsia="Times New Roman" w:hAnsiTheme="majorHAnsi" w:cs="Times New Roman"/>
-          <w:b/>
-          <w:bCs/>
-          <w:kern w:val="0"/>
-          <w:sz w:val="22"/>
-          <w:szCs w:val="22"/>
-          <w:lang w:eastAsia="en-IN"/>
-          <w14:ligatures w14:val="none"/>
-        </w:rPr>
-        <w:t>Quant</w:t>
-      </w:r>
-      <w:r>
-        <w:rPr>
-          <w:rFonts w:asciiTheme="majorHAnsi" w:eastAsia="Times New Roman" w:hAnsiTheme="majorHAnsi" w:cs="Times New Roman"/>
-          <w:kern w:val="0"/>
-          <w:sz w:val="22"/>
-          <w:szCs w:val="22"/>
-          <w:lang w:eastAsia="en-IN"/>
-          <w14:ligatures w14:val="none"/>
-        </w:rPr>
-        <w:t xml:space="preserve"> = </w:t>
-      </w:r>
-      <w:r>
-        <w:rPr>
-          <w:rFonts w:asciiTheme="majorHAnsi" w:eastAsia="Times New Roman" w:hAnsiTheme="majorHAnsi" w:cs="Times New Roman"/>
-          <w:b/>
-          <w:bCs/>
-          <w:kern w:val="0"/>
-          <w:sz w:val="22"/>
-          <w:szCs w:val="22"/>
-          <w:lang w:eastAsia="en-IN"/>
-          <w14:ligatures w14:val="none"/>
-        </w:rPr>
-        <w:t>Quantitative Analyst / Quantitative Developer</w:t>
-      </w:r>
-      <w:r>
-        <w:rPr>
-          <w:rFonts w:asciiTheme="majorHAnsi" w:eastAsia="Times New Roman" w:hAnsiTheme="majorHAnsi" w:cs="Times New Roman"/>
-          <w:kern w:val="0"/>
-          <w:sz w:val="22"/>
-          <w:szCs w:val="22"/>
-          <w:lang w:eastAsia="en-IN"/>
-          <w14:ligatures w14:val="none"/>
-        </w:rPr>
-        <w:t>.</w:t>
-      </w:r>
-      <w:r>
-        <w:rPr>
-          <w:rFonts w:asciiTheme="majorHAnsi" w:eastAsia="Times New Roman" w:hAnsiTheme="majorHAnsi" w:cs="Times New Roman"/>
-          <w:kern w:val="0"/>
-          <w:sz w:val="22"/>
-          <w:szCs w:val="22"/>
-          <w:lang w:eastAsia="en-IN"/>
-          <w14:ligatures w14:val="none"/>
-        </w:rPr>
-        <w:br/>
-        <w:t xml:space="preserve">It’s someone who uses </w:t>
-      </w:r>
-      <w:r>
-        <w:rPr>
-          <w:rFonts w:asciiTheme="majorHAnsi" w:eastAsia="Times New Roman" w:hAnsiTheme="majorHAnsi" w:cs="Times New Roman"/>
-          <w:b/>
-          <w:bCs/>
-          <w:kern w:val="0"/>
-          <w:sz w:val="22"/>
-          <w:szCs w:val="22"/>
-          <w:lang w:eastAsia="en-IN"/>
-          <w14:ligatures w14:val="none"/>
-        </w:rPr>
-        <w:t>mathematics, statistics, programming, and data analysis</w:t>
-      </w:r>
-      <w:r>
-        <w:rPr>
-          <w:rFonts w:asciiTheme="majorHAnsi" w:eastAsia="Times New Roman" w:hAnsiTheme="majorHAnsi" w:cs="Times New Roman"/>
-          <w:kern w:val="0"/>
-          <w:sz w:val="22"/>
-          <w:szCs w:val="22"/>
-          <w:lang w:eastAsia="en-IN"/>
-          <w14:ligatures w14:val="none"/>
-        </w:rPr>
-        <w:t xml:space="preserve"> to build models for </w:t>
-      </w:r>
-      <w:r>
-        <w:rPr>
-          <w:rFonts w:asciiTheme="majorHAnsi" w:eastAsia="Times New Roman" w:hAnsiTheme="majorHAnsi" w:cs="Times New Roman"/>
-          <w:b/>
-          <w:bCs/>
-          <w:kern w:val="0"/>
-          <w:sz w:val="22"/>
-          <w:szCs w:val="22"/>
-          <w:lang w:eastAsia="en-IN"/>
-          <w14:ligatures w14:val="none"/>
-        </w:rPr>
-        <w:t>trading, risk management, or investment strategies</w:t>
-      </w:r>
-      <w:r>
-        <w:rPr>
-          <w:rFonts w:asciiTheme="majorHAnsi" w:eastAsia="Times New Roman" w:hAnsiTheme="majorHAnsi" w:cs="Times New Roman"/>
-          <w:kern w:val="0"/>
-          <w:sz w:val="22"/>
-          <w:szCs w:val="22"/>
-          <w:lang w:eastAsia="en-IN"/>
-          <w14:ligatures w14:val="none"/>
-        </w:rPr>
-        <w:t>.</w:t>
-      </w:r>
-    </w:p>
-    <w:p>
-      <w:pPr>
-        <w:rPr>
-          <w:sz w:val="22"/>
-          <w:szCs w:val="22"/>
-        </w:rPr>
-      </w:pPr>
-    </w:p>
-    <w:p>
-      <w:pPr>
+        </w:rPr>
+        <w:t>🔹</w:t>
+      </w:r>
+      <w:r>
         <w:rPr>
           <w:b/>
           <w:bCs/>
           <w:sz w:val="36"/>
           <w:szCs w:val="36"/>
         </w:rPr>
-      </w:pPr>
-      <w:r>
-        <w:rPr>
-          <w:rFonts w:ascii="Segoe UI Emoji" w:hAnsi="Segoe UI Emoji" w:cs="Segoe UI Emoji"/>
-          <w:b/>
-          <w:bCs/>
-          <w:sz w:val="36"/>
-          <w:szCs w:val="36"/>
-        </w:rPr>
-        <w:t>🔹</w:t>
-      </w:r>
-      <w:r>
-        <w:rPr>
-          <w:b/>
-          <w:bCs/>
-          <w:sz w:val="36"/>
-          <w:szCs w:val="36"/>
-        </w:rPr>
         <w:t xml:space="preserve"> Basic Stock Market Questions</w:t>
       </w:r>
     </w:p>
@@ -3714,6 +3241,7 @@
           <w:sz w:val="22"/>
           <w:szCs w:val="22"/>
         </w:rPr>
+        <w:lastRenderedPageBreak/>
         <w:t>Sensex = index of 30 large BSE companies.</w:t>
       </w:r>
     </w:p>
@@ -3923,7 +3451,6 @@
           <w:sz w:val="22"/>
           <w:szCs w:val="22"/>
         </w:rPr>
-        <w:lastRenderedPageBreak/>
         <w:t>Retail investors (individuals).</w:t>
       </w:r>
     </w:p>
@@ -4305,6 +3832,57 @@
           <w:szCs w:val="22"/>
         </w:rPr>
         <w:t>Options = right (but not obligation) to buy/sell at a fixed price.</w:t>
+      </w:r>
+    </w:p>
+    <w:p>
+      <w:pPr>
+        <w:ind w:left="720"/>
+        <w:rPr>
+          <w:sz w:val="22"/>
+          <w:szCs w:val="22"/>
+        </w:rPr>
+      </w:pPr>
+      <w:r>
+        <w:rPr>
+          <w:sz w:val="22"/>
+          <w:szCs w:val="22"/>
+        </w:rPr>
+        <w:lastRenderedPageBreak/>
+        <w:drawing>
+          <wp:inline distT="0" distB="0" distL="0" distR="0" wp14:anchorId="6FB679AF" wp14:editId="0B0128E7">
+            <wp:extent cx="6480175" cy="1067435"/>
+            <wp:effectExtent l="0" t="0" r="0" b="0"/>
+            <wp:docPr id="767295590" name="Picture 1"/>
+            <wp:cNvGraphicFramePr>
+              <a:graphicFrameLocks xmlns:a="http://schemas.openxmlformats.org/drawingml/2006/main" noChangeAspect="1"/>
+            </wp:cNvGraphicFramePr>
+            <a:graphic xmlns:a="http://schemas.openxmlformats.org/drawingml/2006/main">
+              <a:graphicData uri="http://schemas.openxmlformats.org/drawingml/2006/picture">
+                <pic:pic xmlns:pic="http://schemas.openxmlformats.org/drawingml/2006/picture">
+                  <pic:nvPicPr>
+                    <pic:cNvPr id="767295590" name=""/>
+                    <pic:cNvPicPr/>
+                  </pic:nvPicPr>
+                  <pic:blipFill>
+                    <a:blip r:embed="rId7"/>
+                    <a:stretch>
+                      <a:fillRect/>
+                    </a:stretch>
+                  </pic:blipFill>
+                  <pic:spPr>
+                    <a:xfrm>
+                      <a:off x="0" y="0"/>
+                      <a:ext cx="6480175" cy="1067435"/>
+                    </a:xfrm>
+                    <a:prstGeom prst="rect">
+                      <a:avLst/>
+                    </a:prstGeom>
+                  </pic:spPr>
+                </pic:pic>
+              </a:graphicData>
+            </a:graphic>
+          </wp:inline>
+        </w:drawing>
       </w:r>
     </w:p>
     <w:p>
@@ -4728,7 +4306,6 @@
           <w:sz w:val="22"/>
           <w:szCs w:val="22"/>
         </w:rPr>
-        <w:lastRenderedPageBreak/>
         <w:t>Example: Buying HDFC Bank at ₹1,500 in morning and selling at ₹1,520 in afternoon.</w:t>
       </w:r>
     </w:p>
@@ -5224,23 +4801,15 @@
           <w:sz w:val="22"/>
           <w:szCs w:val="22"/>
         </w:rPr>
-        <w:t xml:space="preserve">"I don’t trade actively yet, but if I were trading, I would first look at price action and liquidity — things like order book depth, bid-ask spread, and recent volatility. I’d also watch how broader market indices or correlated stocks are moving. Before taking any trade, I’d define my entry and exit, keep risk small, and focus more on learning the process than just the outcome. For a quant perspective, I’d </w:t>
-      </w:r>
-      <w:proofErr w:type="spellStart"/>
-      <w:r>
-        <w:rPr>
-          <w:sz w:val="22"/>
-          <w:szCs w:val="22"/>
-        </w:rPr>
-        <w:t>backtest</w:t>
-      </w:r>
-      <w:proofErr w:type="spellEnd"/>
-      <w:r>
-        <w:rPr>
-          <w:sz w:val="22"/>
-          <w:szCs w:val="22"/>
-        </w:rPr>
-        <w:t xml:space="preserve"> any strategy to see if it works consistently rather than relying on intuition."</w:t>
+        <w:t xml:space="preserve">"I don’t trade actively yet, but if I were trading, I would first look at price action and liquidity — things like order book depth, bid-ask spread, and recent volatility. I’d also watch how broader market indices or correlated stocks are moving. Before taking any trade, I’d define my entry and exit, keep risk small, and focus </w:t>
+      </w:r>
+      <w:r>
+        <w:rPr>
+          <w:sz w:val="22"/>
+          <w:szCs w:val="22"/>
+        </w:rPr>
+        <w:lastRenderedPageBreak/>
+        <w:t>more on learning the process than just the outcome. For a quant perspective, I’d backtest any strategy to see if it works consistently rather than relying on intuition."</w:t>
       </w:r>
     </w:p>
     <w:p>
@@ -5295,17 +4864,7 @@
           <w:sz w:val="22"/>
           <w:szCs w:val="22"/>
         </w:rPr>
-        <w:t xml:space="preserve"> </w:t>
-      </w:r>
-      <w:proofErr w:type="spellStart"/>
-      <w:r>
-        <w:rPr>
-          <w:b/>
-          <w:bCs/>
-          <w:sz w:val="22"/>
-          <w:szCs w:val="22"/>
-        </w:rPr>
-        <w:t>technical</w:t>
+        <w:t xml:space="preserve"> technical</w:t>
       </w:r>
       <w:r>
         <w:rPr>
@@ -5316,7 +4875,6 @@
         </w:rPr>
         <w:t>s</w:t>
       </w:r>
-      <w:proofErr w:type="spellEnd"/>
       <w:r>
         <w:rPr>
           <w:b/>
@@ -5612,19 +5170,8 @@
           <w:sz w:val="22"/>
           <w:szCs w:val="22"/>
         </w:rPr>
-        <w:t xml:space="preserve"> </w:t>
-      </w:r>
-      <w:proofErr w:type="spellStart"/>
-      <w:r>
-        <w:rPr>
-          <w:b/>
-          <w:bCs/>
-          <w:sz w:val="22"/>
-          <w:szCs w:val="22"/>
-        </w:rPr>
-        <w:t>Technicals</w:t>
-      </w:r>
-      <w:proofErr w:type="spellEnd"/>
+        <w:t xml:space="preserve"> Technicals</w:t>
+      </w:r>
     </w:p>
     <w:p>
       <w:pPr>
@@ -5835,7 +5382,6 @@
           <w:sz w:val="22"/>
           <w:szCs w:val="22"/>
         </w:rPr>
-        <w:lastRenderedPageBreak/>
         <w:t xml:space="preserve">Example: You buy </w:t>
       </w:r>
       <w:r>
@@ -5903,75 +5449,34 @@
           <w:sz w:val="22"/>
           <w:szCs w:val="22"/>
         </w:rPr>
-        <w:t xml:space="preserve">Since I’m still learning, I don’t actively trade with large capital. But when I think about strategies, I focus on being systematic. For example, in equities, I might look at momentum-based strategies like buying a stock that breaks a resistance with strong </w:t>
-      </w:r>
-      <w:proofErr w:type="gramStart"/>
-      <w:r>
-        <w:rPr>
-          <w:sz w:val="22"/>
-          <w:szCs w:val="22"/>
-        </w:rPr>
-        <w:t>volume, and</w:t>
-      </w:r>
-      <w:proofErr w:type="gramEnd"/>
-      <w:r>
-        <w:rPr>
-          <w:sz w:val="22"/>
-          <w:szCs w:val="22"/>
-        </w:rPr>
-        <w:t xml:space="preserve"> selling when it loses momentum. In intraday, I’d keep strict stop-losses because risk management is more important than just entry signals. If it’s long-term, I would prefer a mix of fundamentals for company strength and </w:t>
-      </w:r>
-      <w:proofErr w:type="spellStart"/>
-      <w:r>
-        <w:rPr>
-          <w:sz w:val="22"/>
-          <w:szCs w:val="22"/>
-        </w:rPr>
-        <w:t>technicals</w:t>
-      </w:r>
-      <w:proofErr w:type="spellEnd"/>
-      <w:r>
-        <w:rPr>
-          <w:sz w:val="22"/>
-          <w:szCs w:val="22"/>
-        </w:rPr>
-        <w:t xml:space="preserve"> for good entry points.</w:t>
-      </w:r>
-    </w:p>
-    <w:p>
-      <w:pPr>
-        <w:rPr>
-          <w:sz w:val="22"/>
-          <w:szCs w:val="22"/>
-        </w:rPr>
-      </w:pPr>
-    </w:p>
-    <w:p>
-      <w:pPr>
-        <w:rPr>
-          <w:b/>
-          <w:bCs/>
-          <w:sz w:val="22"/>
-          <w:szCs w:val="22"/>
-        </w:rPr>
-      </w:pPr>
-      <w:r>
-        <w:rPr>
-          <w:b/>
-          <w:bCs/>
-          <w:sz w:val="22"/>
-          <w:szCs w:val="22"/>
-        </w:rPr>
-        <w:t xml:space="preserve">Q4. </w:t>
-      </w:r>
-      <w:r>
-        <w:rPr>
-          <w:b/>
-          <w:bCs/>
-          <w:sz w:val="22"/>
-          <w:szCs w:val="22"/>
-        </w:rPr>
-        <w:t xml:space="preserve"> What is MACD?</w:t>
+        <w:t>Since I’m still learning, I don’t actively trade with large capital. But when I think about strategies, I focus on being systematic. For example, in equities, I might look at momentum-based strategies like buying a stock that breaks a resistance with strong volume, and selling when it loses momentum. In intraday, I’d keep strict stop-losses because risk management is more important than just entry signals. If it’s long-term, I would prefer a mix of fundamentals for company strength and technicals for good entry points.</w:t>
+      </w:r>
+    </w:p>
+    <w:p>
+      <w:pPr>
+        <w:rPr>
+          <w:sz w:val="22"/>
+          <w:szCs w:val="22"/>
+        </w:rPr>
+      </w:pPr>
+    </w:p>
+    <w:p>
+      <w:pPr>
+        <w:rPr>
+          <w:b/>
+          <w:bCs/>
+          <w:sz w:val="22"/>
+          <w:szCs w:val="22"/>
+        </w:rPr>
+      </w:pPr>
+      <w:r>
+        <w:rPr>
+          <w:b/>
+          <w:bCs/>
+          <w:sz w:val="22"/>
+          <w:szCs w:val="22"/>
+        </w:rPr>
+        <w:t>Q4.  What is MACD?</w:t>
       </w:r>
     </w:p>
     <w:p>
@@ -6070,58 +5575,7 @@
           <w:sz w:val="22"/>
           <w:szCs w:val="22"/>
         </w:rPr>
-        <w:t xml:space="preserve">Q5. What is support </w:t>
-      </w:r>
-      <w:proofErr w:type="spellStart"/>
-      <w:proofErr w:type="gramStart"/>
-      <w:r>
-        <w:rPr>
-          <w:b/>
-          <w:bCs/>
-          <w:sz w:val="22"/>
-          <w:szCs w:val="22"/>
-        </w:rPr>
-        <w:t>Resisance</w:t>
-      </w:r>
-      <w:proofErr w:type="spellEnd"/>
-      <w:r>
-        <w:rPr>
-          <w:b/>
-          <w:bCs/>
-          <w:sz w:val="22"/>
-          <w:szCs w:val="22"/>
-        </w:rPr>
-        <w:t xml:space="preserve"> ?</w:t>
-      </w:r>
-      <w:proofErr w:type="gramEnd"/>
-      <w:r>
-        <w:rPr>
-          <w:b/>
-          <w:bCs/>
-          <w:sz w:val="22"/>
-          <w:szCs w:val="22"/>
-        </w:rPr>
-        <w:t xml:space="preserve"> What do you draw </w:t>
-      </w:r>
-      <w:proofErr w:type="gramStart"/>
-      <w:r>
-        <w:rPr>
-          <w:b/>
-          <w:bCs/>
-          <w:sz w:val="22"/>
-          <w:szCs w:val="22"/>
-        </w:rPr>
-        <w:t>it ?</w:t>
-      </w:r>
-      <w:proofErr w:type="gramEnd"/>
-      <w:r>
-        <w:rPr>
-          <w:b/>
-          <w:bCs/>
-          <w:sz w:val="22"/>
-          <w:szCs w:val="22"/>
-        </w:rPr>
-        <w:t xml:space="preserve"> </w:t>
+        <w:t xml:space="preserve">Q5. What is support Resisance ? What do you draw it ? </w:t>
       </w:r>
     </w:p>
     <w:p>
@@ -6258,6 +5712,7 @@
           <w:sz w:val="22"/>
           <w:szCs w:val="22"/>
         </w:rPr>
+        <w:lastRenderedPageBreak/>
         <w:t>Resistance?</w:t>
       </w:r>
     </w:p>
@@ -6384,6 +5839,567 @@
         </w:rPr>
         <w:t>Q6. What is Nifty Value Today?</w:t>
       </w:r>
+    </w:p>
+    <w:p>
+      <w:pPr>
+        <w:rPr>
+          <w:sz w:val="22"/>
+          <w:szCs w:val="22"/>
+        </w:rPr>
+      </w:pPr>
+      <w:r>
+        <w:rPr>
+          <w:sz w:val="22"/>
+          <w:szCs w:val="22"/>
+        </w:rPr>
+        <w:t>Nift50 – 25,330.25 (Airtel,In</w:t>
+      </w:r>
+      <w:r>
+        <w:rPr>
+          <w:sz w:val="22"/>
+          <w:szCs w:val="22"/>
+        </w:rPr>
+        <w:t>f</w:t>
+      </w:r>
+      <w:r>
+        <w:rPr>
+          <w:sz w:val="22"/>
+          <w:szCs w:val="22"/>
+        </w:rPr>
+        <w:t>y,Hul,Reliance)</w:t>
+      </w:r>
+    </w:p>
+    <w:p>
+      <w:pPr>
+        <w:rPr>
+          <w:sz w:val="22"/>
+          <w:szCs w:val="22"/>
+        </w:rPr>
+      </w:pPr>
+      <w:r>
+        <w:rPr>
+          <w:sz w:val="22"/>
+          <w:szCs w:val="22"/>
+        </w:rPr>
+        <w:t>NiftyBank 55,493.30 (HDFC, Kota</w:t>
+      </w:r>
+      <w:r>
+        <w:rPr>
+          <w:sz w:val="22"/>
+          <w:szCs w:val="22"/>
+        </w:rPr>
+        <w:t>k</w:t>
+      </w:r>
+      <w:r>
+        <w:rPr>
+          <w:sz w:val="22"/>
+          <w:szCs w:val="22"/>
+        </w:rPr>
+        <w:t xml:space="preserve"> , PNB, AU small finance, Indusind)</w:t>
+      </w:r>
+    </w:p>
+    <w:p>
+      <w:pPr>
+        <w:rPr>
+          <w:b/>
+          <w:bCs/>
+          <w:sz w:val="22"/>
+          <w:szCs w:val="22"/>
+        </w:rPr>
+      </w:pPr>
+      <w:r>
+        <w:rPr>
+          <w:rFonts w:ascii="Segoe UI Emoji" w:hAnsi="Segoe UI Emoji" w:cs="Segoe UI Emoji"/>
+          <w:b/>
+          <w:bCs/>
+          <w:sz w:val="22"/>
+          <w:szCs w:val="22"/>
+        </w:rPr>
+        <w:t xml:space="preserve">Q7. </w:t>
+      </w:r>
+      <w:r>
+        <w:rPr>
+          <w:b/>
+          <w:bCs/>
+          <w:sz w:val="22"/>
+          <w:szCs w:val="22"/>
+        </w:rPr>
+        <w:t>What is a Stock Index?</w:t>
+      </w:r>
+    </w:p>
+    <w:p>
+      <w:pPr>
+        <w:rPr>
+          <w:sz w:val="22"/>
+          <w:szCs w:val="22"/>
+        </w:rPr>
+      </w:pPr>
+      <w:r>
+        <w:rPr>
+          <w:sz w:val="22"/>
+          <w:szCs w:val="22"/>
+        </w:rPr>
+        <w:t xml:space="preserve">A </w:t>
+      </w:r>
+      <w:r>
+        <w:rPr>
+          <w:b/>
+          <w:bCs/>
+          <w:sz w:val="22"/>
+          <w:szCs w:val="22"/>
+        </w:rPr>
+        <w:t>stock index</w:t>
+      </w:r>
+      <w:r>
+        <w:rPr>
+          <w:sz w:val="22"/>
+          <w:szCs w:val="22"/>
+        </w:rPr>
+        <w:t xml:space="preserve"> is a </w:t>
+      </w:r>
+      <w:r>
+        <w:rPr>
+          <w:b/>
+          <w:bCs/>
+          <w:sz w:val="22"/>
+          <w:szCs w:val="22"/>
+        </w:rPr>
+        <w:t>benchmark</w:t>
+      </w:r>
+      <w:r>
+        <w:rPr>
+          <w:sz w:val="22"/>
+          <w:szCs w:val="22"/>
+        </w:rPr>
+        <w:t xml:space="preserve"> that measures the performance of a group of selected stocks.</w:t>
+      </w:r>
+    </w:p>
+    <w:p>
+      <w:pPr>
+        <w:numPr>
+          <w:ilvl w:val="0"/>
+          <w:numId w:val="45"/>
+        </w:numPr>
+        <w:rPr>
+          <w:sz w:val="22"/>
+          <w:szCs w:val="22"/>
+        </w:rPr>
+      </w:pPr>
+      <w:r>
+        <w:rPr>
+          <w:sz w:val="22"/>
+          <w:szCs w:val="22"/>
+        </w:rPr>
+        <w:t>It gives an idea of how a market/sector is doing without looking at individual stocks.</w:t>
+      </w:r>
+    </w:p>
+    <w:p>
+      <w:pPr>
+        <w:numPr>
+          <w:ilvl w:val="0"/>
+          <w:numId w:val="45"/>
+        </w:numPr>
+        <w:rPr>
+          <w:sz w:val="22"/>
+          <w:szCs w:val="22"/>
+        </w:rPr>
+      </w:pPr>
+      <w:r>
+        <w:rPr>
+          <w:sz w:val="22"/>
+          <w:szCs w:val="22"/>
+        </w:rPr>
+        <w:t xml:space="preserve">Usually made up of </w:t>
+      </w:r>
+      <w:r>
+        <w:rPr>
+          <w:b/>
+          <w:bCs/>
+          <w:sz w:val="22"/>
+          <w:szCs w:val="22"/>
+        </w:rPr>
+        <w:t>large, representative companies</w:t>
+      </w:r>
+      <w:r>
+        <w:rPr>
+          <w:sz w:val="22"/>
+          <w:szCs w:val="22"/>
+        </w:rPr>
+        <w:t>.</w:t>
+      </w:r>
+    </w:p>
+    <w:p>
+      <w:pPr>
+        <w:rPr>
+          <w:sz w:val="22"/>
+          <w:szCs w:val="22"/>
+        </w:rPr>
+      </w:pPr>
+      <w:r>
+        <w:rPr>
+          <w:sz w:val="22"/>
+          <w:szCs w:val="22"/>
+        </w:rPr>
+        <w:t>Q8. Name few Indexes</w:t>
+      </w:r>
+    </w:p>
+    <w:p>
+      <w:pPr>
+        <w:rPr>
+          <w:sz w:val="22"/>
+          <w:szCs w:val="22"/>
+        </w:rPr>
+      </w:pPr>
+      <w:r>
+        <w:rPr>
+          <w:sz w:val="22"/>
+          <w:szCs w:val="22"/>
+        </w:rPr>
+        <w:t>Nifty50, bank Nifty , Nifty healthcare, nifty energy , nifty metal, nifty pharma, nifty auto, nifty IT, sensex</w:t>
+      </w:r>
+    </w:p>
+    <w:p>
+      <w:pPr>
+        <w:rPr>
+          <w:sz w:val="22"/>
+          <w:szCs w:val="22"/>
+        </w:rPr>
+      </w:pPr>
+    </w:p>
+    <w:p>
+      <w:pPr>
+        <w:rPr>
+          <w:sz w:val="22"/>
+          <w:szCs w:val="22"/>
+        </w:rPr>
+      </w:pPr>
+      <w:r>
+        <w:rPr>
+          <w:sz w:val="22"/>
+          <w:szCs w:val="22"/>
+        </w:rPr>
+        <w:t>Q9. What is price of AlgoQuant today?</w:t>
+      </w:r>
+    </w:p>
+    <w:p>
+      <w:pPr>
+        <w:rPr>
+          <w:sz w:val="22"/>
+          <w:szCs w:val="22"/>
+        </w:rPr>
+      </w:pPr>
+      <w:r>
+        <w:rPr>
+          <w:sz w:val="22"/>
+          <w:szCs w:val="22"/>
+        </w:rPr>
+        <w:t>75</w:t>
+      </w:r>
+    </w:p>
+    <w:p>
+      <w:pPr>
+        <w:rPr>
+          <w:sz w:val="22"/>
+          <w:szCs w:val="22"/>
+        </w:rPr>
+      </w:pPr>
+      <w:r>
+        <w:rPr>
+          <w:sz w:val="22"/>
+          <w:szCs w:val="22"/>
+        </w:rPr>
+        <w:t>Monday there was a 10</w:t>
+      </w:r>
+      <w:r>
+        <w:rPr>
+          <w:sz w:val="22"/>
+          <w:szCs w:val="22"/>
+        </w:rPr>
+        <w:t>-15</w:t>
+      </w:r>
+      <w:r>
+        <w:rPr>
+          <w:sz w:val="22"/>
+          <w:szCs w:val="22"/>
+        </w:rPr>
+        <w:t>% jump from 67 to day high 80 since then it is range bound between 72-78 in this week</w:t>
+      </w:r>
+    </w:p>
+    <w:p>
+      <w:pPr>
+        <w:spacing w:after="0" w:line="240" w:lineRule="auto"/>
+        <w:rPr>
+          <w:b/>
+          <w:bCs/>
+          <w:sz w:val="22"/>
+          <w:szCs w:val="22"/>
+        </w:rPr>
+      </w:pPr>
+      <w:r>
+        <w:rPr>
+          <w:b/>
+          <w:bCs/>
+          <w:sz w:val="22"/>
+          <w:szCs w:val="22"/>
+        </w:rPr>
+        <w:t>Memory Access Related Questions</w:t>
+      </w:r>
+    </w:p>
+    <w:p>
+      <w:pPr>
+        <w:spacing w:after="0" w:line="240" w:lineRule="auto"/>
+        <w:rPr>
+          <w:b/>
+          <w:bCs/>
+          <w:sz w:val="22"/>
+          <w:szCs w:val="22"/>
+        </w:rPr>
+      </w:pPr>
+      <w:r>
+        <w:rPr>
+          <w:b/>
+          <w:bCs/>
+          <w:sz w:val="22"/>
+          <w:szCs w:val="22"/>
+        </w:rPr>
+        <w:t>1. What is Cache?</w:t>
+      </w:r>
+    </w:p>
+    <w:p>
+      <w:pPr>
+        <w:numPr>
+          <w:ilvl w:val="0"/>
+          <w:numId w:val="43"/>
+        </w:numPr>
+        <w:spacing w:after="0" w:line="240" w:lineRule="auto"/>
+        <w:rPr>
+          <w:sz w:val="22"/>
+          <w:szCs w:val="22"/>
+        </w:rPr>
+      </w:pPr>
+      <w:r>
+        <w:rPr>
+          <w:sz w:val="22"/>
+          <w:szCs w:val="22"/>
+        </w:rPr>
+        <w:t>Cache = small, very fast memory located inside/close to the CPU.</w:t>
+      </w:r>
+    </w:p>
+    <w:p>
+      <w:pPr>
+        <w:numPr>
+          <w:ilvl w:val="0"/>
+          <w:numId w:val="43"/>
+        </w:numPr>
+        <w:spacing w:after="0" w:line="240" w:lineRule="auto"/>
+        <w:rPr>
+          <w:sz w:val="22"/>
+          <w:szCs w:val="22"/>
+        </w:rPr>
+      </w:pPr>
+      <w:r>
+        <w:rPr>
+          <w:sz w:val="22"/>
+          <w:szCs w:val="22"/>
+        </w:rPr>
+        <w:t>It stores copies of frequently accessed data from main memory (RAM).</w:t>
+      </w:r>
+    </w:p>
+    <w:p>
+      <w:pPr>
+        <w:numPr>
+          <w:ilvl w:val="0"/>
+          <w:numId w:val="43"/>
+        </w:numPr>
+        <w:spacing w:after="0" w:line="240" w:lineRule="auto"/>
+        <w:rPr>
+          <w:sz w:val="22"/>
+          <w:szCs w:val="22"/>
+        </w:rPr>
+      </w:pPr>
+      <w:r>
+        <w:rPr>
+          <w:sz w:val="22"/>
+          <w:szCs w:val="22"/>
+        </w:rPr>
+        <w:t>Levels: L1 (fastest, smallest) → L2 → L3 (largest, slower).</w:t>
+      </w:r>
+    </w:p>
+    <w:p>
+      <w:pPr>
+        <w:spacing w:after="0" w:line="240" w:lineRule="auto"/>
+        <w:ind w:left="720"/>
+        <w:rPr>
+          <w:sz w:val="22"/>
+          <w:szCs w:val="22"/>
+        </w:rPr>
+      </w:pPr>
+    </w:p>
+    <w:p>
+      <w:pPr>
+        <w:spacing w:after="0" w:line="240" w:lineRule="auto"/>
+        <w:rPr>
+          <w:b/>
+          <w:bCs/>
+          <w:sz w:val="22"/>
+          <w:szCs w:val="22"/>
+        </w:rPr>
+      </w:pPr>
+      <w:r>
+        <w:rPr>
+          <w:b/>
+          <w:bCs/>
+          <w:sz w:val="22"/>
+          <w:szCs w:val="22"/>
+        </w:rPr>
+        <w:t>2. What is Cache Locality?</w:t>
+      </w:r>
+    </w:p>
+    <w:p>
+      <w:pPr>
+        <w:spacing w:after="0" w:line="240" w:lineRule="auto"/>
+        <w:rPr>
+          <w:sz w:val="22"/>
+          <w:szCs w:val="22"/>
+        </w:rPr>
+      </w:pPr>
+      <w:r>
+        <w:rPr>
+          <w:sz w:val="22"/>
+          <w:szCs w:val="22"/>
+        </w:rPr>
+        <w:t>Cache locality = the principle that programs run faster when they access data in memory that is close together. Two types:</w:t>
+      </w:r>
+    </w:p>
+    <w:p>
+      <w:pPr>
+        <w:numPr>
+          <w:ilvl w:val="0"/>
+          <w:numId w:val="44"/>
+        </w:numPr>
+        <w:spacing w:after="0" w:line="240" w:lineRule="auto"/>
+        <w:rPr>
+          <w:sz w:val="22"/>
+          <w:szCs w:val="22"/>
+        </w:rPr>
+      </w:pPr>
+      <w:r>
+        <w:rPr>
+          <w:sz w:val="22"/>
+          <w:szCs w:val="22"/>
+        </w:rPr>
+        <w:t>Spatial Locality</w:t>
+      </w:r>
+    </w:p>
+    <w:p>
+      <w:pPr>
+        <w:numPr>
+          <w:ilvl w:val="1"/>
+          <w:numId w:val="44"/>
+        </w:numPr>
+        <w:spacing w:after="0" w:line="240" w:lineRule="auto"/>
+        <w:rPr>
+          <w:sz w:val="22"/>
+          <w:szCs w:val="22"/>
+        </w:rPr>
+      </w:pPr>
+      <w:r>
+        <w:rPr>
+          <w:sz w:val="22"/>
+          <w:szCs w:val="22"/>
+        </w:rPr>
+        <w:t>If you access arr[0], chances are you’ll soon access arr[1], arr[2], …</w:t>
+      </w:r>
+    </w:p>
+    <w:p>
+      <w:pPr>
+        <w:numPr>
+          <w:ilvl w:val="1"/>
+          <w:numId w:val="44"/>
+        </w:numPr>
+        <w:spacing w:after="0" w:line="240" w:lineRule="auto"/>
+        <w:rPr>
+          <w:sz w:val="22"/>
+          <w:szCs w:val="22"/>
+        </w:rPr>
+      </w:pPr>
+      <w:r>
+        <w:rPr>
+          <w:sz w:val="22"/>
+          <w:szCs w:val="22"/>
+        </w:rPr>
+        <w:t>CPU loads cache lines (typically 64 bytes). So iterating over arrays sequentially is fast.</w:t>
+      </w:r>
+    </w:p>
+    <w:p>
+      <w:pPr>
+        <w:numPr>
+          <w:ilvl w:val="0"/>
+          <w:numId w:val="44"/>
+        </w:numPr>
+        <w:spacing w:after="0" w:line="240" w:lineRule="auto"/>
+        <w:rPr>
+          <w:sz w:val="22"/>
+          <w:szCs w:val="22"/>
+        </w:rPr>
+      </w:pPr>
+      <w:r>
+        <w:rPr>
+          <w:sz w:val="22"/>
+          <w:szCs w:val="22"/>
+        </w:rPr>
+        <w:t>Temporal Locality</w:t>
+      </w:r>
+    </w:p>
+    <w:p>
+      <w:pPr>
+        <w:numPr>
+          <w:ilvl w:val="1"/>
+          <w:numId w:val="44"/>
+        </w:numPr>
+        <w:spacing w:after="0" w:line="240" w:lineRule="auto"/>
+        <w:rPr>
+          <w:sz w:val="22"/>
+          <w:szCs w:val="22"/>
+        </w:rPr>
+      </w:pPr>
+      <w:r>
+        <w:rPr>
+          <w:sz w:val="22"/>
+          <w:szCs w:val="22"/>
+        </w:rPr>
+        <w:t>If you use the same data repeatedly, CPU keeps it in cache.</w:t>
+      </w:r>
+    </w:p>
+    <w:p>
+      <w:pPr>
+        <w:numPr>
+          <w:ilvl w:val="1"/>
+          <w:numId w:val="44"/>
+        </w:numPr>
+        <w:spacing w:after="0" w:line="240" w:lineRule="auto"/>
+        <w:rPr>
+          <w:sz w:val="22"/>
+          <w:szCs w:val="22"/>
+        </w:rPr>
+      </w:pPr>
+      <w:r>
+        <w:rPr>
+          <w:sz w:val="22"/>
+          <w:szCs w:val="22"/>
+        </w:rPr>
+        <w:t>Example: accessing a loop counter repeatedly.</w:t>
+      </w:r>
+    </w:p>
+    <w:p>
+      <w:pPr>
+        <w:rPr>
+          <w:b/>
+          <w:bCs/>
+          <w:sz w:val="22"/>
+          <w:szCs w:val="22"/>
+        </w:rPr>
+      </w:pPr>
     </w:p>
     <w:p>
       <w:pPr>
@@ -9386,6 +9402,123 @@
     </w:lvl>
   </w:abstractNum>
   <w:abstractNum w:abstractNumId="20" w15:restartNumberingAfterBreak="0">
+    <w:nsid w:val="386E05D8"/>
+    <w:multiLevelType w:val="multilevel"/>
+    <w:tmpl w:val="CF02FF2A"/>
+    <w:lvl w:ilvl="0">
+      <w:start w:val="1"/>
+      <w:numFmt w:val="decimal"/>
+      <w:lvlText w:val="%1."/>
+      <w:lvlJc w:val="left"/>
+      <w:pPr>
+        <w:tabs>
+          <w:tab w:val="num" w:pos="720"/>
+        </w:tabs>
+        <w:ind w:left="720" w:hanging="360"/>
+      </w:pPr>
+    </w:lvl>
+    <w:lvl w:ilvl="1">
+      <w:start w:val="1"/>
+      <w:numFmt w:val="bullet"/>
+      <w:lvlText w:val="o"/>
+      <w:lvlJc w:val="left"/>
+      <w:pPr>
+        <w:tabs>
+          <w:tab w:val="num" w:pos="1440"/>
+        </w:tabs>
+        <w:ind w:left="1440" w:hanging="360"/>
+      </w:pPr>
+      <w:rPr>
+        <w:rFonts w:ascii="Courier New" w:hAnsi="Courier New" w:hint="default"/>
+        <w:sz w:val="20"/>
+      </w:rPr>
+    </w:lvl>
+    <w:lvl w:ilvl="2" w:tentative="1">
+      <w:start w:val="1"/>
+      <w:numFmt w:val="decimal"/>
+      <w:lvlText w:val="%3."/>
+      <w:lvlJc w:val="left"/>
+      <w:pPr>
+        <w:tabs>
+          <w:tab w:val="num" w:pos="2160"/>
+        </w:tabs>
+        <w:ind w:left="2160" w:hanging="360"/>
+      </w:pPr>
+    </w:lvl>
+    <w:lvl w:ilvl="3" w:tentative="1">
+      <w:start w:val="1"/>
+      <w:numFmt w:val="decimal"/>
+      <w:lvlText w:val="%4."/>
+      <w:lvlJc w:val="left"/>
+      <w:pPr>
+        <w:tabs>
+          <w:tab w:val="num" w:pos="2880"/>
+        </w:tabs>
+        <w:ind w:left="2880" w:hanging="360"/>
+      </w:pPr>
+    </w:lvl>
+    <w:lvl w:ilvl="4" w:tentative="1">
+      <w:start w:val="1"/>
+      <w:numFmt w:val="decimal"/>
+      <w:lvlText w:val="%5."/>
+      <w:lvlJc w:val="left"/>
+      <w:pPr>
+        <w:tabs>
+          <w:tab w:val="num" w:pos="3600"/>
+        </w:tabs>
+        <w:ind w:left="3600" w:hanging="360"/>
+      </w:pPr>
+    </w:lvl>
+    <w:lvl w:ilvl="5" w:tentative="1">
+      <w:start w:val="1"/>
+      <w:numFmt w:val="decimal"/>
+      <w:lvlText w:val="%6."/>
+      <w:lvlJc w:val="left"/>
+      <w:pPr>
+        <w:tabs>
+          <w:tab w:val="num" w:pos="4320"/>
+        </w:tabs>
+        <w:ind w:left="4320" w:hanging="360"/>
+      </w:pPr>
+    </w:lvl>
+    <w:lvl w:ilvl="6" w:tentative="1">
+      <w:start w:val="1"/>
+      <w:numFmt w:val="decimal"/>
+      <w:lvlText w:val="%7."/>
+      <w:lvlJc w:val="left"/>
+      <w:pPr>
+        <w:tabs>
+          <w:tab w:val="num" w:pos="5040"/>
+        </w:tabs>
+        <w:ind w:left="5040" w:hanging="360"/>
+      </w:pPr>
+    </w:lvl>
+    <w:lvl w:ilvl="7" w:tentative="1">
+      <w:start w:val="1"/>
+      <w:numFmt w:val="decimal"/>
+      <w:lvlText w:val="%8."/>
+      <w:lvlJc w:val="left"/>
+      <w:pPr>
+        <w:tabs>
+          <w:tab w:val="num" w:pos="5760"/>
+        </w:tabs>
+        <w:ind w:left="5760" w:hanging="360"/>
+      </w:pPr>
+    </w:lvl>
+    <w:lvl w:ilvl="8" w:tentative="1">
+      <w:start w:val="1"/>
+      <w:numFmt w:val="decimal"/>
+      <w:lvlText w:val="%9."/>
+      <w:lvlJc w:val="left"/>
+      <w:pPr>
+        <w:tabs>
+          <w:tab w:val="num" w:pos="6480"/>
+        </w:tabs>
+        <w:ind w:left="6480" w:hanging="360"/>
+      </w:pPr>
+    </w:lvl>
+  </w:abstractNum>
+  <w:abstractNum w:abstractNumId="21" w15:restartNumberingAfterBreak="0">
     <w:nsid w:val="386E0A2A"/>
     <w:multiLevelType w:val="multilevel"/>
     <w:tmpl w:val="44BAFD3A"/>
@@ -9534,7 +9667,7 @@
       </w:rPr>
     </w:lvl>
   </w:abstractNum>
-  <w:abstractNum w:abstractNumId="21" w15:restartNumberingAfterBreak="0">
+  <w:abstractNum w:abstractNumId="22" w15:restartNumberingAfterBreak="0">
     <w:nsid w:val="3B7F41FD"/>
     <w:multiLevelType w:val="multilevel"/>
     <w:tmpl w:val="B2FE3250"/>
@@ -9683,7 +9816,7 @@
       </w:rPr>
     </w:lvl>
   </w:abstractNum>
-  <w:abstractNum w:abstractNumId="22" w15:restartNumberingAfterBreak="0">
+  <w:abstractNum w:abstractNumId="23" w15:restartNumberingAfterBreak="0">
     <w:nsid w:val="3D720102"/>
     <w:multiLevelType w:val="multilevel"/>
     <w:tmpl w:val="8C5C3F30"/>
@@ -9832,7 +9965,7 @@
       </w:rPr>
     </w:lvl>
   </w:abstractNum>
-  <w:abstractNum w:abstractNumId="23" w15:restartNumberingAfterBreak="0">
+  <w:abstractNum w:abstractNumId="24" w15:restartNumberingAfterBreak="0">
     <w:nsid w:val="3D727DFA"/>
     <w:multiLevelType w:val="multilevel"/>
     <w:tmpl w:val="67EADBA0"/>
@@ -9981,7 +10114,7 @@
       </w:rPr>
     </w:lvl>
   </w:abstractNum>
-  <w:abstractNum w:abstractNumId="24" w15:restartNumberingAfterBreak="0">
+  <w:abstractNum w:abstractNumId="25" w15:restartNumberingAfterBreak="0">
     <w:nsid w:val="3DF767CD"/>
     <w:multiLevelType w:val="multilevel"/>
     <w:tmpl w:val="C854C5FC"/>
@@ -10130,7 +10263,7 @@
       </w:rPr>
     </w:lvl>
   </w:abstractNum>
-  <w:abstractNum w:abstractNumId="25" w15:restartNumberingAfterBreak="0">
+  <w:abstractNum w:abstractNumId="26" w15:restartNumberingAfterBreak="0">
     <w:nsid w:val="3E772369"/>
     <w:multiLevelType w:val="multilevel"/>
     <w:tmpl w:val="79EA7C2C"/>
@@ -10279,7 +10412,7 @@
       </w:rPr>
     </w:lvl>
   </w:abstractNum>
-  <w:abstractNum w:abstractNumId="26" w15:restartNumberingAfterBreak="0">
+  <w:abstractNum w:abstractNumId="27" w15:restartNumberingAfterBreak="0">
     <w:nsid w:val="3F46199C"/>
     <w:multiLevelType w:val="multilevel"/>
     <w:tmpl w:val="40EE4AF6"/>
@@ -10428,7 +10561,156 @@
       </w:rPr>
     </w:lvl>
   </w:abstractNum>
-  <w:abstractNum w:abstractNumId="27" w15:restartNumberingAfterBreak="0">
+  <w:abstractNum w:abstractNumId="28" w15:restartNumberingAfterBreak="0">
+    <w:nsid w:val="49FB6783"/>
+    <w:multiLevelType w:val="multilevel"/>
+    <w:tmpl w:val="BB96EAB4"/>
+    <w:lvl w:ilvl="0">
+      <w:start w:val="1"/>
+      <w:numFmt w:val="bullet"/>
+      <w:lvlText w:val=""/>
+      <w:lvlJc w:val="left"/>
+      <w:pPr>
+        <w:tabs>
+          <w:tab w:val="num" w:pos="720"/>
+        </w:tabs>
+        <w:ind w:left="720" w:hanging="360"/>
+      </w:pPr>
+      <w:rPr>
+        <w:rFonts w:ascii="Symbol" w:hAnsi="Symbol" w:hint="default"/>
+        <w:sz w:val="20"/>
+      </w:rPr>
+    </w:lvl>
+    <w:lvl w:ilvl="1" w:tentative="1">
+      <w:start w:val="1"/>
+      <w:numFmt w:val="bullet"/>
+      <w:lvlText w:val="o"/>
+      <w:lvlJc w:val="left"/>
+      <w:pPr>
+        <w:tabs>
+          <w:tab w:val="num" w:pos="1440"/>
+        </w:tabs>
+        <w:ind w:left="1440" w:hanging="360"/>
+      </w:pPr>
+      <w:rPr>
+        <w:rFonts w:ascii="Courier New" w:hAnsi="Courier New" w:hint="default"/>
+        <w:sz w:val="20"/>
+      </w:rPr>
+    </w:lvl>
+    <w:lvl w:ilvl="2" w:tentative="1">
+      <w:start w:val="1"/>
+      <w:numFmt w:val="bullet"/>
+      <w:lvlText w:val=""/>
+      <w:lvlJc w:val="left"/>
+      <w:pPr>
+        <w:tabs>
+          <w:tab w:val="num" w:pos="2160"/>
+        </w:tabs>
+        <w:ind w:left="2160" w:hanging="360"/>
+      </w:pPr>
+      <w:rPr>
+        <w:rFonts w:ascii="Wingdings" w:hAnsi="Wingdings" w:hint="default"/>
+        <w:sz w:val="20"/>
+      </w:rPr>
+    </w:lvl>
+    <w:lvl w:ilvl="3" w:tentative="1">
+      <w:start w:val="1"/>
+      <w:numFmt w:val="bullet"/>
+      <w:lvlText w:val=""/>
+      <w:lvlJc w:val="left"/>
+      <w:pPr>
+        <w:tabs>
+          <w:tab w:val="num" w:pos="2880"/>
+        </w:tabs>
+        <w:ind w:left="2880" w:hanging="360"/>
+      </w:pPr>
+      <w:rPr>
+        <w:rFonts w:ascii="Wingdings" w:hAnsi="Wingdings" w:hint="default"/>
+        <w:sz w:val="20"/>
+      </w:rPr>
+    </w:lvl>
+    <w:lvl w:ilvl="4" w:tentative="1">
+      <w:start w:val="1"/>
+      <w:numFmt w:val="bullet"/>
+      <w:lvlText w:val=""/>
+      <w:lvlJc w:val="left"/>
+      <w:pPr>
+        <w:tabs>
+          <w:tab w:val="num" w:pos="3600"/>
+        </w:tabs>
+        <w:ind w:left="3600" w:hanging="360"/>
+      </w:pPr>
+      <w:rPr>
+        <w:rFonts w:ascii="Wingdings" w:hAnsi="Wingdings" w:hint="default"/>
+        <w:sz w:val="20"/>
+      </w:rPr>
+    </w:lvl>
+    <w:lvl w:ilvl="5" w:tentative="1">
+      <w:start w:val="1"/>
+      <w:numFmt w:val="bullet"/>
+      <w:lvlText w:val=""/>
+      <w:lvlJc w:val="left"/>
+      <w:pPr>
+        <w:tabs>
+          <w:tab w:val="num" w:pos="4320"/>
+        </w:tabs>
+        <w:ind w:left="4320" w:hanging="360"/>
+      </w:pPr>
+      <w:rPr>
+        <w:rFonts w:ascii="Wingdings" w:hAnsi="Wingdings" w:hint="default"/>
+        <w:sz w:val="20"/>
+      </w:rPr>
+    </w:lvl>
+    <w:lvl w:ilvl="6" w:tentative="1">
+      <w:start w:val="1"/>
+      <w:numFmt w:val="bullet"/>
+      <w:lvlText w:val=""/>
+      <w:lvlJc w:val="left"/>
+      <w:pPr>
+        <w:tabs>
+          <w:tab w:val="num" w:pos="5040"/>
+        </w:tabs>
+        <w:ind w:left="5040" w:hanging="360"/>
+      </w:pPr>
+      <w:rPr>
+        <w:rFonts w:ascii="Wingdings" w:hAnsi="Wingdings" w:hint="default"/>
+        <w:sz w:val="20"/>
+      </w:rPr>
+    </w:lvl>
+    <w:lvl w:ilvl="7" w:tentative="1">
+      <w:start w:val="1"/>
+      <w:numFmt w:val="bullet"/>
+      <w:lvlText w:val=""/>
+      <w:lvlJc w:val="left"/>
+      <w:pPr>
+        <w:tabs>
+          <w:tab w:val="num" w:pos="5760"/>
+        </w:tabs>
+        <w:ind w:left="5760" w:hanging="360"/>
+      </w:pPr>
+      <w:rPr>
+        <w:rFonts w:ascii="Wingdings" w:hAnsi="Wingdings" w:hint="default"/>
+        <w:sz w:val="20"/>
+      </w:rPr>
+    </w:lvl>
+    <w:lvl w:ilvl="8" w:tentative="1">
+      <w:start w:val="1"/>
+      <w:numFmt w:val="bullet"/>
+      <w:lvlText w:val=""/>
+      <w:lvlJc w:val="left"/>
+      <w:pPr>
+        <w:tabs>
+          <w:tab w:val="num" w:pos="6480"/>
+        </w:tabs>
+        <w:ind w:left="6480" w:hanging="360"/>
+      </w:pPr>
+      <w:rPr>
+        <w:rFonts w:ascii="Wingdings" w:hAnsi="Wingdings" w:hint="default"/>
+        <w:sz w:val="20"/>
+      </w:rPr>
+    </w:lvl>
+  </w:abstractNum>
+  <w:abstractNum w:abstractNumId="29" w15:restartNumberingAfterBreak="0">
     <w:nsid w:val="4D9B018E"/>
     <w:multiLevelType w:val="multilevel"/>
     <w:tmpl w:val="A1F85514"/>
@@ -10577,7 +10859,7 @@
       </w:rPr>
     </w:lvl>
   </w:abstractNum>
-  <w:abstractNum w:abstractNumId="28" w15:restartNumberingAfterBreak="0">
+  <w:abstractNum w:abstractNumId="30" w15:restartNumberingAfterBreak="0">
     <w:nsid w:val="501D2B9C"/>
     <w:multiLevelType w:val="multilevel"/>
     <w:tmpl w:val="843A34BE"/>
@@ -10726,7 +11008,7 @@
       </w:rPr>
     </w:lvl>
   </w:abstractNum>
-  <w:abstractNum w:abstractNumId="29" w15:restartNumberingAfterBreak="0">
+  <w:abstractNum w:abstractNumId="31" w15:restartNumberingAfterBreak="0">
     <w:nsid w:val="524B5D13"/>
     <w:multiLevelType w:val="multilevel"/>
     <w:tmpl w:val="E1787D1E"/>
@@ -10875,7 +11157,7 @@
       </w:rPr>
     </w:lvl>
   </w:abstractNum>
-  <w:abstractNum w:abstractNumId="30" w15:restartNumberingAfterBreak="0">
+  <w:abstractNum w:abstractNumId="32" w15:restartNumberingAfterBreak="0">
     <w:nsid w:val="5A07093A"/>
     <w:multiLevelType w:val="multilevel"/>
     <w:tmpl w:val="555E910A"/>
@@ -11024,7 +11306,7 @@
       </w:rPr>
     </w:lvl>
   </w:abstractNum>
-  <w:abstractNum w:abstractNumId="31" w15:restartNumberingAfterBreak="0">
+  <w:abstractNum w:abstractNumId="33" w15:restartNumberingAfterBreak="0">
     <w:nsid w:val="62B216C3"/>
     <w:multiLevelType w:val="multilevel"/>
     <w:tmpl w:val="CDD01FC6"/>
@@ -11173,7 +11455,7 @@
       </w:rPr>
     </w:lvl>
   </w:abstractNum>
-  <w:abstractNum w:abstractNumId="32" w15:restartNumberingAfterBreak="0">
+  <w:abstractNum w:abstractNumId="34" w15:restartNumberingAfterBreak="0">
     <w:nsid w:val="63200E8B"/>
     <w:multiLevelType w:val="multilevel"/>
     <w:tmpl w:val="5FD49B4A"/>
@@ -11322,7 +11604,7 @@
       </w:rPr>
     </w:lvl>
   </w:abstractNum>
-  <w:abstractNum w:abstractNumId="33" w15:restartNumberingAfterBreak="0">
+  <w:abstractNum w:abstractNumId="35" w15:restartNumberingAfterBreak="0">
     <w:nsid w:val="64AC741F"/>
     <w:multiLevelType w:val="multilevel"/>
     <w:tmpl w:val="2CEA5334"/>
@@ -11471,7 +11753,7 @@
       </w:rPr>
     </w:lvl>
   </w:abstractNum>
-  <w:abstractNum w:abstractNumId="34" w15:restartNumberingAfterBreak="0">
+  <w:abstractNum w:abstractNumId="36" w15:restartNumberingAfterBreak="0">
     <w:nsid w:val="657338D0"/>
     <w:multiLevelType w:val="multilevel"/>
     <w:tmpl w:val="6E7AA62E"/>
@@ -11620,7 +11902,7 @@
       </w:rPr>
     </w:lvl>
   </w:abstractNum>
-  <w:abstractNum w:abstractNumId="35" w15:restartNumberingAfterBreak="0">
+  <w:abstractNum w:abstractNumId="37" w15:restartNumberingAfterBreak="0">
     <w:nsid w:val="685D75C6"/>
     <w:multiLevelType w:val="multilevel"/>
     <w:tmpl w:val="0D9C61BE"/>
@@ -11769,7 +12051,7 @@
       </w:rPr>
     </w:lvl>
   </w:abstractNum>
-  <w:abstractNum w:abstractNumId="36" w15:restartNumberingAfterBreak="0">
+  <w:abstractNum w:abstractNumId="38" w15:restartNumberingAfterBreak="0">
     <w:nsid w:val="695476EC"/>
     <w:multiLevelType w:val="multilevel"/>
     <w:tmpl w:val="1D7EC18A"/>
@@ -11918,7 +12200,7 @@
       </w:rPr>
     </w:lvl>
   </w:abstractNum>
-  <w:abstractNum w:abstractNumId="37" w15:restartNumberingAfterBreak="0">
+  <w:abstractNum w:abstractNumId="39" w15:restartNumberingAfterBreak="0">
     <w:nsid w:val="6A7550F1"/>
     <w:multiLevelType w:val="multilevel"/>
     <w:tmpl w:val="EBE40842"/>
@@ -12067,7 +12349,7 @@
       </w:rPr>
     </w:lvl>
   </w:abstractNum>
-  <w:abstractNum w:abstractNumId="38" w15:restartNumberingAfterBreak="0">
+  <w:abstractNum w:abstractNumId="40" w15:restartNumberingAfterBreak="0">
     <w:nsid w:val="6E1266F1"/>
     <w:multiLevelType w:val="multilevel"/>
     <w:tmpl w:val="ED08CADE"/>
@@ -12216,7 +12498,156 @@
       </w:rPr>
     </w:lvl>
   </w:abstractNum>
-  <w:abstractNum w:abstractNumId="39" w15:restartNumberingAfterBreak="0">
+  <w:abstractNum w:abstractNumId="41" w15:restartNumberingAfterBreak="0">
+    <w:nsid w:val="751048E9"/>
+    <w:multiLevelType w:val="multilevel"/>
+    <w:tmpl w:val="D2303122"/>
+    <w:lvl w:ilvl="0">
+      <w:start w:val="1"/>
+      <w:numFmt w:val="bullet"/>
+      <w:lvlText w:val=""/>
+      <w:lvlJc w:val="left"/>
+      <w:pPr>
+        <w:tabs>
+          <w:tab w:val="num" w:pos="720"/>
+        </w:tabs>
+        <w:ind w:left="720" w:hanging="360"/>
+      </w:pPr>
+      <w:rPr>
+        <w:rFonts w:ascii="Symbol" w:hAnsi="Symbol" w:hint="default"/>
+        <w:sz w:val="20"/>
+      </w:rPr>
+    </w:lvl>
+    <w:lvl w:ilvl="1" w:tentative="1">
+      <w:start w:val="1"/>
+      <w:numFmt w:val="bullet"/>
+      <w:lvlText w:val="o"/>
+      <w:lvlJc w:val="left"/>
+      <w:pPr>
+        <w:tabs>
+          <w:tab w:val="num" w:pos="1440"/>
+        </w:tabs>
+        <w:ind w:left="1440" w:hanging="360"/>
+      </w:pPr>
+      <w:rPr>
+        <w:rFonts w:ascii="Courier New" w:hAnsi="Courier New" w:hint="default"/>
+        <w:sz w:val="20"/>
+      </w:rPr>
+    </w:lvl>
+    <w:lvl w:ilvl="2" w:tentative="1">
+      <w:start w:val="1"/>
+      <w:numFmt w:val="bullet"/>
+      <w:lvlText w:val=""/>
+      <w:lvlJc w:val="left"/>
+      <w:pPr>
+        <w:tabs>
+          <w:tab w:val="num" w:pos="2160"/>
+        </w:tabs>
+        <w:ind w:left="2160" w:hanging="360"/>
+      </w:pPr>
+      <w:rPr>
+        <w:rFonts w:ascii="Wingdings" w:hAnsi="Wingdings" w:hint="default"/>
+        <w:sz w:val="20"/>
+      </w:rPr>
+    </w:lvl>
+    <w:lvl w:ilvl="3" w:tentative="1">
+      <w:start w:val="1"/>
+      <w:numFmt w:val="bullet"/>
+      <w:lvlText w:val=""/>
+      <w:lvlJc w:val="left"/>
+      <w:pPr>
+        <w:tabs>
+          <w:tab w:val="num" w:pos="2880"/>
+        </w:tabs>
+        <w:ind w:left="2880" w:hanging="360"/>
+      </w:pPr>
+      <w:rPr>
+        <w:rFonts w:ascii="Wingdings" w:hAnsi="Wingdings" w:hint="default"/>
+        <w:sz w:val="20"/>
+      </w:rPr>
+    </w:lvl>
+    <w:lvl w:ilvl="4" w:tentative="1">
+      <w:start w:val="1"/>
+      <w:numFmt w:val="bullet"/>
+      <w:lvlText w:val=""/>
+      <w:lvlJc w:val="left"/>
+      <w:pPr>
+        <w:tabs>
+          <w:tab w:val="num" w:pos="3600"/>
+        </w:tabs>
+        <w:ind w:left="3600" w:hanging="360"/>
+      </w:pPr>
+      <w:rPr>
+        <w:rFonts w:ascii="Wingdings" w:hAnsi="Wingdings" w:hint="default"/>
+        <w:sz w:val="20"/>
+      </w:rPr>
+    </w:lvl>
+    <w:lvl w:ilvl="5" w:tentative="1">
+      <w:start w:val="1"/>
+      <w:numFmt w:val="bullet"/>
+      <w:lvlText w:val=""/>
+      <w:lvlJc w:val="left"/>
+      <w:pPr>
+        <w:tabs>
+          <w:tab w:val="num" w:pos="4320"/>
+        </w:tabs>
+        <w:ind w:left="4320" w:hanging="360"/>
+      </w:pPr>
+      <w:rPr>
+        <w:rFonts w:ascii="Wingdings" w:hAnsi="Wingdings" w:hint="default"/>
+        <w:sz w:val="20"/>
+      </w:rPr>
+    </w:lvl>
+    <w:lvl w:ilvl="6" w:tentative="1">
+      <w:start w:val="1"/>
+      <w:numFmt w:val="bullet"/>
+      <w:lvlText w:val=""/>
+      <w:lvlJc w:val="left"/>
+      <w:pPr>
+        <w:tabs>
+          <w:tab w:val="num" w:pos="5040"/>
+        </w:tabs>
+        <w:ind w:left="5040" w:hanging="360"/>
+      </w:pPr>
+      <w:rPr>
+        <w:rFonts w:ascii="Wingdings" w:hAnsi="Wingdings" w:hint="default"/>
+        <w:sz w:val="20"/>
+      </w:rPr>
+    </w:lvl>
+    <w:lvl w:ilvl="7" w:tentative="1">
+      <w:start w:val="1"/>
+      <w:numFmt w:val="bullet"/>
+      <w:lvlText w:val=""/>
+      <w:lvlJc w:val="left"/>
+      <w:pPr>
+        <w:tabs>
+          <w:tab w:val="num" w:pos="5760"/>
+        </w:tabs>
+        <w:ind w:left="5760" w:hanging="360"/>
+      </w:pPr>
+      <w:rPr>
+        <w:rFonts w:ascii="Wingdings" w:hAnsi="Wingdings" w:hint="default"/>
+        <w:sz w:val="20"/>
+      </w:rPr>
+    </w:lvl>
+    <w:lvl w:ilvl="8" w:tentative="1">
+      <w:start w:val="1"/>
+      <w:numFmt w:val="bullet"/>
+      <w:lvlText w:val=""/>
+      <w:lvlJc w:val="left"/>
+      <w:pPr>
+        <w:tabs>
+          <w:tab w:val="num" w:pos="6480"/>
+        </w:tabs>
+        <w:ind w:left="6480" w:hanging="360"/>
+      </w:pPr>
+      <w:rPr>
+        <w:rFonts w:ascii="Wingdings" w:hAnsi="Wingdings" w:hint="default"/>
+        <w:sz w:val="20"/>
+      </w:rPr>
+    </w:lvl>
+  </w:abstractNum>
+  <w:abstractNum w:abstractNumId="42" w15:restartNumberingAfterBreak="0">
     <w:nsid w:val="7B6A560D"/>
     <w:multiLevelType w:val="multilevel"/>
     <w:tmpl w:val="DB04BA7C"/>
@@ -12365,7 +12796,7 @@
       </w:rPr>
     </w:lvl>
   </w:abstractNum>
-  <w:abstractNum w:abstractNumId="40" w15:restartNumberingAfterBreak="0">
+  <w:abstractNum w:abstractNumId="43" w15:restartNumberingAfterBreak="0">
     <w:nsid w:val="7E096413"/>
     <w:multiLevelType w:val="multilevel"/>
     <w:tmpl w:val="0AEAF712"/>
@@ -12514,7 +12945,7 @@
       </w:rPr>
     </w:lvl>
   </w:abstractNum>
-  <w:abstractNum w:abstractNumId="41" w15:restartNumberingAfterBreak="0">
+  <w:abstractNum w:abstractNumId="44" w15:restartNumberingAfterBreak="0">
     <w:nsid w:val="7E3637C9"/>
     <w:multiLevelType w:val="multilevel"/>
     <w:tmpl w:val="9C04C70C"/>
@@ -12670,13 +13101,13 @@
     <w:abstractNumId w:val="9"/>
   </w:num>
   <w:num w:numId="3" w16cid:durableId="1004624050">
-    <w:abstractNumId w:val="31"/>
+    <w:abstractNumId w:val="33"/>
   </w:num>
   <w:num w:numId="4" w16cid:durableId="1659578441">
-    <w:abstractNumId w:val="28"/>
+    <w:abstractNumId w:val="30"/>
   </w:num>
   <w:num w:numId="5" w16cid:durableId="994410401">
-    <w:abstractNumId w:val="33"/>
+    <w:abstractNumId w:val="35"/>
   </w:num>
   <w:num w:numId="6" w16cid:durableId="685063867">
     <w:abstractNumId w:val="11"/>
@@ -12685,25 +13116,25 @@
     <w:abstractNumId w:val="7"/>
   </w:num>
   <w:num w:numId="8" w16cid:durableId="1603486468">
-    <w:abstractNumId w:val="30"/>
+    <w:abstractNumId w:val="32"/>
   </w:num>
   <w:num w:numId="9" w16cid:durableId="182940692">
-    <w:abstractNumId w:val="37"/>
+    <w:abstractNumId w:val="39"/>
   </w:num>
   <w:num w:numId="10" w16cid:durableId="522788650">
-    <w:abstractNumId w:val="27"/>
+    <w:abstractNumId w:val="29"/>
   </w:num>
   <w:num w:numId="11" w16cid:durableId="766314441">
-    <w:abstractNumId w:val="20"/>
+    <w:abstractNumId w:val="21"/>
   </w:num>
   <w:num w:numId="12" w16cid:durableId="1443763726">
-    <w:abstractNumId w:val="21"/>
+    <w:abstractNumId w:val="22"/>
   </w:num>
   <w:num w:numId="13" w16cid:durableId="411397139">
-    <w:abstractNumId w:val="23"/>
+    <w:abstractNumId w:val="24"/>
   </w:num>
   <w:num w:numId="14" w16cid:durableId="104621623">
-    <w:abstractNumId w:val="25"/>
+    <w:abstractNumId w:val="26"/>
   </w:num>
   <w:num w:numId="15" w16cid:durableId="331181325">
     <w:abstractNumId w:val="4"/>
@@ -12727,7 +13158,7 @@
     <w:abstractNumId w:val="18"/>
   </w:num>
   <w:num w:numId="22" w16cid:durableId="91321172">
-    <w:abstractNumId w:val="35"/>
+    <w:abstractNumId w:val="37"/>
   </w:num>
   <w:num w:numId="23" w16cid:durableId="450242904">
     <w:abstractNumId w:val="0"/>
@@ -12736,34 +13167,34 @@
     <w:abstractNumId w:val="2"/>
   </w:num>
   <w:num w:numId="25" w16cid:durableId="192153437">
-    <w:abstractNumId w:val="40"/>
+    <w:abstractNumId w:val="43"/>
   </w:num>
   <w:num w:numId="26" w16cid:durableId="1308780719">
     <w:abstractNumId w:val="6"/>
   </w:num>
   <w:num w:numId="27" w16cid:durableId="454180092">
-    <w:abstractNumId w:val="38"/>
+    <w:abstractNumId w:val="40"/>
   </w:num>
   <w:num w:numId="28" w16cid:durableId="859204076">
-    <w:abstractNumId w:val="22"/>
+    <w:abstractNumId w:val="23"/>
   </w:num>
   <w:num w:numId="29" w16cid:durableId="1130125250">
-    <w:abstractNumId w:val="29"/>
+    <w:abstractNumId w:val="31"/>
   </w:num>
   <w:num w:numId="30" w16cid:durableId="880367300">
     <w:abstractNumId w:val="14"/>
   </w:num>
   <w:num w:numId="31" w16cid:durableId="409079360">
-    <w:abstractNumId w:val="26"/>
+    <w:abstractNumId w:val="27"/>
   </w:num>
   <w:num w:numId="32" w16cid:durableId="1567178258">
-    <w:abstractNumId w:val="34"/>
+    <w:abstractNumId w:val="36"/>
   </w:num>
   <w:num w:numId="33" w16cid:durableId="1396584633">
-    <w:abstractNumId w:val="41"/>
+    <w:abstractNumId w:val="44"/>
   </w:num>
   <w:num w:numId="34" w16cid:durableId="1830629846">
-    <w:abstractNumId w:val="32"/>
+    <w:abstractNumId w:val="34"/>
   </w:num>
   <w:num w:numId="35" w16cid:durableId="1246955958">
     <w:abstractNumId w:val="16"/>
@@ -12772,7 +13203,7 @@
     <w:abstractNumId w:val="19"/>
   </w:num>
   <w:num w:numId="37" w16cid:durableId="1068381022">
-    <w:abstractNumId w:val="36"/>
+    <w:abstractNumId w:val="38"/>
   </w:num>
   <w:num w:numId="38" w16cid:durableId="1474367560">
     <w:abstractNumId w:val="10"/>
@@ -12781,13 +13212,22 @@
     <w:abstractNumId w:val="15"/>
   </w:num>
   <w:num w:numId="40" w16cid:durableId="1649632119">
-    <w:abstractNumId w:val="39"/>
+    <w:abstractNumId w:val="42"/>
   </w:num>
   <w:num w:numId="41" w16cid:durableId="1868250043">
     <w:abstractNumId w:val="13"/>
   </w:num>
   <w:num w:numId="42" w16cid:durableId="2026327919">
-    <w:abstractNumId w:val="24"/>
+    <w:abstractNumId w:val="25"/>
+  </w:num>
+  <w:num w:numId="43" w16cid:durableId="396172598">
+    <w:abstractNumId w:val="41"/>
+  </w:num>
+  <w:num w:numId="44" w16cid:durableId="1159466818">
+    <w:abstractNumId w:val="20"/>
+  </w:num>
+  <w:num w:numId="45" w16cid:durableId="1267955900">
+    <w:abstractNumId w:val="28"/>
   </w:num>
 </w:numbering>
 </file>
@@ -13393,6 +13833,7 @@
   <w:style w:type="character" w:default="1" w:styleId="DefaultParagraphFont">
     <w:name w:val="Default Paragraph Font"/>
     <w:uiPriority w:val="1"/>
+    <w:semiHidden/>
     <w:unhideWhenUsed/>
   </w:style>
   <w:style w:type="table" w:default="1" w:styleId="TableNormal">
@@ -14048,4 +14489,16 @@
     </a:ext>
   </a:extLst>
 </a:theme>
+</file>
+
+<file path=customXml/item1.xml><?xml version="1.0" encoding="utf-8"?>
+<b:Sources xmlns:b="http://schemas.openxmlformats.org/officeDocument/2006/bibliography" xmlns="http://schemas.openxmlformats.org/officeDocument/2006/bibliography" SelectedStyle="\APASixthEditionOfficeOnline.xsl" StyleName="APA" Version="6"/>
+</file>
+
+<file path=customXml/itemProps1.xml><?xml version="1.0" encoding="utf-8"?>
+<ds:datastoreItem xmlns:ds="http://schemas.openxmlformats.org/officeDocument/2006/customXml" ds:itemID="{D9D62BC8-C418-48CC-9E8B-060A8031F248}">
+  <ds:schemaRefs>
+    <ds:schemaRef ds:uri="http://schemas.openxmlformats.org/officeDocument/2006/bibliography"/>
+  </ds:schemaRefs>
+</ds:datastoreItem>
 </file>